--- a/QSRAC_Blueprint.docx
+++ b/QSRAC_Blueprint.docx
@@ -16,51 +16,42 @@
           <w:b/>
           <w:bCs/>
         </w:rPr>
-        <w:t xml:space="preserve">QSRAC — FINAL BLUEPRINT (PRODUCTION </w:t>
-      </w:r>
-      <w:proofErr w:type="gramStart"/>
-      <w:r>
-        <w:rPr>
-          <w:rFonts w:ascii="Segoe UI Emoji" w:hAnsi="Segoe UI Emoji" w:cs="Segoe UI Emoji"/>
-          <w:b/>
-          <w:bCs/>
-        </w:rPr>
-        <w:t>but YET</w:t>
-      </w:r>
-      <w:proofErr w:type="gramEnd"/>
-      <w:r>
-        <w:rPr>
-          <w:rFonts w:ascii="Segoe UI Emoji" w:hAnsi="Segoe UI Emoji" w:cs="Segoe UI Emoji"/>
-          <w:b/>
-          <w:bCs/>
-        </w:rPr>
-        <w:t xml:space="preserve"> TO BE</w:t>
-      </w:r>
-      <w:r>
-        <w:rPr>
-          <w:rFonts w:ascii="Segoe UI Emoji" w:hAnsi="Segoe UI Emoji" w:cs="Segoe UI Emoji"/>
-          <w:b/>
-          <w:bCs/>
-        </w:rPr>
-        <w:t xml:space="preserve"> VERIFIED)</w:t>
-      </w:r>
-    </w:p>
-    <w:p>
-      <w:pPr>
-        <w:rPr>
-          <w:rFonts w:ascii="Segoe UI Emoji" w:hAnsi="Segoe UI Emoji" w:cs="Segoe UI Emoji"/>
-          <w:b/>
-          <w:bCs/>
-        </w:rPr>
-      </w:pPr>
-      <w:r>
-        <w:rPr>
-          <w:rFonts w:ascii="Segoe UI Emoji" w:hAnsi="Segoe UI Emoji" w:cs="Segoe UI Emoji"/>
-          <w:b/>
-          <w:bCs/>
-        </w:rPr>
-        <w:pict w14:anchorId="08E416FA">
-          <v:rect id="_x0000_i1377" style="width:0;height:1.5pt" o:hralign="center" o:hrstd="t" o:hr="t" fillcolor="#a0a0a0" stroked="f"/>
+        <w:t>🚀 QSRAC —BLUEPRINT</w:t>
+      </w:r>
+    </w:p>
+    <w:p>
+      <w:pPr>
+        <w:rPr>
+          <w:rFonts w:ascii="Segoe UI Emoji" w:hAnsi="Segoe UI Emoji" w:cs="Segoe UI Emoji"/>
+          <w:b/>
+          <w:bCs/>
+        </w:rPr>
+      </w:pPr>
+      <w:r>
+        <w:rPr>
+          <w:rFonts w:ascii="Segoe UI Emoji" w:hAnsi="Segoe UI Emoji" w:cs="Segoe UI Emoji"/>
+          <w:b/>
+          <w:bCs/>
+        </w:rPr>
+        <w:t>Secure Prototype — Core Mechanisms Verified, Full Validation Pending</w:t>
+      </w:r>
+    </w:p>
+    <w:p>
+      <w:pPr>
+        <w:rPr>
+          <w:rFonts w:ascii="Segoe UI Emoji" w:hAnsi="Segoe UI Emoji" w:cs="Segoe UI Emoji"/>
+          <w:b/>
+          <w:bCs/>
+        </w:rPr>
+      </w:pPr>
+      <w:r>
+        <w:rPr>
+          <w:rFonts w:ascii="Segoe UI Emoji" w:hAnsi="Segoe UI Emoji" w:cs="Segoe UI Emoji"/>
+          <w:b/>
+          <w:bCs/>
+        </w:rPr>
+        <w:pict w14:anchorId="64C016BD">
+          <v:rect id="_x0000_i1025" style="width:0;height:1.5pt" o:hralign="center" o:hrstd="t" o:hr="t" fillcolor="#a0a0a0" stroked="f"/>
         </w:pict>
       </w:r>
     </w:p>
@@ -155,7 +146,7 @@
       <w:pPr>
         <w:numPr>
           <w:ilvl w:val="0"/>
-          <w:numId w:val="21"/>
+          <w:numId w:val="42"/>
         </w:numPr>
         <w:rPr>
           <w:rFonts w:ascii="Segoe UI Emoji" w:hAnsi="Segoe UI Emoji" w:cs="Segoe UI Emoji"/>
@@ -176,7 +167,7 @@
       <w:pPr>
         <w:numPr>
           <w:ilvl w:val="0"/>
-          <w:numId w:val="21"/>
+          <w:numId w:val="42"/>
         </w:numPr>
         <w:rPr>
           <w:rFonts w:ascii="Segoe UI Emoji" w:hAnsi="Segoe UI Emoji" w:cs="Segoe UI Emoji"/>
@@ -197,7 +188,7 @@
       <w:pPr>
         <w:numPr>
           <w:ilvl w:val="0"/>
-          <w:numId w:val="21"/>
+          <w:numId w:val="42"/>
         </w:numPr>
         <w:rPr>
           <w:rFonts w:ascii="Segoe UI Emoji" w:hAnsi="Segoe UI Emoji" w:cs="Segoe UI Emoji"/>
@@ -235,7 +226,7 @@
       <w:pPr>
         <w:numPr>
           <w:ilvl w:val="0"/>
-          <w:numId w:val="22"/>
+          <w:numId w:val="43"/>
         </w:numPr>
         <w:rPr>
           <w:rFonts w:ascii="Segoe UI Emoji" w:hAnsi="Segoe UI Emoji" w:cs="Segoe UI Emoji"/>
@@ -256,7 +247,7 @@
       <w:pPr>
         <w:numPr>
           <w:ilvl w:val="0"/>
-          <w:numId w:val="22"/>
+          <w:numId w:val="43"/>
         </w:numPr>
         <w:rPr>
           <w:rFonts w:ascii="Segoe UI Emoji" w:hAnsi="Segoe UI Emoji" w:cs="Segoe UI Emoji"/>
@@ -277,7 +268,7 @@
       <w:pPr>
         <w:numPr>
           <w:ilvl w:val="0"/>
-          <w:numId w:val="22"/>
+          <w:numId w:val="43"/>
         </w:numPr>
         <w:rPr>
           <w:rFonts w:ascii="Segoe UI Emoji" w:hAnsi="Segoe UI Emoji" w:cs="Segoe UI Emoji"/>
@@ -308,8 +299,8 @@
           <w:b/>
           <w:bCs/>
         </w:rPr>
-        <w:pict w14:anchorId="31523782">
-          <v:rect id="_x0000_i1378" style="width:0;height:1.5pt" o:hralign="center" o:hrstd="t" o:hr="t" fillcolor="#a0a0a0" stroked="f"/>
+        <w:pict w14:anchorId="383545B3">
+          <v:rect id="_x0000_i1026" style="width:0;height:1.5pt" o:hralign="center" o:hrstd="t" o:hr="t" fillcolor="#a0a0a0" stroked="f"/>
         </w:pict>
       </w:r>
     </w:p>
@@ -387,8 +378,8 @@
           <w:b/>
           <w:bCs/>
         </w:rPr>
-        <w:pict w14:anchorId="3A284307">
-          <v:rect id="_x0000_i1379" style="width:0;height:1.5pt" o:hralign="center" o:hrstd="t" o:hr="t" fillcolor="#a0a0a0" stroked="f"/>
+        <w:pict w14:anchorId="6EBFB339">
+          <v:rect id="_x0000_i1027" style="width:0;height:1.5pt" o:hralign="center" o:hrstd="t" o:hr="t" fillcolor="#a0a0a0" stroked="f"/>
         </w:pict>
       </w:r>
     </w:p>
@@ -413,7 +404,7 @@
       <w:pPr>
         <w:numPr>
           <w:ilvl w:val="0"/>
-          <w:numId w:val="23"/>
+          <w:numId w:val="44"/>
         </w:numPr>
         <w:rPr>
           <w:rFonts w:ascii="Segoe UI Emoji" w:hAnsi="Segoe UI Emoji" w:cs="Segoe UI Emoji"/>
@@ -434,7 +425,7 @@
       <w:pPr>
         <w:numPr>
           <w:ilvl w:val="0"/>
-          <w:numId w:val="23"/>
+          <w:numId w:val="44"/>
         </w:numPr>
         <w:rPr>
           <w:rFonts w:ascii="Segoe UI Emoji" w:hAnsi="Segoe UI Emoji" w:cs="Segoe UI Emoji"/>
@@ -455,7 +446,7 @@
       <w:pPr>
         <w:numPr>
           <w:ilvl w:val="0"/>
-          <w:numId w:val="23"/>
+          <w:numId w:val="44"/>
         </w:numPr>
         <w:rPr>
           <w:rFonts w:ascii="Segoe UI Emoji" w:hAnsi="Segoe UI Emoji" w:cs="Segoe UI Emoji"/>
@@ -476,7 +467,7 @@
       <w:pPr>
         <w:numPr>
           <w:ilvl w:val="0"/>
-          <w:numId w:val="23"/>
+          <w:numId w:val="44"/>
         </w:numPr>
         <w:rPr>
           <w:rFonts w:ascii="Segoe UI Emoji" w:hAnsi="Segoe UI Emoji" w:cs="Segoe UI Emoji"/>
@@ -497,7 +488,7 @@
       <w:pPr>
         <w:numPr>
           <w:ilvl w:val="0"/>
-          <w:numId w:val="23"/>
+          <w:numId w:val="44"/>
         </w:numPr>
         <w:rPr>
           <w:rFonts w:ascii="Segoe UI Emoji" w:hAnsi="Segoe UI Emoji" w:cs="Segoe UI Emoji"/>
@@ -511,26 +502,26 @@
           <w:b/>
           <w:bCs/>
         </w:rPr>
-        <w:t>Calibrated trust decay + MFA repair loop</w:t>
-      </w:r>
-    </w:p>
-    <w:p>
-      <w:pPr>
-        <w:rPr>
-          <w:rFonts w:ascii="Segoe UI Emoji" w:hAnsi="Segoe UI Emoji" w:cs="Segoe UI Emoji"/>
-          <w:b/>
-          <w:bCs/>
-        </w:rPr>
-      </w:pPr>
-      <w:r>
-        <w:rPr>
-          <w:rFonts w:ascii="Segoe UI Emoji" w:hAnsi="Segoe UI Emoji" w:cs="Segoe UI Emoji"/>
-          <w:b/>
-          <w:bCs/>
-        </w:rPr>
         <w:lastRenderedPageBreak/>
-        <w:pict w14:anchorId="35A0445A">
-          <v:rect id="_x0000_i1380" style="width:0;height:1.5pt" o:hralign="center" o:hrstd="t" o:hr="t" fillcolor="#a0a0a0" stroked="f"/>
+        <w:t>Calibrated trust decay + MFA state repair loop</w:t>
+      </w:r>
+    </w:p>
+    <w:p>
+      <w:pPr>
+        <w:rPr>
+          <w:rFonts w:ascii="Segoe UI Emoji" w:hAnsi="Segoe UI Emoji" w:cs="Segoe UI Emoji"/>
+          <w:b/>
+          <w:bCs/>
+        </w:rPr>
+      </w:pPr>
+      <w:r>
+        <w:rPr>
+          <w:rFonts w:ascii="Segoe UI Emoji" w:hAnsi="Segoe UI Emoji" w:cs="Segoe UI Emoji"/>
+          <w:b/>
+          <w:bCs/>
+        </w:rPr>
+        <w:pict w14:anchorId="4B4B91AF">
+          <v:rect id="_x0000_i1028" style="width:0;height:1.5pt" o:hralign="center" o:hrstd="t" o:hr="t" fillcolor="#a0a0a0" stroked="f"/>
         </w:pict>
       </w:r>
     </w:p>
@@ -653,8 +644,8 @@
           <w:b/>
           <w:bCs/>
         </w:rPr>
-        <w:pict w14:anchorId="606AFE3F">
-          <v:rect id="_x0000_i1381" style="width:0;height:1.5pt" o:hralign="center" o:hrstd="t" o:hr="t" fillcolor="#a0a0a0" stroked="f"/>
+        <w:pict w14:anchorId="2D20C9B5">
+          <v:rect id="_x0000_i1029" style="width:0;height:1.5pt" o:hralign="center" o:hrstd="t" o:hr="t" fillcolor="#a0a0a0" stroked="f"/>
         </w:pict>
       </w:r>
     </w:p>
@@ -815,7 +806,7 @@
           <w:b/>
           <w:bCs/>
         </w:rPr>
-        <w:t xml:space="preserve">|, </w:t>
+        <w:t>|, H(</w:t>
       </w:r>
       <w:proofErr w:type="spellStart"/>
       <w:r>
@@ -824,8 +815,9 @@
           <w:b/>
           <w:bCs/>
         </w:rPr>
-        <w:t>C_</w:t>
-      </w:r>
+        <w:t>C_t</w:t>
+      </w:r>
+      <w:proofErr w:type="spellEnd"/>
       <w:proofErr w:type="gramStart"/>
       <w:r>
         <w:rPr>
@@ -833,16 +825,7 @@
           <w:b/>
           <w:bCs/>
         </w:rPr>
-        <w:t>t</w:t>
-      </w:r>
-      <w:proofErr w:type="spellEnd"/>
-      <w:r>
-        <w:rPr>
-          <w:rFonts w:ascii="Segoe UI Emoji" w:hAnsi="Segoe UI Emoji" w:cs="Segoe UI Emoji"/>
-          <w:b/>
-          <w:bCs/>
-        </w:rPr>
-        <w:t xml:space="preserve"> ,</w:t>
+        <w:t>) ,</w:t>
       </w:r>
       <w:proofErr w:type="gramEnd"/>
       <w:r>
@@ -968,8 +951,8 @@
           <w:b/>
           <w:bCs/>
         </w:rPr>
-        <w:pict w14:anchorId="03A890A8">
-          <v:rect id="_x0000_i1382" style="width:0;height:1.5pt" o:hralign="center" o:hrstd="t" o:hr="t" fillcolor="#a0a0a0" stroked="f"/>
+        <w:pict w14:anchorId="5DE6E424">
+          <v:rect id="_x0000_i1030" style="width:0;height:1.5pt" o:hralign="center" o:hrstd="t" o:hr="t" fillcolor="#a0a0a0" stroked="f"/>
         </w:pict>
       </w:r>
     </w:p>
@@ -988,13 +971,30 @@
           <w:bCs/>
         </w:rPr>
         <w:t>🔐 Key Property</w:t>
+      </w:r>
+    </w:p>
+    <w:p>
+      <w:pPr>
+        <w:rPr>
+          <w:rFonts w:ascii="Segoe UI Emoji" w:hAnsi="Segoe UI Emoji" w:cs="Segoe UI Emoji"/>
+          <w:b/>
+          <w:bCs/>
+        </w:rPr>
+      </w:pPr>
+      <w:r>
+        <w:rPr>
+          <w:rFonts w:ascii="Segoe UI Emoji" w:hAnsi="Segoe UI Emoji" w:cs="Segoe UI Emoji"/>
+          <w:b/>
+          <w:bCs/>
+        </w:rPr>
+        <w:t>Each state binds:</w:t>
       </w:r>
     </w:p>
     <w:p>
       <w:pPr>
         <w:numPr>
           <w:ilvl w:val="0"/>
-          <w:numId w:val="24"/>
+          <w:numId w:val="45"/>
         </w:numPr>
         <w:rPr>
           <w:rFonts w:ascii="Segoe UI Emoji" w:hAnsi="Segoe UI Emoji" w:cs="Segoe UI Emoji"/>
@@ -1008,14 +1008,14 @@
           <w:b/>
           <w:bCs/>
         </w:rPr>
-        <w:t>Each state depends on:</w:t>
+        <w:t>previous state</w:t>
       </w:r>
     </w:p>
     <w:p>
       <w:pPr>
         <w:numPr>
-          <w:ilvl w:val="1"/>
-          <w:numId w:val="24"/>
+          <w:ilvl w:val="0"/>
+          <w:numId w:val="45"/>
         </w:numPr>
         <w:rPr>
           <w:rFonts w:ascii="Segoe UI Emoji" w:hAnsi="Segoe UI Emoji" w:cs="Segoe UI Emoji"/>
@@ -1029,14 +1029,14 @@
           <w:b/>
           <w:bCs/>
         </w:rPr>
-        <w:t>previous state</w:t>
+        <w:t>runtime risk</w:t>
       </w:r>
     </w:p>
     <w:p>
       <w:pPr>
         <w:numPr>
-          <w:ilvl w:val="1"/>
-          <w:numId w:val="24"/>
+          <w:ilvl w:val="0"/>
+          <w:numId w:val="45"/>
         </w:numPr>
         <w:rPr>
           <w:rFonts w:ascii="Segoe UI Emoji" w:hAnsi="Segoe UI Emoji" w:cs="Segoe UI Emoji"/>
@@ -1050,14 +1050,14 @@
           <w:b/>
           <w:bCs/>
         </w:rPr>
-        <w:t>runtime risk</w:t>
+        <w:t>trust value</w:t>
       </w:r>
     </w:p>
     <w:p>
       <w:pPr>
         <w:numPr>
-          <w:ilvl w:val="1"/>
-          <w:numId w:val="24"/>
+          <w:ilvl w:val="0"/>
+          <w:numId w:val="45"/>
         </w:numPr>
         <w:rPr>
           <w:rFonts w:ascii="Segoe UI Emoji" w:hAnsi="Segoe UI Emoji" w:cs="Segoe UI Emoji"/>
@@ -1071,27 +1071,6 @@
           <w:b/>
           <w:bCs/>
         </w:rPr>
-        <w:t>trust value</w:t>
-      </w:r>
-    </w:p>
-    <w:p>
-      <w:pPr>
-        <w:numPr>
-          <w:ilvl w:val="1"/>
-          <w:numId w:val="24"/>
-        </w:numPr>
-        <w:rPr>
-          <w:rFonts w:ascii="Segoe UI Emoji" w:hAnsi="Segoe UI Emoji" w:cs="Segoe UI Emoji"/>
-          <w:b/>
-          <w:bCs/>
-        </w:rPr>
-      </w:pPr>
-      <w:r>
-        <w:rPr>
-          <w:rFonts w:ascii="Segoe UI Emoji" w:hAnsi="Segoe UI Emoji" w:cs="Segoe UI Emoji"/>
-          <w:b/>
-          <w:bCs/>
-        </w:rPr>
         <w:t>request context</w:t>
       </w:r>
     </w:p>
@@ -1126,8 +1105,8 @@
           <w:b/>
           <w:bCs/>
         </w:rPr>
-        <w:pict w14:anchorId="74C2215E">
-          <v:rect id="_x0000_i1383" style="width:0;height:1.5pt" o:hralign="center" o:hrstd="t" o:hr="t" fillcolor="#a0a0a0" stroked="f"/>
+        <w:pict w14:anchorId="7DCB2C8A">
+          <v:rect id="_x0000_i1031" style="width:0;height:1.5pt" o:hralign="center" o:hrstd="t" o:hr="t" fillcolor="#a0a0a0" stroked="f"/>
         </w:pict>
       </w:r>
     </w:p>
@@ -1145,7 +1124,7 @@
           <w:b/>
           <w:bCs/>
         </w:rPr>
-        <w:t>3. ⚙️ Architecture (FINAL)</w:t>
+        <w:t>3. ⚙️ Architecture</w:t>
       </w:r>
     </w:p>
     <w:p>
@@ -1208,6 +1187,7 @@
                 <w:b/>
                 <w:bCs/>
               </w:rPr>
+              <w:lastRenderedPageBreak/>
               <w:t>Path</w:t>
             </w:r>
           </w:p>
@@ -1410,7 +1390,6 @@
                 <w:b/>
                 <w:bCs/>
               </w:rPr>
-              <w:lastRenderedPageBreak/>
               <w:t>Fast Path</w:t>
             </w:r>
           </w:p>
@@ -1503,8 +1482,8 @@
           <w:b/>
           <w:bCs/>
         </w:rPr>
-        <w:pict w14:anchorId="56871705">
-          <v:rect id="_x0000_i1384" style="width:0;height:1.5pt" o:hralign="center" o:hrstd="t" o:hr="t" fillcolor="#a0a0a0" stroked="f"/>
+        <w:pict w14:anchorId="7678A6CF">
+          <v:rect id="_x0000_i1032" style="width:0;height:1.5pt" o:hralign="center" o:hrstd="t" o:hr="t" fillcolor="#a0a0a0" stroked="f"/>
         </w:pict>
       </w:r>
     </w:p>
@@ -1522,31 +1501,539 @@
           <w:b/>
           <w:bCs/>
         </w:rPr>
-        <w:t>🔁 Request Flow (FINAL — CORRECTED)</w:t>
-      </w:r>
-    </w:p>
-    <w:p>
-      <w:pPr>
-        <w:rPr>
-          <w:rFonts w:ascii="Segoe UI Emoji" w:hAnsi="Segoe UI Emoji" w:cs="Segoe UI Emoji"/>
-          <w:b/>
-          <w:bCs/>
-        </w:rPr>
-      </w:pPr>
-      <w:r>
-        <w:rPr>
-          <w:rFonts w:ascii="Segoe UI Emoji" w:hAnsi="Segoe UI Emoji" w:cs="Segoe UI Emoji"/>
-          <w:b/>
-          <w:bCs/>
-        </w:rPr>
-        <w:t>Step-by-step</w:t>
+        <w:t xml:space="preserve">🔁 Request Flow </w:t>
+      </w:r>
+    </w:p>
+    <w:p>
+      <w:pPr>
+        <w:rPr>
+          <w:rFonts w:ascii="Segoe UI Emoji" w:hAnsi="Segoe UI Emoji" w:cs="Segoe UI Emoji"/>
+          <w:b/>
+          <w:bCs/>
+        </w:rPr>
+      </w:pPr>
+      <w:r>
+        <w:rPr>
+          <w:rFonts w:ascii="Segoe UI Emoji" w:hAnsi="Segoe UI Emoji" w:cs="Segoe UI Emoji"/>
+          <w:b/>
+          <w:bCs/>
+        </w:rPr>
+        <w:t>1. Extract context (</w:t>
+      </w:r>
+      <w:proofErr w:type="spellStart"/>
+      <w:r>
+        <w:rPr>
+          <w:rFonts w:ascii="Segoe UI Emoji" w:hAnsi="Segoe UI Emoji" w:cs="Segoe UI Emoji"/>
+          <w:b/>
+          <w:bCs/>
+        </w:rPr>
+        <w:t>C_t</w:t>
+      </w:r>
+      <w:proofErr w:type="spellEnd"/>
+      <w:r>
+        <w:rPr>
+          <w:rFonts w:ascii="Segoe UI Emoji" w:hAnsi="Segoe UI Emoji" w:cs="Segoe UI Emoji"/>
+          <w:b/>
+          <w:bCs/>
+        </w:rPr>
+        <w:t>)</w:t>
+      </w:r>
+    </w:p>
+    <w:p>
+      <w:pPr>
+        <w:rPr>
+          <w:rFonts w:ascii="Segoe UI Emoji" w:hAnsi="Segoe UI Emoji" w:cs="Segoe UI Emoji"/>
+          <w:b/>
+          <w:bCs/>
+        </w:rPr>
+      </w:pPr>
+      <w:r>
+        <w:rPr>
+          <w:rFonts w:ascii="Segoe UI Emoji" w:hAnsi="Segoe UI Emoji" w:cs="Segoe UI Emoji"/>
+          <w:b/>
+          <w:bCs/>
+        </w:rPr>
+        <w:t>2. Compute ML risk (</w:t>
+      </w:r>
+      <w:proofErr w:type="spellStart"/>
+      <w:r>
+        <w:rPr>
+          <w:rFonts w:ascii="Segoe UI Emoji" w:hAnsi="Segoe UI Emoji" w:cs="Segoe UI Emoji"/>
+          <w:b/>
+          <w:bCs/>
+        </w:rPr>
+        <w:t>R_t</w:t>
+      </w:r>
+      <w:proofErr w:type="spellEnd"/>
+      <w:r>
+        <w:rPr>
+          <w:rFonts w:ascii="Segoe UI Emoji" w:hAnsi="Segoe UI Emoji" w:cs="Segoe UI Emoji"/>
+          <w:b/>
+          <w:bCs/>
+        </w:rPr>
+        <w:t>)</w:t>
+      </w:r>
+    </w:p>
+    <w:p>
+      <w:pPr>
+        <w:rPr>
+          <w:rFonts w:ascii="Segoe UI Emoji" w:hAnsi="Segoe UI Emoji" w:cs="Segoe UI Emoji"/>
+          <w:b/>
+          <w:bCs/>
+        </w:rPr>
+      </w:pPr>
+      <w:r>
+        <w:rPr>
+          <w:rFonts w:ascii="Segoe UI Emoji" w:hAnsi="Segoe UI Emoji" w:cs="Segoe UI Emoji"/>
+          <w:b/>
+          <w:bCs/>
+        </w:rPr>
+        <w:t>3. Load server state (</w:t>
+      </w:r>
+      <w:proofErr w:type="spellStart"/>
+      <w:r>
+        <w:rPr>
+          <w:rFonts w:ascii="Segoe UI Emoji" w:hAnsi="Segoe UI Emoji" w:cs="Segoe UI Emoji"/>
+          <w:b/>
+          <w:bCs/>
+        </w:rPr>
+        <w:t>Seq_t</w:t>
+      </w:r>
+      <w:proofErr w:type="spellEnd"/>
+      <w:r>
+        <w:rPr>
+          <w:rFonts w:ascii="Segoe UI Emoji" w:hAnsi="Segoe UI Emoji" w:cs="Segoe UI Emoji"/>
+          <w:b/>
+          <w:bCs/>
+        </w:rPr>
+        <w:t xml:space="preserve">, </w:t>
+      </w:r>
+      <w:proofErr w:type="gramStart"/>
+      <w:r>
+        <w:rPr>
+          <w:rFonts w:ascii="Segoe UI Emoji" w:hAnsi="Segoe UI Emoji" w:cs="Segoe UI Emoji"/>
+          <w:b/>
+          <w:bCs/>
+        </w:rPr>
+        <w:t>E_{</w:t>
+      </w:r>
+      <w:proofErr w:type="gramEnd"/>
+      <w:r>
+        <w:rPr>
+          <w:rFonts w:ascii="Segoe UI Emoji" w:hAnsi="Segoe UI Emoji" w:cs="Segoe UI Emoji"/>
+          <w:b/>
+          <w:bCs/>
+        </w:rPr>
+        <w:t>t-</w:t>
+      </w:r>
+      <w:proofErr w:type="gramStart"/>
+      <w:r>
+        <w:rPr>
+          <w:rFonts w:ascii="Segoe UI Emoji" w:hAnsi="Segoe UI Emoji" w:cs="Segoe UI Emoji"/>
+          <w:b/>
+          <w:bCs/>
+        </w:rPr>
+        <w:t>1})</w:t>
+      </w:r>
+      <w:proofErr w:type="gramEnd"/>
+    </w:p>
+    <w:p>
+      <w:pPr>
+        <w:rPr>
+          <w:rFonts w:ascii="Segoe UI Emoji" w:hAnsi="Segoe UI Emoji" w:cs="Segoe UI Emoji"/>
+          <w:b/>
+          <w:bCs/>
+        </w:rPr>
+      </w:pPr>
+      <w:r>
+        <w:rPr>
+          <w:rFonts w:ascii="Segoe UI Emoji" w:hAnsi="Segoe UI Emoji" w:cs="Segoe UI Emoji"/>
+          <w:b/>
+          <w:bCs/>
+        </w:rPr>
+        <w:t>4. Validate client state:</w:t>
+      </w:r>
+    </w:p>
+    <w:p>
+      <w:pPr>
+        <w:rPr>
+          <w:rFonts w:ascii="Segoe UI Emoji" w:hAnsi="Segoe UI Emoji" w:cs="Segoe UI Emoji"/>
+          <w:b/>
+          <w:bCs/>
+        </w:rPr>
+      </w:pPr>
+      <w:r>
+        <w:rPr>
+          <w:rFonts w:ascii="Segoe UI Emoji" w:hAnsi="Segoe UI Emoji" w:cs="Segoe UI Emoji"/>
+          <w:b/>
+          <w:bCs/>
+        </w:rPr>
+        <w:t xml:space="preserve">   - </w:t>
+      </w:r>
+      <w:proofErr w:type="spellStart"/>
+      <w:r>
+        <w:rPr>
+          <w:rFonts w:ascii="Segoe UI Emoji" w:hAnsi="Segoe UI Emoji" w:cs="Segoe UI Emoji"/>
+          <w:b/>
+          <w:bCs/>
+        </w:rPr>
+        <w:t>Seq_client</w:t>
+      </w:r>
+      <w:proofErr w:type="spellEnd"/>
+      <w:r>
+        <w:rPr>
+          <w:rFonts w:ascii="Segoe UI Emoji" w:hAnsi="Segoe UI Emoji" w:cs="Segoe UI Emoji"/>
+          <w:b/>
+          <w:bCs/>
+        </w:rPr>
+        <w:t xml:space="preserve"> == </w:t>
+      </w:r>
+      <w:proofErr w:type="spellStart"/>
+      <w:r>
+        <w:rPr>
+          <w:rFonts w:ascii="Segoe UI Emoji" w:hAnsi="Segoe UI Emoji" w:cs="Segoe UI Emoji"/>
+          <w:b/>
+          <w:bCs/>
+        </w:rPr>
+        <w:t>Seq_server</w:t>
+      </w:r>
+      <w:proofErr w:type="spellEnd"/>
+    </w:p>
+    <w:p>
+      <w:pPr>
+        <w:rPr>
+          <w:rFonts w:ascii="Segoe UI Emoji" w:hAnsi="Segoe UI Emoji" w:cs="Segoe UI Emoji"/>
+          <w:b/>
+          <w:bCs/>
+        </w:rPr>
+      </w:pPr>
+      <w:r>
+        <w:rPr>
+          <w:rFonts w:ascii="Segoe UI Emoji" w:hAnsi="Segoe UI Emoji" w:cs="Segoe UI Emoji"/>
+          <w:b/>
+          <w:bCs/>
+        </w:rPr>
+        <w:t xml:space="preserve">   - </w:t>
+      </w:r>
+      <w:proofErr w:type="spellStart"/>
+      <w:r>
+        <w:rPr>
+          <w:rFonts w:ascii="Segoe UI Emoji" w:hAnsi="Segoe UI Emoji" w:cs="Segoe UI Emoji"/>
+          <w:b/>
+          <w:bCs/>
+        </w:rPr>
+        <w:t>E_client</w:t>
+      </w:r>
+      <w:proofErr w:type="spellEnd"/>
+      <w:r>
+        <w:rPr>
+          <w:rFonts w:ascii="Segoe UI Emoji" w:hAnsi="Segoe UI Emoji" w:cs="Segoe UI Emoji"/>
+          <w:b/>
+          <w:bCs/>
+        </w:rPr>
+        <w:t xml:space="preserve"> == </w:t>
+      </w:r>
+      <w:proofErr w:type="gramStart"/>
+      <w:r>
+        <w:rPr>
+          <w:rFonts w:ascii="Segoe UI Emoji" w:hAnsi="Segoe UI Emoji" w:cs="Segoe UI Emoji"/>
+          <w:b/>
+          <w:bCs/>
+        </w:rPr>
+        <w:t>E_{</w:t>
+      </w:r>
+      <w:proofErr w:type="gramEnd"/>
+      <w:r>
+        <w:rPr>
+          <w:rFonts w:ascii="Segoe UI Emoji" w:hAnsi="Segoe UI Emoji" w:cs="Segoe UI Emoji"/>
+          <w:b/>
+          <w:bCs/>
+        </w:rPr>
+        <w:t>t-1}</w:t>
+      </w:r>
+    </w:p>
+    <w:p>
+      <w:pPr>
+        <w:rPr>
+          <w:rFonts w:ascii="Segoe UI Emoji" w:hAnsi="Segoe UI Emoji" w:cs="Segoe UI Emoji"/>
+          <w:b/>
+          <w:bCs/>
+        </w:rPr>
+      </w:pPr>
+      <w:r>
+        <w:rPr>
+          <w:rFonts w:ascii="Segoe UI Emoji" w:hAnsi="Segoe UI Emoji" w:cs="Segoe UI Emoji"/>
+          <w:b/>
+          <w:bCs/>
+        </w:rPr>
+        <w:t>5. Compute trust (</w:t>
+      </w:r>
+      <w:proofErr w:type="spellStart"/>
+      <w:r>
+        <w:rPr>
+          <w:rFonts w:ascii="Segoe UI Emoji" w:hAnsi="Segoe UI Emoji" w:cs="Segoe UI Emoji"/>
+          <w:b/>
+          <w:bCs/>
+        </w:rPr>
+        <w:t>T_t</w:t>
+      </w:r>
+      <w:proofErr w:type="spellEnd"/>
+      <w:r>
+        <w:rPr>
+          <w:rFonts w:ascii="Segoe UI Emoji" w:hAnsi="Segoe UI Emoji" w:cs="Segoe UI Emoji"/>
+          <w:b/>
+          <w:bCs/>
+        </w:rPr>
+        <w:t>)</w:t>
+      </w:r>
+    </w:p>
+    <w:p>
+      <w:pPr>
+        <w:rPr>
+          <w:rFonts w:ascii="Segoe UI Emoji" w:hAnsi="Segoe UI Emoji" w:cs="Segoe UI Emoji"/>
+          <w:b/>
+          <w:bCs/>
+        </w:rPr>
+      </w:pPr>
+      <w:r>
+        <w:rPr>
+          <w:rFonts w:ascii="Segoe UI Emoji" w:hAnsi="Segoe UI Emoji" w:cs="Segoe UI Emoji"/>
+          <w:b/>
+          <w:bCs/>
+        </w:rPr>
+        <w:t>6. Generate envelope (</w:t>
+      </w:r>
+      <w:proofErr w:type="spellStart"/>
+      <w:r>
+        <w:rPr>
+          <w:rFonts w:ascii="Segoe UI Emoji" w:hAnsi="Segoe UI Emoji" w:cs="Segoe UI Emoji"/>
+          <w:b/>
+          <w:bCs/>
+        </w:rPr>
+        <w:t>E_t</w:t>
+      </w:r>
+      <w:proofErr w:type="spellEnd"/>
+      <w:r>
+        <w:rPr>
+          <w:rFonts w:ascii="Segoe UI Emoji" w:hAnsi="Segoe UI Emoji" w:cs="Segoe UI Emoji"/>
+          <w:b/>
+          <w:bCs/>
+        </w:rPr>
+        <w:t>)</w:t>
+      </w:r>
+    </w:p>
+    <w:p>
+      <w:pPr>
+        <w:rPr>
+          <w:rFonts w:ascii="Segoe UI Emoji" w:hAnsi="Segoe UI Emoji" w:cs="Segoe UI Emoji"/>
+          <w:b/>
+          <w:bCs/>
+        </w:rPr>
+      </w:pPr>
+      <w:r>
+        <w:rPr>
+          <w:rFonts w:ascii="Segoe UI Emoji" w:hAnsi="Segoe UI Emoji" w:cs="Segoe UI Emoji"/>
+          <w:b/>
+          <w:bCs/>
+        </w:rPr>
+        <w:t>7. Redis Lua atomic gate:</w:t>
+      </w:r>
+    </w:p>
+    <w:p>
+      <w:pPr>
+        <w:rPr>
+          <w:rFonts w:ascii="Segoe UI Emoji" w:hAnsi="Segoe UI Emoji" w:cs="Segoe UI Emoji"/>
+          <w:b/>
+          <w:bCs/>
+        </w:rPr>
+      </w:pPr>
+      <w:r>
+        <w:rPr>
+          <w:rFonts w:ascii="Segoe UI Emoji" w:hAnsi="Segoe UI Emoji" w:cs="Segoe UI Emoji"/>
+          <w:b/>
+          <w:bCs/>
+        </w:rPr>
+        <w:t xml:space="preserve">   - validate sequence monotonicity</w:t>
+      </w:r>
+    </w:p>
+    <w:p>
+      <w:pPr>
+        <w:rPr>
+          <w:rFonts w:ascii="Segoe UI Emoji" w:hAnsi="Segoe UI Emoji" w:cs="Segoe UI Emoji"/>
+          <w:b/>
+          <w:bCs/>
+        </w:rPr>
+      </w:pPr>
+      <w:r>
+        <w:rPr>
+          <w:rFonts w:ascii="Segoe UI Emoji" w:hAnsi="Segoe UI Emoji" w:cs="Segoe UI Emoji"/>
+          <w:b/>
+          <w:bCs/>
+        </w:rPr>
+        <w:t xml:space="preserve">   - validate hash-chain continuity</w:t>
+      </w:r>
+    </w:p>
+    <w:p>
+      <w:pPr>
+        <w:rPr>
+          <w:rFonts w:ascii="Segoe UI Emoji" w:hAnsi="Segoe UI Emoji" w:cs="Segoe UI Emoji"/>
+          <w:b/>
+          <w:bCs/>
+        </w:rPr>
+      </w:pPr>
+      <w:r>
+        <w:rPr>
+          <w:rFonts w:ascii="Segoe UI Emoji" w:hAnsi="Segoe UI Emoji" w:cs="Segoe UI Emoji"/>
+          <w:b/>
+          <w:bCs/>
+        </w:rPr>
+        <w:t xml:space="preserve">   - </w:t>
+      </w:r>
+      <w:proofErr w:type="gramStart"/>
+      <w:r>
+        <w:rPr>
+          <w:rFonts w:ascii="Segoe UI Emoji" w:hAnsi="Segoe UI Emoji" w:cs="Segoe UI Emoji"/>
+          <w:b/>
+          <w:bCs/>
+        </w:rPr>
+        <w:t>commit</w:t>
+      </w:r>
+      <w:proofErr w:type="gramEnd"/>
+      <w:r>
+        <w:rPr>
+          <w:rFonts w:ascii="Segoe UI Emoji" w:hAnsi="Segoe UI Emoji" w:cs="Segoe UI Emoji"/>
+          <w:b/>
+          <w:bCs/>
+        </w:rPr>
+        <w:t xml:space="preserve"> new state</w:t>
+      </w:r>
+    </w:p>
+    <w:p>
+      <w:pPr>
+        <w:rPr>
+          <w:rFonts w:ascii="Segoe UI Emoji" w:hAnsi="Segoe UI Emoji" w:cs="Segoe UI Emoji"/>
+          <w:b/>
+          <w:bCs/>
+        </w:rPr>
+      </w:pPr>
+      <w:r>
+        <w:rPr>
+          <w:rFonts w:ascii="Segoe UI Emoji" w:hAnsi="Segoe UI Emoji" w:cs="Segoe UI Emoji"/>
+          <w:b/>
+          <w:bCs/>
+        </w:rPr>
+        <w:t>8. Policy decision</w:t>
+      </w:r>
+    </w:p>
+    <w:p>
+      <w:pPr>
+        <w:rPr>
+          <w:rFonts w:ascii="Segoe UI Emoji" w:hAnsi="Segoe UI Emoji" w:cs="Segoe UI Emoji"/>
+          <w:b/>
+          <w:bCs/>
+        </w:rPr>
+      </w:pPr>
+      <w:r>
+        <w:rPr>
+          <w:rFonts w:ascii="Segoe UI Emoji" w:hAnsi="Segoe UI Emoji" w:cs="Segoe UI Emoji"/>
+          <w:b/>
+          <w:bCs/>
+        </w:rPr>
+        <w:t>9. Respond with updated state</w:t>
+      </w:r>
+    </w:p>
+    <w:p>
+      <w:pPr>
+        <w:rPr>
+          <w:rFonts w:ascii="Segoe UI Emoji" w:hAnsi="Segoe UI Emoji" w:cs="Segoe UI Emoji"/>
+          <w:b/>
+          <w:bCs/>
+        </w:rPr>
+      </w:pPr>
+      <w:r>
+        <w:rPr>
+          <w:rFonts w:ascii="Segoe UI Emoji" w:hAnsi="Segoe UI Emoji" w:cs="Segoe UI Emoji"/>
+          <w:b/>
+          <w:bCs/>
+        </w:rPr>
+        <w:t>10. Audit log (async)</w:t>
+      </w:r>
+    </w:p>
+    <w:p>
+      <w:pPr>
+        <w:rPr>
+          <w:rFonts w:ascii="Segoe UI Emoji" w:hAnsi="Segoe UI Emoji" w:cs="Segoe UI Emoji"/>
+          <w:b/>
+          <w:bCs/>
+        </w:rPr>
+      </w:pPr>
+      <w:r>
+        <w:rPr>
+          <w:rFonts w:ascii="Segoe UI Emoji" w:hAnsi="Segoe UI Emoji" w:cs="Segoe UI Emoji"/>
+          <w:b/>
+          <w:bCs/>
+        </w:rPr>
+        <w:pict w14:anchorId="0DA45CFF">
+          <v:rect id="_x0000_i1033" style="width:0;height:1.5pt" o:hralign="center" o:hrstd="t" o:hr="t" fillcolor="#a0a0a0" stroked="f"/>
+        </w:pict>
+      </w:r>
+    </w:p>
+    <w:p>
+      <w:pPr>
+        <w:rPr>
+          <w:rFonts w:ascii="Segoe UI Emoji" w:hAnsi="Segoe UI Emoji" w:cs="Segoe UI Emoji"/>
+          <w:b/>
+          <w:bCs/>
+        </w:rPr>
+      </w:pPr>
+      <w:r>
+        <w:rPr>
+          <w:rFonts w:ascii="Segoe UI Emoji" w:hAnsi="Segoe UI Emoji" w:cs="Segoe UI Emoji"/>
+          <w:b/>
+          <w:bCs/>
+        </w:rPr>
+        <w:t>🔒 Replay Protection (VERIFIED)</w:t>
+      </w:r>
+    </w:p>
+    <w:p>
+      <w:pPr>
+        <w:rPr>
+          <w:rFonts w:ascii="Segoe UI Emoji" w:hAnsi="Segoe UI Emoji" w:cs="Segoe UI Emoji"/>
+          <w:b/>
+          <w:bCs/>
+        </w:rPr>
+      </w:pPr>
+      <w:r>
+        <w:rPr>
+          <w:rFonts w:ascii="Segoe UI Emoji" w:hAnsi="Segoe UI Emoji" w:cs="Segoe UI Emoji"/>
+          <w:b/>
+          <w:bCs/>
+        </w:rPr>
+        <w:t>Hybrid Model</w:t>
+      </w:r>
+    </w:p>
+    <w:p>
+      <w:pPr>
+        <w:rPr>
+          <w:rFonts w:ascii="Segoe UI Emoji" w:hAnsi="Segoe UI Emoji" w:cs="Segoe UI Emoji"/>
+          <w:b/>
+          <w:bCs/>
+        </w:rPr>
+      </w:pPr>
+      <w:r>
+        <w:rPr>
+          <w:rFonts w:ascii="Segoe UI Emoji" w:hAnsi="Segoe UI Emoji" w:cs="Segoe UI Emoji"/>
+          <w:b/>
+          <w:bCs/>
+        </w:rPr>
+        <w:t>Client sends:</w:t>
       </w:r>
     </w:p>
     <w:p>
       <w:pPr>
         <w:numPr>
           <w:ilvl w:val="0"/>
-          <w:numId w:val="25"/>
+          <w:numId w:val="47"/>
         </w:numPr>
         <w:rPr>
           <w:rFonts w:ascii="Segoe UI Emoji" w:hAnsi="Segoe UI Emoji" w:cs="Segoe UI Emoji"/>
@@ -1554,14 +2041,6 @@
           <w:bCs/>
         </w:rPr>
       </w:pPr>
-      <w:r>
-        <w:rPr>
-          <w:rFonts w:ascii="Segoe UI Emoji" w:hAnsi="Segoe UI Emoji" w:cs="Segoe UI Emoji"/>
-          <w:b/>
-          <w:bCs/>
-        </w:rPr>
-        <w:t>Extract context (</w:t>
-      </w:r>
       <w:proofErr w:type="spellStart"/>
       <w:r>
         <w:rPr>
@@ -1569,23 +2048,16 @@
           <w:b/>
           <w:bCs/>
         </w:rPr>
-        <w:t>C_t</w:t>
+        <w:lastRenderedPageBreak/>
+        <w:t>Seq_t</w:t>
       </w:r>
       <w:proofErr w:type="spellEnd"/>
-      <w:r>
-        <w:rPr>
-          <w:rFonts w:ascii="Segoe UI Emoji" w:hAnsi="Segoe UI Emoji" w:cs="Segoe UI Emoji"/>
-          <w:b/>
-          <w:bCs/>
-        </w:rPr>
-        <w:t>)</w:t>
-      </w:r>
     </w:p>
     <w:p>
       <w:pPr>
         <w:numPr>
           <w:ilvl w:val="0"/>
-          <w:numId w:val="25"/>
+          <w:numId w:val="47"/>
         </w:numPr>
         <w:rPr>
           <w:rFonts w:ascii="Segoe UI Emoji" w:hAnsi="Segoe UI Emoji" w:cs="Segoe UI Emoji"/>
@@ -1593,38 +2065,47 @@
           <w:bCs/>
         </w:rPr>
       </w:pPr>
-      <w:r>
-        <w:rPr>
-          <w:rFonts w:ascii="Segoe UI Emoji" w:hAnsi="Segoe UI Emoji" w:cs="Segoe UI Emoji"/>
-          <w:b/>
-          <w:bCs/>
-        </w:rPr>
-        <w:t>Compute ML risk (</w:t>
-      </w:r>
-      <w:proofErr w:type="spellStart"/>
-      <w:r>
-        <w:rPr>
-          <w:rFonts w:ascii="Segoe UI Emoji" w:hAnsi="Segoe UI Emoji" w:cs="Segoe UI Emoji"/>
-          <w:b/>
-          <w:bCs/>
-        </w:rPr>
-        <w:t>R_t</w:t>
-      </w:r>
-      <w:proofErr w:type="spellEnd"/>
-      <w:r>
-        <w:rPr>
-          <w:rFonts w:ascii="Segoe UI Emoji" w:hAnsi="Segoe UI Emoji" w:cs="Segoe UI Emoji"/>
-          <w:b/>
-          <w:bCs/>
-        </w:rPr>
-        <w:t>)</w:t>
+      <w:proofErr w:type="gramStart"/>
+      <w:r>
+        <w:rPr>
+          <w:rFonts w:ascii="Segoe UI Emoji" w:hAnsi="Segoe UI Emoji" w:cs="Segoe UI Emoji"/>
+          <w:b/>
+          <w:bCs/>
+        </w:rPr>
+        <w:t>E_{</w:t>
+      </w:r>
+      <w:proofErr w:type="gramEnd"/>
+      <w:r>
+        <w:rPr>
+          <w:rFonts w:ascii="Segoe UI Emoji" w:hAnsi="Segoe UI Emoji" w:cs="Segoe UI Emoji"/>
+          <w:b/>
+          <w:bCs/>
+        </w:rPr>
+        <w:t>t-1}</w:t>
+      </w:r>
+    </w:p>
+    <w:p>
+      <w:pPr>
+        <w:rPr>
+          <w:rFonts w:ascii="Segoe UI Emoji" w:hAnsi="Segoe UI Emoji" w:cs="Segoe UI Emoji"/>
+          <w:b/>
+          <w:bCs/>
+        </w:rPr>
+      </w:pPr>
+      <w:r>
+        <w:rPr>
+          <w:rFonts w:ascii="Segoe UI Emoji" w:hAnsi="Segoe UI Emoji" w:cs="Segoe UI Emoji"/>
+          <w:b/>
+          <w:bCs/>
+        </w:rPr>
+        <w:t>Server verifies:</w:t>
       </w:r>
     </w:p>
     <w:p>
       <w:pPr>
         <w:numPr>
           <w:ilvl w:val="0"/>
-          <w:numId w:val="25"/>
+          <w:numId w:val="48"/>
         </w:numPr>
         <w:rPr>
           <w:rFonts w:ascii="Segoe UI Emoji" w:hAnsi="Segoe UI Emoji" w:cs="Segoe UI Emoji"/>
@@ -1638,68 +2119,31 @@
           <w:b/>
           <w:bCs/>
         </w:rPr>
-        <w:t>Load server state ((</w:t>
-      </w:r>
-      <w:proofErr w:type="spellStart"/>
-      <w:r>
-        <w:rPr>
-          <w:rFonts w:ascii="Segoe UI Emoji" w:hAnsi="Segoe UI Emoji" w:cs="Segoe UI Emoji"/>
-          <w:b/>
-          <w:bCs/>
-        </w:rPr>
-        <w:t>Seq_t</w:t>
-      </w:r>
-      <w:proofErr w:type="spellEnd"/>
-      <w:r>
-        <w:rPr>
-          <w:rFonts w:ascii="Segoe UI Emoji" w:hAnsi="Segoe UI Emoji" w:cs="Segoe UI Emoji"/>
-          <w:b/>
-          <w:bCs/>
-        </w:rPr>
-        <w:t xml:space="preserve">, </w:t>
-      </w:r>
-      <w:proofErr w:type="gramStart"/>
-      <w:r>
-        <w:rPr>
-          <w:rFonts w:ascii="Segoe UI Emoji" w:hAnsi="Segoe UI Emoji" w:cs="Segoe UI Emoji"/>
-          <w:b/>
-          <w:bCs/>
-        </w:rPr>
-        <w:t>E_{</w:t>
-      </w:r>
-      <w:proofErr w:type="gramEnd"/>
-      <w:r>
-        <w:rPr>
-          <w:rFonts w:ascii="Segoe UI Emoji" w:hAnsi="Segoe UI Emoji" w:cs="Segoe UI Emoji"/>
-          <w:b/>
-          <w:bCs/>
-        </w:rPr>
-        <w:t>t-</w:t>
-      </w:r>
-      <w:proofErr w:type="gramStart"/>
-      <w:r>
-        <w:rPr>
-          <w:rFonts w:ascii="Segoe UI Emoji" w:hAnsi="Segoe UI Emoji" w:cs="Segoe UI Emoji"/>
-          <w:b/>
-          <w:bCs/>
-        </w:rPr>
-        <w:t>1})</w:t>
-      </w:r>
-      <w:proofErr w:type="gramEnd"/>
-      <w:r>
-        <w:rPr>
-          <w:rFonts w:ascii="Segoe UI Emoji" w:hAnsi="Segoe UI Emoji" w:cs="Segoe UI Emoji"/>
-          <w:b/>
-          <w:bCs/>
-        </w:rPr>
-        <w:t>)</w:t>
+        <w:t>strict equality with stored state</w:t>
+      </w:r>
+    </w:p>
+    <w:p>
+      <w:pPr>
+        <w:rPr>
+          <w:rFonts w:ascii="Segoe UI Emoji" w:hAnsi="Segoe UI Emoji" w:cs="Segoe UI Emoji"/>
+          <w:b/>
+          <w:bCs/>
+        </w:rPr>
+      </w:pPr>
+      <w:r>
+        <w:rPr>
+          <w:rFonts w:ascii="Segoe UI Emoji" w:hAnsi="Segoe UI Emoji" w:cs="Segoe UI Emoji"/>
+          <w:b/>
+          <w:bCs/>
+        </w:rPr>
+        <w:t>Redis enforces:</w:t>
       </w:r>
     </w:p>
     <w:p>
       <w:pPr>
         <w:numPr>
           <w:ilvl w:val="0"/>
-          <w:numId w:val="25"/>
+          <w:numId w:val="49"/>
         </w:numPr>
         <w:rPr>
           <w:rFonts w:ascii="Segoe UI Emoji" w:hAnsi="Segoe UI Emoji" w:cs="Segoe UI Emoji"/>
@@ -1713,415 +2157,25 @@
           <w:b/>
           <w:bCs/>
         </w:rPr>
-        <w:t>✅ Client replay proof validation</w:t>
-      </w:r>
-    </w:p>
-    <w:p>
-      <w:pPr>
-        <w:numPr>
-          <w:ilvl w:val="1"/>
-          <w:numId w:val="25"/>
-        </w:numPr>
-        <w:rPr>
-          <w:rFonts w:ascii="Segoe UI Emoji" w:hAnsi="Segoe UI Emoji" w:cs="Segoe UI Emoji"/>
-          <w:b/>
-          <w:bCs/>
-        </w:rPr>
-      </w:pPr>
-      <w:r>
-        <w:rPr>
-          <w:rFonts w:ascii="Segoe UI Emoji" w:hAnsi="Segoe UI Emoji" w:cs="Segoe UI Emoji"/>
-          <w:b/>
-          <w:bCs/>
-        </w:rPr>
-        <w:t>(</w:t>
-      </w:r>
-      <w:proofErr w:type="gramStart"/>
-      <w:r>
-        <w:rPr>
-          <w:rFonts w:ascii="Segoe UI Emoji" w:hAnsi="Segoe UI Emoji" w:cs="Segoe UI Emoji"/>
-          <w:b/>
-          <w:bCs/>
-        </w:rPr>
-        <w:t>Seq_{</w:t>
-      </w:r>
-      <w:proofErr w:type="gramEnd"/>
-      <w:r>
-        <w:rPr>
-          <w:rFonts w:ascii="Segoe UI Emoji" w:hAnsi="Segoe UI Emoji" w:cs="Segoe UI Emoji"/>
-          <w:b/>
-          <w:bCs/>
-        </w:rPr>
-        <w:t xml:space="preserve">client} == </w:t>
-      </w:r>
-      <w:proofErr w:type="gramStart"/>
-      <w:r>
-        <w:rPr>
-          <w:rFonts w:ascii="Segoe UI Emoji" w:hAnsi="Segoe UI Emoji" w:cs="Segoe UI Emoji"/>
-          <w:b/>
-          <w:bCs/>
-        </w:rPr>
-        <w:t>Seq_{server})</w:t>
-      </w:r>
-      <w:proofErr w:type="gramEnd"/>
-    </w:p>
-    <w:p>
-      <w:pPr>
-        <w:numPr>
-          <w:ilvl w:val="1"/>
-          <w:numId w:val="25"/>
-        </w:numPr>
-        <w:rPr>
-          <w:rFonts w:ascii="Segoe UI Emoji" w:hAnsi="Segoe UI Emoji" w:cs="Segoe UI Emoji"/>
-          <w:b/>
-          <w:bCs/>
-        </w:rPr>
-      </w:pPr>
-      <w:r>
-        <w:rPr>
-          <w:rFonts w:ascii="Segoe UI Emoji" w:hAnsi="Segoe UI Emoji" w:cs="Segoe UI Emoji"/>
-          <w:b/>
-          <w:bCs/>
-        </w:rPr>
-        <w:t>(</w:t>
-      </w:r>
-      <w:proofErr w:type="gramStart"/>
-      <w:r>
-        <w:rPr>
-          <w:rFonts w:ascii="Segoe UI Emoji" w:hAnsi="Segoe UI Emoji" w:cs="Segoe UI Emoji"/>
-          <w:b/>
-          <w:bCs/>
-        </w:rPr>
-        <w:t>E_{</w:t>
-      </w:r>
-      <w:proofErr w:type="gramEnd"/>
-      <w:r>
-        <w:rPr>
-          <w:rFonts w:ascii="Segoe UI Emoji" w:hAnsi="Segoe UI Emoji" w:cs="Segoe UI Emoji"/>
-          <w:b/>
-          <w:bCs/>
-        </w:rPr>
-        <w:t xml:space="preserve">client} == </w:t>
-      </w:r>
-      <w:proofErr w:type="gramStart"/>
-      <w:r>
-        <w:rPr>
-          <w:rFonts w:ascii="Segoe UI Emoji" w:hAnsi="Segoe UI Emoji" w:cs="Segoe UI Emoji"/>
-          <w:b/>
-          <w:bCs/>
-        </w:rPr>
-        <w:t>E_{</w:t>
-      </w:r>
-      <w:proofErr w:type="gramEnd"/>
-      <w:r>
-        <w:rPr>
-          <w:rFonts w:ascii="Segoe UI Emoji" w:hAnsi="Segoe UI Emoji" w:cs="Segoe UI Emoji"/>
-          <w:b/>
-          <w:bCs/>
-        </w:rPr>
-        <w:t>t-</w:t>
-      </w:r>
-      <w:proofErr w:type="gramStart"/>
-      <w:r>
-        <w:rPr>
-          <w:rFonts w:ascii="Segoe UI Emoji" w:hAnsi="Segoe UI Emoji" w:cs="Segoe UI Emoji"/>
-          <w:b/>
-          <w:bCs/>
-        </w:rPr>
-        <w:t>1})</w:t>
-      </w:r>
-      <w:proofErr w:type="gramEnd"/>
-    </w:p>
-    <w:p>
-      <w:pPr>
-        <w:numPr>
-          <w:ilvl w:val="0"/>
-          <w:numId w:val="25"/>
-        </w:numPr>
-        <w:rPr>
-          <w:rFonts w:ascii="Segoe UI Emoji" w:hAnsi="Segoe UI Emoji" w:cs="Segoe UI Emoji"/>
-          <w:b/>
-          <w:bCs/>
-        </w:rPr>
-      </w:pPr>
-      <w:proofErr w:type="gramStart"/>
-      <w:r>
-        <w:rPr>
-          <w:rFonts w:ascii="Segoe UI Emoji" w:hAnsi="Segoe UI Emoji" w:cs="Segoe UI Emoji"/>
-          <w:b/>
-          <w:bCs/>
-        </w:rPr>
-        <w:t>Compute</w:t>
-      </w:r>
-      <w:proofErr w:type="gramEnd"/>
-      <w:r>
-        <w:rPr>
-          <w:rFonts w:ascii="Segoe UI Emoji" w:hAnsi="Segoe UI Emoji" w:cs="Segoe UI Emoji"/>
-          <w:b/>
-          <w:bCs/>
-        </w:rPr>
-        <w:t xml:space="preserve"> trust (</w:t>
-      </w:r>
-      <w:proofErr w:type="spellStart"/>
-      <w:r>
-        <w:rPr>
-          <w:rFonts w:ascii="Segoe UI Emoji" w:hAnsi="Segoe UI Emoji" w:cs="Segoe UI Emoji"/>
-          <w:b/>
-          <w:bCs/>
-        </w:rPr>
-        <w:t>T_t</w:t>
-      </w:r>
-      <w:proofErr w:type="spellEnd"/>
-      <w:r>
-        <w:rPr>
-          <w:rFonts w:ascii="Segoe UI Emoji" w:hAnsi="Segoe UI Emoji" w:cs="Segoe UI Emoji"/>
-          <w:b/>
-          <w:bCs/>
-        </w:rPr>
-        <w:t>)</w:t>
-      </w:r>
-    </w:p>
-    <w:p>
-      <w:pPr>
-        <w:numPr>
-          <w:ilvl w:val="0"/>
-          <w:numId w:val="25"/>
-        </w:numPr>
-        <w:rPr>
-          <w:rFonts w:ascii="Segoe UI Emoji" w:hAnsi="Segoe UI Emoji" w:cs="Segoe UI Emoji"/>
-          <w:b/>
-          <w:bCs/>
-        </w:rPr>
-      </w:pPr>
-      <w:r>
-        <w:rPr>
-          <w:rFonts w:ascii="Segoe UI Emoji" w:hAnsi="Segoe UI Emoji" w:cs="Segoe UI Emoji"/>
-          <w:b/>
-          <w:bCs/>
-        </w:rPr>
-        <w:t>Generate envelope (</w:t>
-      </w:r>
-      <w:proofErr w:type="spellStart"/>
-      <w:r>
-        <w:rPr>
-          <w:rFonts w:ascii="Segoe UI Emoji" w:hAnsi="Segoe UI Emoji" w:cs="Segoe UI Emoji"/>
-          <w:b/>
-          <w:bCs/>
-        </w:rPr>
-        <w:t>E_t</w:t>
-      </w:r>
-      <w:proofErr w:type="spellEnd"/>
-      <w:r>
-        <w:rPr>
-          <w:rFonts w:ascii="Segoe UI Emoji" w:hAnsi="Segoe UI Emoji" w:cs="Segoe UI Emoji"/>
-          <w:b/>
-          <w:bCs/>
-        </w:rPr>
-        <w:t>)</w:t>
-      </w:r>
-    </w:p>
-    <w:p>
-      <w:pPr>
-        <w:numPr>
-          <w:ilvl w:val="0"/>
-          <w:numId w:val="25"/>
-        </w:numPr>
-        <w:rPr>
-          <w:rFonts w:ascii="Segoe UI Emoji" w:hAnsi="Segoe UI Emoji" w:cs="Segoe UI Emoji"/>
-          <w:b/>
-          <w:bCs/>
-        </w:rPr>
-      </w:pPr>
-      <w:r>
-        <w:rPr>
-          <w:rFonts w:ascii="Segoe UI Emoji" w:hAnsi="Segoe UI Emoji" w:cs="Segoe UI Emoji"/>
-          <w:b/>
-          <w:bCs/>
-        </w:rPr>
-        <w:t>🔥 Redis Lua (atomic gate)</w:t>
-      </w:r>
-    </w:p>
-    <w:p>
-      <w:pPr>
-        <w:numPr>
-          <w:ilvl w:val="1"/>
-          <w:numId w:val="25"/>
-        </w:numPr>
-        <w:rPr>
-          <w:rFonts w:ascii="Segoe UI Emoji" w:hAnsi="Segoe UI Emoji" w:cs="Segoe UI Emoji"/>
-          <w:b/>
-          <w:bCs/>
-        </w:rPr>
-      </w:pPr>
-      <w:r>
-        <w:rPr>
-          <w:rFonts w:ascii="Segoe UI Emoji" w:hAnsi="Segoe UI Emoji" w:cs="Segoe UI Emoji"/>
-          <w:b/>
-          <w:bCs/>
-        </w:rPr>
-        <w:t>validates:</w:t>
-      </w:r>
-    </w:p>
-    <w:p>
-      <w:pPr>
-        <w:numPr>
-          <w:ilvl w:val="2"/>
-          <w:numId w:val="25"/>
-        </w:numPr>
-        <w:rPr>
-          <w:rFonts w:ascii="Segoe UI Emoji" w:hAnsi="Segoe UI Emoji" w:cs="Segoe UI Emoji"/>
-          <w:b/>
-          <w:bCs/>
-        </w:rPr>
-      </w:pPr>
-      <w:r>
-        <w:rPr>
-          <w:rFonts w:ascii="Segoe UI Emoji" w:hAnsi="Segoe UI Emoji" w:cs="Segoe UI Emoji"/>
-          <w:b/>
-          <w:bCs/>
-        </w:rPr>
-        <w:t>sequence monotonicity</w:t>
-      </w:r>
-    </w:p>
-    <w:p>
-      <w:pPr>
-        <w:numPr>
-          <w:ilvl w:val="2"/>
-          <w:numId w:val="25"/>
-        </w:numPr>
-        <w:rPr>
-          <w:rFonts w:ascii="Segoe UI Emoji" w:hAnsi="Segoe UI Emoji" w:cs="Segoe UI Emoji"/>
-          <w:b/>
-          <w:bCs/>
-        </w:rPr>
-      </w:pPr>
-      <w:r>
-        <w:rPr>
-          <w:rFonts w:ascii="Segoe UI Emoji" w:hAnsi="Segoe UI Emoji" w:cs="Segoe UI Emoji"/>
-          <w:b/>
-          <w:bCs/>
-        </w:rPr>
-        <w:t>hash-chain continuity</w:t>
-      </w:r>
-    </w:p>
-    <w:p>
-      <w:pPr>
-        <w:numPr>
-          <w:ilvl w:val="1"/>
-          <w:numId w:val="25"/>
-        </w:numPr>
-        <w:rPr>
-          <w:rFonts w:ascii="Segoe UI Emoji" w:hAnsi="Segoe UI Emoji" w:cs="Segoe UI Emoji"/>
-          <w:b/>
-          <w:bCs/>
-        </w:rPr>
-      </w:pPr>
-      <w:r>
-        <w:rPr>
-          <w:rFonts w:ascii="Segoe UI Emoji" w:hAnsi="Segoe UI Emoji" w:cs="Segoe UI Emoji"/>
-          <w:b/>
-          <w:bCs/>
-        </w:rPr>
-        <w:t>commits new state</w:t>
-      </w:r>
-    </w:p>
-    <w:p>
-      <w:pPr>
-        <w:numPr>
-          <w:ilvl w:val="0"/>
-          <w:numId w:val="25"/>
-        </w:numPr>
-        <w:rPr>
-          <w:rFonts w:ascii="Segoe UI Emoji" w:hAnsi="Segoe UI Emoji" w:cs="Segoe UI Emoji"/>
-          <w:b/>
-          <w:bCs/>
-        </w:rPr>
-      </w:pPr>
-      <w:r>
-        <w:rPr>
-          <w:rFonts w:ascii="Segoe UI Emoji" w:hAnsi="Segoe UI Emoji" w:cs="Segoe UI Emoji"/>
-          <w:b/>
-          <w:bCs/>
-        </w:rPr>
-        <w:t>Policy decision</w:t>
-      </w:r>
-    </w:p>
-    <w:p>
-      <w:pPr>
-        <w:numPr>
-          <w:ilvl w:val="0"/>
-          <w:numId w:val="25"/>
-        </w:numPr>
-        <w:rPr>
-          <w:rFonts w:ascii="Segoe UI Emoji" w:hAnsi="Segoe UI Emoji" w:cs="Segoe UI Emoji"/>
-          <w:b/>
-          <w:bCs/>
-        </w:rPr>
-      </w:pPr>
-      <w:r>
-        <w:rPr>
-          <w:rFonts w:ascii="Segoe UI Emoji" w:hAnsi="Segoe UI Emoji" w:cs="Segoe UI Emoji"/>
-          <w:b/>
-          <w:bCs/>
-        </w:rPr>
-        <w:t xml:space="preserve">Respond + </w:t>
-      </w:r>
-      <w:proofErr w:type="gramStart"/>
-      <w:r>
-        <w:rPr>
-          <w:rFonts w:ascii="Segoe UI Emoji" w:hAnsi="Segoe UI Emoji" w:cs="Segoe UI Emoji"/>
-          <w:b/>
-          <w:bCs/>
-        </w:rPr>
-        <w:t>return</w:t>
-      </w:r>
-      <w:proofErr w:type="gramEnd"/>
-      <w:r>
-        <w:rPr>
-          <w:rFonts w:ascii="Segoe UI Emoji" w:hAnsi="Segoe UI Emoji" w:cs="Segoe UI Emoji"/>
-          <w:b/>
-          <w:bCs/>
-        </w:rPr>
-        <w:t xml:space="preserve"> new state</w:t>
-      </w:r>
-    </w:p>
-    <w:p>
-      <w:pPr>
-        <w:numPr>
-          <w:ilvl w:val="0"/>
-          <w:numId w:val="25"/>
-        </w:numPr>
-        <w:rPr>
-          <w:rFonts w:ascii="Segoe UI Emoji" w:hAnsi="Segoe UI Emoji" w:cs="Segoe UI Emoji"/>
-          <w:b/>
-          <w:bCs/>
-        </w:rPr>
-      </w:pPr>
-      <w:r>
-        <w:rPr>
-          <w:rFonts w:ascii="Segoe UI Emoji" w:hAnsi="Segoe UI Emoji" w:cs="Segoe UI Emoji"/>
-          <w:b/>
-          <w:bCs/>
-        </w:rPr>
-        <w:t>Async audit log</w:t>
-      </w:r>
-    </w:p>
-    <w:p>
-      <w:pPr>
-        <w:rPr>
-          <w:rFonts w:ascii="Segoe UI Emoji" w:hAnsi="Segoe UI Emoji" w:cs="Segoe UI Emoji"/>
-          <w:b/>
-          <w:bCs/>
-        </w:rPr>
-      </w:pPr>
-      <w:r>
-        <w:rPr>
-          <w:rFonts w:ascii="Segoe UI Emoji" w:hAnsi="Segoe UI Emoji" w:cs="Segoe UI Emoji"/>
-          <w:b/>
-          <w:bCs/>
-        </w:rPr>
-        <w:pict w14:anchorId="178B0F08">
-          <v:rect id="_x0000_i1385" style="width:0;height:1.5pt" o:hralign="center" o:hrstd="t" o:hr="t" fillcolor="#a0a0a0" stroked="f"/>
+        <w:t>atomic transition (t → t+1)</w:t>
+      </w:r>
+    </w:p>
+    <w:p>
+      <w:pPr>
+        <w:rPr>
+          <w:rFonts w:ascii="Segoe UI Emoji" w:hAnsi="Segoe UI Emoji" w:cs="Segoe UI Emoji"/>
+          <w:b/>
+          <w:bCs/>
+        </w:rPr>
+      </w:pPr>
+      <w:r>
+        <w:rPr>
+          <w:rFonts w:ascii="Segoe UI Emoji" w:hAnsi="Segoe UI Emoji" w:cs="Segoe UI Emoji"/>
+          <w:b/>
+          <w:bCs/>
+        </w:rPr>
+        <w:pict w14:anchorId="7590579C">
+          <v:rect id="_x0000_i1034" style="width:0;height:1.5pt" o:hralign="center" o:hrstd="t" o:hr="t" fillcolor="#a0a0a0" stroked="f"/>
         </w:pict>
       </w:r>
     </w:p>
@@ -2139,208 +2193,7 @@
           <w:b/>
           <w:bCs/>
         </w:rPr>
-        <w:t>🔒 Replay Protection (FINAL MODEL)</w:t>
-      </w:r>
-    </w:p>
-    <w:p>
-      <w:pPr>
-        <w:rPr>
-          <w:rFonts w:ascii="Segoe UI Emoji" w:hAnsi="Segoe UI Emoji" w:cs="Segoe UI Emoji"/>
-          <w:b/>
-          <w:bCs/>
-        </w:rPr>
-      </w:pPr>
-      <w:r>
-        <w:rPr>
-          <w:rFonts w:ascii="Segoe UI Emoji" w:hAnsi="Segoe UI Emoji" w:cs="Segoe UI Emoji"/>
-          <w:b/>
-          <w:bCs/>
-        </w:rPr>
-        <w:t>Hybrid Design</w:t>
-      </w:r>
-    </w:p>
-    <w:p>
-      <w:pPr>
-        <w:rPr>
-          <w:rFonts w:ascii="Segoe UI Emoji" w:hAnsi="Segoe UI Emoji" w:cs="Segoe UI Emoji"/>
-          <w:b/>
-          <w:bCs/>
-        </w:rPr>
-      </w:pPr>
-      <w:r>
-        <w:rPr>
-          <w:rFonts w:ascii="Segoe UI Emoji" w:hAnsi="Segoe UI Emoji" w:cs="Segoe UI Emoji"/>
-          <w:b/>
-          <w:bCs/>
-        </w:rPr>
-        <w:lastRenderedPageBreak/>
-        <w:t>Client provides:</w:t>
-      </w:r>
-    </w:p>
-    <w:p>
-      <w:pPr>
-        <w:numPr>
-          <w:ilvl w:val="0"/>
-          <w:numId w:val="26"/>
-        </w:numPr>
-        <w:rPr>
-          <w:rFonts w:ascii="Segoe UI Emoji" w:hAnsi="Segoe UI Emoji" w:cs="Segoe UI Emoji"/>
-          <w:b/>
-          <w:bCs/>
-        </w:rPr>
-      </w:pPr>
-      <w:proofErr w:type="spellStart"/>
-      <w:r>
-        <w:rPr>
-          <w:rFonts w:ascii="Segoe UI Emoji" w:hAnsi="Segoe UI Emoji" w:cs="Segoe UI Emoji"/>
-          <w:b/>
-          <w:bCs/>
-        </w:rPr>
-        <w:t>Seq_t</w:t>
-      </w:r>
-      <w:proofErr w:type="spellEnd"/>
-    </w:p>
-    <w:p>
-      <w:pPr>
-        <w:numPr>
-          <w:ilvl w:val="0"/>
-          <w:numId w:val="26"/>
-        </w:numPr>
-        <w:rPr>
-          <w:rFonts w:ascii="Segoe UI Emoji" w:hAnsi="Segoe UI Emoji" w:cs="Segoe UI Emoji"/>
-          <w:b/>
-          <w:bCs/>
-        </w:rPr>
-      </w:pPr>
-      <w:proofErr w:type="gramStart"/>
-      <w:r>
-        <w:rPr>
-          <w:rFonts w:ascii="Segoe UI Emoji" w:hAnsi="Segoe UI Emoji" w:cs="Segoe UI Emoji"/>
-          <w:b/>
-          <w:bCs/>
-        </w:rPr>
-        <w:t>E_{</w:t>
-      </w:r>
-      <w:proofErr w:type="gramEnd"/>
-      <w:r>
-        <w:rPr>
-          <w:rFonts w:ascii="Segoe UI Emoji" w:hAnsi="Segoe UI Emoji" w:cs="Segoe UI Emoji"/>
-          <w:b/>
-          <w:bCs/>
-        </w:rPr>
-        <w:t>t-1}</w:t>
-      </w:r>
-    </w:p>
-    <w:p>
-      <w:pPr>
-        <w:rPr>
-          <w:rFonts w:ascii="Segoe UI Emoji" w:hAnsi="Segoe UI Emoji" w:cs="Segoe UI Emoji"/>
-          <w:b/>
-          <w:bCs/>
-        </w:rPr>
-      </w:pPr>
-      <w:r>
-        <w:rPr>
-          <w:rFonts w:ascii="Segoe UI Emoji" w:hAnsi="Segoe UI Emoji" w:cs="Segoe UI Emoji"/>
-          <w:b/>
-          <w:bCs/>
-        </w:rPr>
-        <w:t>Server enforces:</w:t>
-      </w:r>
-    </w:p>
-    <w:p>
-      <w:pPr>
-        <w:numPr>
-          <w:ilvl w:val="0"/>
-          <w:numId w:val="27"/>
-        </w:numPr>
-        <w:rPr>
-          <w:rFonts w:ascii="Segoe UI Emoji" w:hAnsi="Segoe UI Emoji" w:cs="Segoe UI Emoji"/>
-          <w:b/>
-          <w:bCs/>
-        </w:rPr>
-      </w:pPr>
-      <w:r>
-        <w:rPr>
-          <w:rFonts w:ascii="Segoe UI Emoji" w:hAnsi="Segoe UI Emoji" w:cs="Segoe UI Emoji"/>
-          <w:b/>
-          <w:bCs/>
-        </w:rPr>
-        <w:t>strict equality with stored state</w:t>
-      </w:r>
-    </w:p>
-    <w:p>
-      <w:pPr>
-        <w:rPr>
-          <w:rFonts w:ascii="Segoe UI Emoji" w:hAnsi="Segoe UI Emoji" w:cs="Segoe UI Emoji"/>
-          <w:b/>
-          <w:bCs/>
-        </w:rPr>
-      </w:pPr>
-      <w:r>
-        <w:rPr>
-          <w:rFonts w:ascii="Segoe UI Emoji" w:hAnsi="Segoe UI Emoji" w:cs="Segoe UI Emoji"/>
-          <w:b/>
-          <w:bCs/>
-        </w:rPr>
-        <w:t>Redis guarantees:</w:t>
-      </w:r>
-    </w:p>
-    <w:p>
-      <w:pPr>
-        <w:numPr>
-          <w:ilvl w:val="0"/>
-          <w:numId w:val="28"/>
-        </w:numPr>
-        <w:rPr>
-          <w:rFonts w:ascii="Segoe UI Emoji" w:hAnsi="Segoe UI Emoji" w:cs="Segoe UI Emoji"/>
-          <w:b/>
-          <w:bCs/>
-        </w:rPr>
-      </w:pPr>
-      <w:r>
-        <w:rPr>
-          <w:rFonts w:ascii="Segoe UI Emoji" w:hAnsi="Segoe UI Emoji" w:cs="Segoe UI Emoji"/>
-          <w:b/>
-          <w:bCs/>
-        </w:rPr>
-        <w:t>atomic transition (t → t+1)</w:t>
-      </w:r>
-    </w:p>
-    <w:p>
-      <w:pPr>
-        <w:rPr>
-          <w:rFonts w:ascii="Segoe UI Emoji" w:hAnsi="Segoe UI Emoji" w:cs="Segoe UI Emoji"/>
-          <w:b/>
-          <w:bCs/>
-        </w:rPr>
-      </w:pPr>
-      <w:r>
-        <w:rPr>
-          <w:rFonts w:ascii="Segoe UI Emoji" w:hAnsi="Segoe UI Emoji" w:cs="Segoe UI Emoji"/>
-          <w:b/>
-          <w:bCs/>
-        </w:rPr>
-        <w:pict w14:anchorId="4CCC752E">
-          <v:rect id="_x0000_i1386" style="width:0;height:1.5pt" o:hralign="center" o:hrstd="t" o:hr="t" fillcolor="#a0a0a0" stroked="f"/>
-        </w:pict>
-      </w:r>
-    </w:p>
-    <w:p>
-      <w:pPr>
-        <w:rPr>
-          <w:rFonts w:ascii="Segoe UI Emoji" w:hAnsi="Segoe UI Emoji" w:cs="Segoe UI Emoji"/>
-          <w:b/>
-          <w:bCs/>
-        </w:rPr>
-      </w:pPr>
-      <w:r>
-        <w:rPr>
-          <w:rFonts w:ascii="Segoe UI Emoji" w:hAnsi="Segoe UI Emoji" w:cs="Segoe UI Emoji"/>
-          <w:b/>
-          <w:bCs/>
-        </w:rPr>
-        <w:t>🔐 Security Result</w:t>
+        <w:t>✅ Verified Security</w:t>
       </w:r>
     </w:p>
     <w:tbl>
@@ -2356,7 +2209,7 @@
         <w:tblLook w:val="04A0" w:firstRow="1" w:lastRow="0" w:firstColumn="1" w:lastColumn="0" w:noHBand="0" w:noVBand="1"/>
       </w:tblPr>
       <w:tblGrid>
-        <w:gridCol w:w="1886"/>
+        <w:gridCol w:w="1902"/>
         <w:gridCol w:w="1206"/>
       </w:tblGrid>
       <w:tr>
@@ -2408,7 +2261,7 @@
                 <w:b/>
                 <w:bCs/>
               </w:rPr>
-              <w:t>Outcome</w:t>
+              <w:t>Status</w:t>
             </w:r>
           </w:p>
         </w:tc>
@@ -2437,7 +2290,7 @@
                 <w:b/>
                 <w:bCs/>
               </w:rPr>
-              <w:t>Replay old request</w:t>
+              <w:t>Replay attack</w:t>
             </w:r>
           </w:p>
         </w:tc>
@@ -2461,15 +2314,7 @@
                 <w:b/>
                 <w:bCs/>
               </w:rPr>
-              <w:t xml:space="preserve">❌ </w:t>
-            </w:r>
-            <w:r>
-              <w:rPr>
-                <w:rFonts w:ascii="Segoe UI Emoji" w:hAnsi="Segoe UI Emoji" w:cs="Segoe UI Emoji"/>
-                <w:b/>
-                <w:bCs/>
-              </w:rPr>
-              <w:t>blocked</w:t>
+              <w:t>✅ blocked</w:t>
             </w:r>
           </w:p>
         </w:tc>
@@ -2498,7 +2343,7 @@
                 <w:b/>
                 <w:bCs/>
               </w:rPr>
-              <w:t>Skip sequence</w:t>
+              <w:t>Sequence skipping</w:t>
             </w:r>
           </w:p>
         </w:tc>
@@ -2522,7 +2367,7 @@
                 <w:b/>
                 <w:bCs/>
               </w:rPr>
-              <w:t>❌ blocked</w:t>
+              <w:t>✅ blocked</w:t>
             </w:r>
           </w:p>
         </w:tc>
@@ -2575,7 +2420,7 @@
                 <w:b/>
                 <w:bCs/>
               </w:rPr>
-              <w:t>❌ blocked</w:t>
+              <w:t>✅ blocked</w:t>
             </w:r>
           </w:p>
         </w:tc>
@@ -2628,7 +2473,7 @@
                 <w:b/>
                 <w:bCs/>
               </w:rPr>
-              <w:t>❌ blocked</w:t>
+              <w:t>✅ blocked</w:t>
             </w:r>
           </w:p>
         </w:tc>
@@ -2648,8 +2493,8 @@
           <w:b/>
           <w:bCs/>
         </w:rPr>
-        <w:pict w14:anchorId="5AB8464B">
-          <v:rect id="_x0000_i1387" style="width:0;height:1.5pt" o:hralign="center" o:hrstd="t" o:hr="t" fillcolor="#a0a0a0" stroked="f"/>
+        <w:pict w14:anchorId="3D7DE59F">
+          <v:rect id="_x0000_i1035" style="width:0;height:1.5pt" o:hralign="center" o:hrstd="t" o:hr="t" fillcolor="#a0a0a0" stroked="f"/>
         </w:pict>
       </w:r>
     </w:p>
@@ -2667,7 +2512,7 @@
           <w:b/>
           <w:bCs/>
         </w:rPr>
-        <w:t>🔒 TOCTOU ELIMINATED</w:t>
+        <w:t>🔒 TOCTOU ELIMINATION</w:t>
       </w:r>
     </w:p>
     <w:p>
@@ -2752,8 +2597,8 @@
           <w:b/>
           <w:bCs/>
         </w:rPr>
-        <w:pict w14:anchorId="6A6D8A41">
-          <v:rect id="_x0000_i1388" style="width:0;height:1.5pt" o:hralign="center" o:hrstd="t" o:hr="t" fillcolor="#a0a0a0" stroked="f"/>
+        <w:pict w14:anchorId="21DED89C">
+          <v:rect id="_x0000_i1036" style="width:0;height:1.5pt" o:hralign="center" o:hrstd="t" o:hr="t" fillcolor="#a0a0a0" stroked="f"/>
         </w:pict>
       </w:r>
     </w:p>
@@ -2813,7 +2658,7 @@
       <w:pPr>
         <w:numPr>
           <w:ilvl w:val="0"/>
-          <w:numId w:val="29"/>
+          <w:numId w:val="50"/>
         </w:numPr>
         <w:rPr>
           <w:rFonts w:ascii="Segoe UI Emoji" w:hAnsi="Segoe UI Emoji" w:cs="Segoe UI Emoji"/>
@@ -2827,7 +2672,6 @@
           <w:b/>
           <w:bCs/>
         </w:rPr>
-        <w:lastRenderedPageBreak/>
         <w:t>ML-DSA signed</w:t>
       </w:r>
     </w:p>
@@ -2835,7 +2679,7 @@
       <w:pPr>
         <w:numPr>
           <w:ilvl w:val="0"/>
-          <w:numId w:val="29"/>
+          <w:numId w:val="50"/>
         </w:numPr>
         <w:rPr>
           <w:rFonts w:ascii="Segoe UI Emoji" w:hAnsi="Segoe UI Emoji" w:cs="Segoe UI Emoji"/>
@@ -2849,6 +2693,7 @@
           <w:b/>
           <w:bCs/>
         </w:rPr>
+        <w:lastRenderedPageBreak/>
         <w:t>Contains:</w:t>
       </w:r>
     </w:p>
@@ -2856,7 +2701,7 @@
       <w:pPr>
         <w:numPr>
           <w:ilvl w:val="1"/>
-          <w:numId w:val="29"/>
+          <w:numId w:val="50"/>
         </w:numPr>
         <w:rPr>
           <w:rFonts w:ascii="Segoe UI Emoji" w:hAnsi="Segoe UI Emoji" w:cs="Segoe UI Emoji"/>
@@ -2877,7 +2722,7 @@
       <w:pPr>
         <w:numPr>
           <w:ilvl w:val="1"/>
-          <w:numId w:val="29"/>
+          <w:numId w:val="50"/>
         </w:numPr>
         <w:rPr>
           <w:rFonts w:ascii="Segoe UI Emoji" w:hAnsi="Segoe UI Emoji" w:cs="Segoe UI Emoji"/>
@@ -2898,7 +2743,7 @@
       <w:pPr>
         <w:numPr>
           <w:ilvl w:val="1"/>
-          <w:numId w:val="29"/>
+          <w:numId w:val="50"/>
         </w:numPr>
         <w:rPr>
           <w:rFonts w:ascii="Segoe UI Emoji" w:hAnsi="Segoe UI Emoji" w:cs="Segoe UI Emoji"/>
@@ -2919,7 +2764,7 @@
       <w:pPr>
         <w:numPr>
           <w:ilvl w:val="1"/>
-          <w:numId w:val="29"/>
+          <w:numId w:val="50"/>
         </w:numPr>
         <w:rPr>
           <w:rFonts w:ascii="Segoe UI Emoji" w:hAnsi="Segoe UI Emoji" w:cs="Segoe UI Emoji"/>
@@ -2940,7 +2785,7 @@
       <w:pPr>
         <w:numPr>
           <w:ilvl w:val="1"/>
-          <w:numId w:val="29"/>
+          <w:numId w:val="50"/>
         </w:numPr>
         <w:rPr>
           <w:rFonts w:ascii="Segoe UI Emoji" w:hAnsi="Segoe UI Emoji" w:cs="Segoe UI Emoji"/>
@@ -2973,8 +2818,8 @@
           <w:b/>
           <w:bCs/>
         </w:rPr>
-        <w:pict w14:anchorId="075DC5BF">
-          <v:rect id="_x0000_i1389" style="width:0;height:1.5pt" o:hralign="center" o:hrstd="t" o:hr="t" fillcolor="#a0a0a0" stroked="f"/>
+        <w:pict w14:anchorId="7D2895F6">
+          <v:rect id="_x0000_i1037" style="width:0;height:1.5pt" o:hralign="center" o:hrstd="t" o:hr="t" fillcolor="#a0a0a0" stroked="f"/>
         </w:pict>
       </w:r>
     </w:p>
@@ -2999,7 +2844,7 @@
       <w:pPr>
         <w:numPr>
           <w:ilvl w:val="0"/>
-          <w:numId w:val="30"/>
+          <w:numId w:val="51"/>
         </w:numPr>
         <w:rPr>
           <w:rFonts w:ascii="Segoe UI Emoji" w:hAnsi="Segoe UI Emoji" w:cs="Segoe UI Emoji"/>
@@ -3030,8 +2875,8 @@
           <w:b/>
           <w:bCs/>
         </w:rPr>
-        <w:pict w14:anchorId="3377D39B">
-          <v:rect id="_x0000_i1390" style="width:0;height:1.5pt" o:hralign="center" o:hrstd="t" o:hr="t" fillcolor="#a0a0a0" stroked="f"/>
+        <w:pict w14:anchorId="190DEE8A">
+          <v:rect id="_x0000_i1038" style="width:0;height:1.5pt" o:hralign="center" o:hrstd="t" o:hr="t" fillcolor="#a0a0a0" stroked="f"/>
         </w:pict>
       </w:r>
     </w:p>
@@ -3049,7 +2894,7 @@
           <w:b/>
           <w:bCs/>
         </w:rPr>
-        <w:t>Envelope (FINAL)</w:t>
+        <w:t>Envelope</w:t>
       </w:r>
     </w:p>
     <w:p>
@@ -3337,8 +3182,8 @@
           <w:b/>
           <w:bCs/>
         </w:rPr>
-        <w:pict w14:anchorId="16FDA306">
-          <v:rect id="_x0000_i1391" style="width:0;height:1.5pt" o:hralign="center" o:hrstd="t" o:hr="t" fillcolor="#a0a0a0" stroked="f"/>
+        <w:pict w14:anchorId="4684D476">
+          <v:rect id="_x0000_i1039" style="width:0;height:1.5pt" o:hralign="center" o:hrstd="t" o:hr="t" fillcolor="#a0a0a0" stroked="f"/>
         </w:pict>
       </w:r>
     </w:p>
@@ -3438,8 +3283,8 @@
           <w:b/>
           <w:bCs/>
         </w:rPr>
-        <w:pict w14:anchorId="1B63DC1F">
-          <v:rect id="_x0000_i1392" style="width:0;height:1.5pt" o:hralign="center" o:hrstd="t" o:hr="t" fillcolor="#a0a0a0" stroked="f"/>
+        <w:pict w14:anchorId="70D792C6">
+          <v:rect id="_x0000_i1040" style="width:0;height:1.5pt" o:hralign="center" o:hrstd="t" o:hr="t" fillcolor="#a0a0a0" stroked="f"/>
         </w:pict>
       </w:r>
     </w:p>
@@ -3464,7 +3309,7 @@
       <w:pPr>
         <w:numPr>
           <w:ilvl w:val="0"/>
-          <w:numId w:val="31"/>
+          <w:numId w:val="52"/>
         </w:numPr>
         <w:rPr>
           <w:rFonts w:ascii="Segoe UI Emoji" w:hAnsi="Segoe UI Emoji" w:cs="Segoe UI Emoji"/>
@@ -3485,7 +3330,7 @@
       <w:pPr>
         <w:numPr>
           <w:ilvl w:val="0"/>
-          <w:numId w:val="31"/>
+          <w:numId w:val="52"/>
         </w:numPr>
         <w:rPr>
           <w:rFonts w:ascii="Segoe UI Emoji" w:hAnsi="Segoe UI Emoji" w:cs="Segoe UI Emoji"/>
@@ -3506,7 +3351,7 @@
       <w:pPr>
         <w:numPr>
           <w:ilvl w:val="1"/>
-          <w:numId w:val="31"/>
+          <w:numId w:val="52"/>
         </w:numPr>
         <w:rPr>
           <w:rFonts w:ascii="Segoe UI Emoji" w:hAnsi="Segoe UI Emoji" w:cs="Segoe UI Emoji"/>
@@ -3527,7 +3372,7 @@
       <w:pPr>
         <w:numPr>
           <w:ilvl w:val="1"/>
-          <w:numId w:val="31"/>
+          <w:numId w:val="52"/>
         </w:numPr>
         <w:rPr>
           <w:rFonts w:ascii="Segoe UI Emoji" w:hAnsi="Segoe UI Emoji" w:cs="Segoe UI Emoji"/>
@@ -3548,7 +3393,7 @@
       <w:pPr>
         <w:numPr>
           <w:ilvl w:val="1"/>
-          <w:numId w:val="31"/>
+          <w:numId w:val="52"/>
         </w:numPr>
         <w:rPr>
           <w:rFonts w:ascii="Segoe UI Emoji" w:hAnsi="Segoe UI Emoji" w:cs="Segoe UI Emoji"/>
@@ -3562,26 +3407,26 @@
           <w:b/>
           <w:bCs/>
         </w:rPr>
+        <w:t>strict continuity</w:t>
+      </w:r>
+    </w:p>
+    <w:p>
+      <w:pPr>
+        <w:rPr>
+          <w:rFonts w:ascii="Segoe UI Emoji" w:hAnsi="Segoe UI Emoji" w:cs="Segoe UI Emoji"/>
+          <w:b/>
+          <w:bCs/>
+        </w:rPr>
+      </w:pPr>
+      <w:r>
+        <w:rPr>
+          <w:rFonts w:ascii="Segoe UI Emoji" w:hAnsi="Segoe UI Emoji" w:cs="Segoe UI Emoji"/>
+          <w:b/>
+          <w:bCs/>
+        </w:rPr>
         <w:lastRenderedPageBreak/>
-        <w:t>strict continuity</w:t>
-      </w:r>
-    </w:p>
-    <w:p>
-      <w:pPr>
-        <w:rPr>
-          <w:rFonts w:ascii="Segoe UI Emoji" w:hAnsi="Segoe UI Emoji" w:cs="Segoe UI Emoji"/>
-          <w:b/>
-          <w:bCs/>
-        </w:rPr>
-      </w:pPr>
-      <w:r>
-        <w:rPr>
-          <w:rFonts w:ascii="Segoe UI Emoji" w:hAnsi="Segoe UI Emoji" w:cs="Segoe UI Emoji"/>
-          <w:b/>
-          <w:bCs/>
-        </w:rPr>
-        <w:pict w14:anchorId="61005AEA">
-          <v:rect id="_x0000_i1393" style="width:0;height:1.5pt" o:hralign="center" o:hrstd="t" o:hr="t" fillcolor="#a0a0a0" stroked="f"/>
+        <w:pict w14:anchorId="1926A2F4">
+          <v:rect id="_x0000_i1041" style="width:0;height:1.5pt" o:hralign="center" o:hrstd="t" o:hr="t" fillcolor="#a0a0a0" stroked="f"/>
         </w:pict>
       </w:r>
     </w:p>
@@ -3617,7 +3462,7 @@
           <w:b/>
           <w:bCs/>
         </w:rPr>
-        <w:t xml:space="preserve"> Engine (CALIBRATED)</w:t>
+        <w:t xml:space="preserve"> Engine (PARTIALLY VALIDATED)</w:t>
       </w:r>
     </w:p>
     <w:p>
@@ -3641,7 +3486,7 @@
       <w:pPr>
         <w:numPr>
           <w:ilvl w:val="0"/>
-          <w:numId w:val="32"/>
+          <w:numId w:val="53"/>
         </w:numPr>
         <w:rPr>
           <w:rFonts w:ascii="Segoe UI Emoji" w:hAnsi="Segoe UI Emoji" w:cs="Segoe UI Emoji"/>
@@ -3662,7 +3507,7 @@
       <w:pPr>
         <w:numPr>
           <w:ilvl w:val="0"/>
-          <w:numId w:val="32"/>
+          <w:numId w:val="53"/>
         </w:numPr>
         <w:rPr>
           <w:rFonts w:ascii="Segoe UI Emoji" w:hAnsi="Segoe UI Emoji" w:cs="Segoe UI Emoji"/>
@@ -3683,20 +3528,51 @@
     </w:p>
     <w:p>
       <w:pPr>
-        <w:rPr>
-          <w:rFonts w:ascii="Segoe UI Emoji" w:hAnsi="Segoe UI Emoji" w:cs="Segoe UI Emoji"/>
-          <w:b/>
-          <w:bCs/>
-        </w:rPr>
-      </w:pPr>
-      <w:r>
-        <w:rPr>
-          <w:rFonts w:ascii="Segoe UI Emoji" w:hAnsi="Segoe UI Emoji" w:cs="Segoe UI Emoji"/>
-          <w:b/>
-          <w:bCs/>
-        </w:rPr>
-        <w:pict w14:anchorId="65ACB20D">
-          <v:rect id="_x0000_i1394" style="width:0;height:1.5pt" o:hralign="center" o:hrstd="t" o:hr="t" fillcolor="#a0a0a0" stroked="f"/>
+        <w:numPr>
+          <w:ilvl w:val="0"/>
+          <w:numId w:val="53"/>
+        </w:numPr>
+        <w:rPr>
+          <w:rFonts w:ascii="Segoe UI Emoji" w:hAnsi="Segoe UI Emoji" w:cs="Segoe UI Emoji"/>
+          <w:b/>
+          <w:bCs/>
+        </w:rPr>
+      </w:pPr>
+      <w:proofErr w:type="spellStart"/>
+      <w:r>
+        <w:rPr>
+          <w:rFonts w:ascii="Segoe UI Emoji" w:hAnsi="Segoe UI Emoji" w:cs="Segoe UI Emoji"/>
+          <w:b/>
+          <w:bCs/>
+        </w:rPr>
+        <w:t>request_rate</w:t>
+      </w:r>
+      <w:proofErr w:type="spellEnd"/>
+      <w:r>
+        <w:rPr>
+          <w:rFonts w:ascii="Segoe UI Emoji" w:hAnsi="Segoe UI Emoji" w:cs="Segoe UI Emoji"/>
+          <w:b/>
+          <w:bCs/>
+        </w:rPr>
+        <w:t xml:space="preserve"> feature captures volumetric behavior, replacing traditional rate limiting mechanisms.</w:t>
+      </w:r>
+    </w:p>
+    <w:p>
+      <w:pPr>
+        <w:rPr>
+          <w:rFonts w:ascii="Segoe UI Emoji" w:hAnsi="Segoe UI Emoji" w:cs="Segoe UI Emoji"/>
+          <w:b/>
+          <w:bCs/>
+        </w:rPr>
+      </w:pPr>
+      <w:r>
+        <w:rPr>
+          <w:rFonts w:ascii="Segoe UI Emoji" w:hAnsi="Segoe UI Emoji" w:cs="Segoe UI Emoji"/>
+          <w:b/>
+          <w:bCs/>
+        </w:rPr>
+        <w:pict w14:anchorId="7A462934">
+          <v:rect id="_x0000_i1042" style="width:0;height:1.5pt" o:hralign="center" o:hrstd="t" o:hr="t" fillcolor="#a0a0a0" stroked="f"/>
         </w:pict>
       </w:r>
     </w:p>
@@ -3714,7 +3590,7 @@
           <w:b/>
           <w:bCs/>
         </w:rPr>
-        <w:t>✅ Final Thresholds</w:t>
+        <w:t>Current Calibration (Synthetic)</w:t>
       </w:r>
     </w:p>
     <w:tbl>
@@ -4038,8 +3914,8 @@
           <w:b/>
           <w:bCs/>
         </w:rPr>
-        <w:pict w14:anchorId="2D377DE8">
-          <v:rect id="_x0000_i1395" style="width:0;height:1.5pt" o:hralign="center" o:hrstd="t" o:hr="t" fillcolor="#a0a0a0" stroked="f"/>
+        <w:pict w14:anchorId="70A7A36D">
+          <v:rect id="_x0000_i1043" style="width:0;height:1.5pt" o:hralign="center" o:hrstd="t" o:hr="t" fillcolor="#a0a0a0" stroked="f"/>
         </w:pict>
       </w:r>
     </w:p>
@@ -4057,235 +3933,14 @@
           <w:b/>
           <w:bCs/>
         </w:rPr>
-        <w:t>📊 Experimental Results</w:t>
-      </w:r>
-    </w:p>
-    <w:tbl>
-      <w:tblPr>
-        <w:tblW w:w="0" w:type="auto"/>
-        <w:tblCellSpacing w:w="15" w:type="dxa"/>
-        <w:tblCellMar>
-          <w:top w:w="15" w:type="dxa"/>
-          <w:left w:w="15" w:type="dxa"/>
-          <w:bottom w:w="15" w:type="dxa"/>
-          <w:right w:w="15" w:type="dxa"/>
-        </w:tblCellMar>
-        <w:tblLook w:val="04A0" w:firstRow="1" w:lastRow="0" w:firstColumn="1" w:lastColumn="0" w:noHBand="0" w:noVBand="1"/>
-      </w:tblPr>
-      <w:tblGrid>
-        <w:gridCol w:w="842"/>
-        <w:gridCol w:w="617"/>
-      </w:tblGrid>
-      <w:tr>
-        <w:trPr>
-          <w:tblHeader/>
-          <w:tblCellSpacing w:w="15" w:type="dxa"/>
-        </w:trPr>
-        <w:tc>
-          <w:tcPr>
-            <w:tcW w:w="0" w:type="auto"/>
-            <w:vAlign w:val="center"/>
-            <w:hideMark/>
-          </w:tcPr>
-          <w:p>
-            <w:pPr>
-              <w:rPr>
-                <w:rFonts w:ascii="Segoe UI Emoji" w:hAnsi="Segoe UI Emoji" w:cs="Segoe UI Emoji"/>
-                <w:b/>
-                <w:bCs/>
-              </w:rPr>
-            </w:pPr>
-            <w:r>
-              <w:rPr>
-                <w:rFonts w:ascii="Segoe UI Emoji" w:hAnsi="Segoe UI Emoji" w:cs="Segoe UI Emoji"/>
-                <w:b/>
-                <w:bCs/>
-              </w:rPr>
-              <w:t>Metric</w:t>
-            </w:r>
-          </w:p>
-        </w:tc>
-        <w:tc>
-          <w:tcPr>
-            <w:tcW w:w="0" w:type="auto"/>
-            <w:vAlign w:val="center"/>
-            <w:hideMark/>
-          </w:tcPr>
-          <w:p>
-            <w:pPr>
-              <w:rPr>
-                <w:rFonts w:ascii="Segoe UI Emoji" w:hAnsi="Segoe UI Emoji" w:cs="Segoe UI Emoji"/>
-                <w:b/>
-                <w:bCs/>
-              </w:rPr>
-            </w:pPr>
-            <w:r>
-              <w:rPr>
-                <w:rFonts w:ascii="Segoe UI Emoji" w:hAnsi="Segoe UI Emoji" w:cs="Segoe UI Emoji"/>
-                <w:b/>
-                <w:bCs/>
-              </w:rPr>
-              <w:t>Value</w:t>
-            </w:r>
-          </w:p>
-        </w:tc>
-      </w:tr>
-      <w:tr>
-        <w:trPr>
-          <w:tblCellSpacing w:w="15" w:type="dxa"/>
-        </w:trPr>
-        <w:tc>
-          <w:tcPr>
-            <w:tcW w:w="0" w:type="auto"/>
-            <w:vAlign w:val="center"/>
-            <w:hideMark/>
-          </w:tcPr>
-          <w:p>
-            <w:pPr>
-              <w:rPr>
-                <w:rFonts w:ascii="Segoe UI Emoji" w:hAnsi="Segoe UI Emoji" w:cs="Segoe UI Emoji"/>
-                <w:b/>
-                <w:bCs/>
-              </w:rPr>
-            </w:pPr>
-            <w:r>
-              <w:rPr>
-                <w:rFonts w:ascii="Segoe UI Emoji" w:hAnsi="Segoe UI Emoji" w:cs="Segoe UI Emoji"/>
-                <w:b/>
-                <w:bCs/>
-              </w:rPr>
-              <w:t>FP Rate</w:t>
-            </w:r>
-          </w:p>
-        </w:tc>
-        <w:tc>
-          <w:tcPr>
-            <w:tcW w:w="0" w:type="auto"/>
-            <w:vAlign w:val="center"/>
-            <w:hideMark/>
-          </w:tcPr>
-          <w:p>
-            <w:pPr>
-              <w:rPr>
-                <w:rFonts w:ascii="Segoe UI Emoji" w:hAnsi="Segoe UI Emoji" w:cs="Segoe UI Emoji"/>
-                <w:b/>
-                <w:bCs/>
-              </w:rPr>
-            </w:pPr>
-            <w:r>
-              <w:rPr>
-                <w:rFonts w:ascii="Segoe UI Emoji" w:hAnsi="Segoe UI Emoji" w:cs="Segoe UI Emoji"/>
-                <w:b/>
-                <w:bCs/>
-              </w:rPr>
-              <w:t>4</w:t>
-            </w:r>
-            <w:r>
-              <w:rPr>
-                <w:rFonts w:ascii="Segoe UI Emoji" w:hAnsi="Segoe UI Emoji" w:cs="Segoe UI Emoji"/>
-                <w:b/>
-                <w:bCs/>
-              </w:rPr>
-              <w:t>.5%</w:t>
-            </w:r>
-          </w:p>
-        </w:tc>
-      </w:tr>
-      <w:tr>
-        <w:trPr>
-          <w:tblCellSpacing w:w="15" w:type="dxa"/>
-        </w:trPr>
-        <w:tc>
-          <w:tcPr>
-            <w:tcW w:w="0" w:type="auto"/>
-            <w:vAlign w:val="center"/>
-            <w:hideMark/>
-          </w:tcPr>
-          <w:p>
-            <w:pPr>
-              <w:rPr>
-                <w:rFonts w:ascii="Segoe UI Emoji" w:hAnsi="Segoe UI Emoji" w:cs="Segoe UI Emoji"/>
-                <w:b/>
-                <w:bCs/>
-              </w:rPr>
-            </w:pPr>
-            <w:r>
-              <w:rPr>
-                <w:rFonts w:ascii="Segoe UI Emoji" w:hAnsi="Segoe UI Emoji" w:cs="Segoe UI Emoji"/>
-                <w:b/>
-                <w:bCs/>
-              </w:rPr>
-              <w:t>FN Rate</w:t>
-            </w:r>
-          </w:p>
-        </w:tc>
-        <w:tc>
-          <w:tcPr>
-            <w:tcW w:w="0" w:type="auto"/>
-            <w:vAlign w:val="center"/>
-            <w:hideMark/>
-          </w:tcPr>
-          <w:p>
-            <w:pPr>
-              <w:rPr>
-                <w:rFonts w:ascii="Segoe UI Emoji" w:hAnsi="Segoe UI Emoji" w:cs="Segoe UI Emoji"/>
-                <w:b/>
-                <w:bCs/>
-              </w:rPr>
-            </w:pPr>
-            <w:r>
-              <w:rPr>
-                <w:rFonts w:ascii="Segoe UI Emoji" w:hAnsi="Segoe UI Emoji" w:cs="Segoe UI Emoji"/>
-                <w:b/>
-                <w:bCs/>
-              </w:rPr>
-              <w:t>0.0%</w:t>
-            </w:r>
-          </w:p>
-        </w:tc>
-      </w:tr>
-    </w:tbl>
-    <w:p>
-      <w:pPr>
-        <w:rPr>
-          <w:rFonts w:ascii="Segoe UI Emoji" w:hAnsi="Segoe UI Emoji" w:cs="Segoe UI Emoji"/>
-          <w:b/>
-          <w:bCs/>
-        </w:rPr>
-      </w:pPr>
-      <w:r>
-        <w:rPr>
-          <w:rFonts w:ascii="Segoe UI Emoji" w:hAnsi="Segoe UI Emoji" w:cs="Segoe UI Emoji"/>
-          <w:b/>
-          <w:bCs/>
-        </w:rPr>
-        <w:pict w14:anchorId="44E5F74F">
-          <v:rect id="_x0000_i1396" style="width:0;height:1.5pt" o:hralign="center" o:hrstd="t" o:hr="t" fillcolor="#a0a0a0" stroked="f"/>
-        </w:pict>
-      </w:r>
-    </w:p>
-    <w:p>
-      <w:pPr>
-        <w:rPr>
-          <w:rFonts w:ascii="Segoe UI Emoji" w:hAnsi="Segoe UI Emoji" w:cs="Segoe UI Emoji"/>
-          <w:b/>
-          <w:bCs/>
-        </w:rPr>
-      </w:pPr>
-      <w:r>
-        <w:rPr>
-          <w:rFonts w:ascii="Segoe UI Emoji" w:hAnsi="Segoe UI Emoji" w:cs="Segoe UI Emoji"/>
-          <w:b/>
-          <w:bCs/>
-        </w:rPr>
-        <w:t>Insight</w:t>
+        <w:t>Observed Results</w:t>
       </w:r>
     </w:p>
     <w:p>
       <w:pPr>
         <w:numPr>
           <w:ilvl w:val="0"/>
-          <w:numId w:val="33"/>
+          <w:numId w:val="54"/>
         </w:numPr>
         <w:rPr>
           <w:rFonts w:ascii="Segoe UI Emoji" w:hAnsi="Segoe UI Emoji" w:cs="Segoe UI Emoji"/>
@@ -4299,14 +3954,30 @@
           <w:b/>
           <w:bCs/>
         </w:rPr>
-        <w:t>Strong separation (≈ 0.15 gap)</w:t>
+        <w:t xml:space="preserve">FP </w:t>
+      </w:r>
+      <w:r>
+        <w:rPr>
+          <w:rFonts w:ascii="Segoe UI Emoji" w:hAnsi="Segoe UI Emoji" w:cs="Segoe UI Emoji"/>
+          <w:b/>
+          <w:bCs/>
+        </w:rPr>
+        <w:t>Extract context</w:t>
+      </w:r>
+      <w:r>
+        <w:rPr>
+          <w:rFonts w:ascii="Segoe UI Emoji" w:hAnsi="Segoe UI Emoji" w:cs="Segoe UI Emoji"/>
+          <w:b/>
+          <w:bCs/>
+        </w:rPr>
+        <w:t>≈ 4.5–6.5%</w:t>
       </w:r>
     </w:p>
     <w:p>
       <w:pPr>
         <w:numPr>
           <w:ilvl w:val="0"/>
-          <w:numId w:val="33"/>
+          <w:numId w:val="54"/>
         </w:numPr>
         <w:rPr>
           <w:rFonts w:ascii="Segoe UI Emoji" w:hAnsi="Segoe UI Emoji" w:cs="Segoe UI Emoji"/>
@@ -4320,14 +3991,14 @@
           <w:b/>
           <w:bCs/>
         </w:rPr>
-        <w:t>Minimal overlap</w:t>
+        <w:t>FN Rate = 0.0%</w:t>
       </w:r>
     </w:p>
     <w:p>
       <w:pPr>
         <w:numPr>
           <w:ilvl w:val="0"/>
-          <w:numId w:val="33"/>
+          <w:numId w:val="54"/>
         </w:numPr>
         <w:rPr>
           <w:rFonts w:ascii="Segoe UI Emoji" w:hAnsi="Segoe UI Emoji" w:cs="Segoe UI Emoji"/>
@@ -4341,7 +4012,106 @@
           <w:b/>
           <w:bCs/>
         </w:rPr>
-        <w:t>Reliable classification</w:t>
+        <w:t>Separation gap ≈ 0.15</w:t>
+      </w:r>
+    </w:p>
+    <w:p>
+      <w:pPr>
+        <w:rPr>
+          <w:rFonts w:ascii="Segoe UI Emoji" w:hAnsi="Segoe UI Emoji" w:cs="Segoe UI Emoji"/>
+          <w:b/>
+          <w:bCs/>
+        </w:rPr>
+      </w:pPr>
+      <w:r>
+        <w:rPr>
+          <w:rFonts w:ascii="Segoe UI Emoji" w:hAnsi="Segoe UI Emoji" w:cs="Segoe UI Emoji"/>
+          <w:b/>
+          <w:bCs/>
+        </w:rPr>
+        <w:pict w14:anchorId="6A359065">
+          <v:rect id="_x0000_i1044" style="width:0;height:1.5pt" o:hralign="center" o:hrstd="t" o:hr="t" fillcolor="#a0a0a0" stroked="f"/>
+        </w:pict>
+      </w:r>
+    </w:p>
+    <w:p>
+      <w:pPr>
+        <w:rPr>
+          <w:rFonts w:ascii="Segoe UI Emoji" w:hAnsi="Segoe UI Emoji" w:cs="Segoe UI Emoji"/>
+          <w:b/>
+          <w:bCs/>
+        </w:rPr>
+      </w:pPr>
+      <w:r>
+        <w:rPr>
+          <w:rFonts w:ascii="Segoe UI Emoji" w:hAnsi="Segoe UI Emoji" w:cs="Segoe UI Emoji"/>
+          <w:b/>
+          <w:bCs/>
+        </w:rPr>
+        <w:t>⚠️ Status</w:t>
+      </w:r>
+    </w:p>
+    <w:p>
+      <w:pPr>
+        <w:numPr>
+          <w:ilvl w:val="0"/>
+          <w:numId w:val="55"/>
+        </w:numPr>
+        <w:rPr>
+          <w:rFonts w:ascii="Segoe UI Emoji" w:hAnsi="Segoe UI Emoji" w:cs="Segoe UI Emoji"/>
+          <w:b/>
+          <w:bCs/>
+        </w:rPr>
+      </w:pPr>
+      <w:r>
+        <w:rPr>
+          <w:rFonts w:ascii="Segoe UI Emoji" w:hAnsi="Segoe UI Emoji" w:cs="Segoe UI Emoji"/>
+          <w:b/>
+          <w:bCs/>
+        </w:rPr>
+        <w:t>Synthetic validation complete</w:t>
+      </w:r>
+    </w:p>
+    <w:p>
+      <w:pPr>
+        <w:numPr>
+          <w:ilvl w:val="0"/>
+          <w:numId w:val="55"/>
+        </w:numPr>
+        <w:rPr>
+          <w:rFonts w:ascii="Segoe UI Emoji" w:hAnsi="Segoe UI Emoji" w:cs="Segoe UI Emoji"/>
+          <w:b/>
+          <w:bCs/>
+        </w:rPr>
+      </w:pPr>
+      <w:r>
+        <w:rPr>
+          <w:rFonts w:ascii="Segoe UI Emoji" w:hAnsi="Segoe UI Emoji" w:cs="Segoe UI Emoji"/>
+          <w:b/>
+          <w:bCs/>
+        </w:rPr>
+        <w:t>Real-world validation pending</w:t>
+      </w:r>
+    </w:p>
+    <w:p>
+      <w:pPr>
+        <w:numPr>
+          <w:ilvl w:val="0"/>
+          <w:numId w:val="55"/>
+        </w:numPr>
+        <w:rPr>
+          <w:rFonts w:ascii="Segoe UI Emoji" w:hAnsi="Segoe UI Emoji" w:cs="Segoe UI Emoji"/>
+          <w:b/>
+          <w:bCs/>
+        </w:rPr>
+      </w:pPr>
+      <w:r>
+        <w:rPr>
+          <w:rFonts w:ascii="Segoe UI Emoji" w:hAnsi="Segoe UI Emoji" w:cs="Segoe UI Emoji"/>
+          <w:b/>
+          <w:bCs/>
+        </w:rPr>
+        <w:t>Threshold stability not yet verified</w:t>
       </w:r>
     </w:p>
     <w:p>
@@ -4359,8 +4129,8 @@
           <w:bCs/>
         </w:rPr>
         <w:lastRenderedPageBreak/>
-        <w:pict w14:anchorId="454D7D39">
-          <v:rect id="_x0000_i1397" style="width:0;height:1.5pt" o:hralign="center" o:hrstd="t" o:hr="t" fillcolor="#a0a0a0" stroked="f"/>
+        <w:pict w14:anchorId="23F16004">
+          <v:rect id="_x0000_i1045" style="width:0;height:1.5pt" o:hralign="center" o:hrstd="t" o:hr="t" fillcolor="#a0a0a0" stroked="f"/>
         </w:pict>
       </w:r>
     </w:p>
@@ -4378,24 +4148,24 @@
           <w:b/>
           <w:bCs/>
         </w:rPr>
-        <w:t>7. ⏳ Trust Model (PRODUCTION CALIBRATED)</w:t>
-      </w:r>
-    </w:p>
-    <w:p>
-      <w:pPr>
-        <w:rPr>
-          <w:rFonts w:ascii="Segoe UI Emoji" w:hAnsi="Segoe UI Emoji" w:cs="Segoe UI Emoji"/>
-          <w:b/>
-          <w:bCs/>
-        </w:rPr>
-      </w:pPr>
-      <w:r>
-        <w:rPr>
-          <w:rFonts w:ascii="Segoe UI Emoji" w:hAnsi="Segoe UI Emoji" w:cs="Segoe UI Emoji"/>
-          <w:b/>
-          <w:bCs/>
-        </w:rPr>
-        <w:t>Updated Formula</w:t>
+        <w:t>7. ⏳ Trust Model (CALIBRATED, NOT FULLY VALIDATED)</w:t>
+      </w:r>
+    </w:p>
+    <w:p>
+      <w:pPr>
+        <w:rPr>
+          <w:rFonts w:ascii="Segoe UI Emoji" w:hAnsi="Segoe UI Emoji" w:cs="Segoe UI Emoji"/>
+          <w:b/>
+          <w:bCs/>
+        </w:rPr>
+      </w:pPr>
+      <w:r>
+        <w:rPr>
+          <w:rFonts w:ascii="Segoe UI Emoji" w:hAnsi="Segoe UI Emoji" w:cs="Segoe UI Emoji"/>
+          <w:b/>
+          <w:bCs/>
+        </w:rPr>
+        <w:t>Formula</w:t>
       </w:r>
     </w:p>
     <w:p>
@@ -4547,8 +4317,8 @@
           <w:b/>
           <w:bCs/>
         </w:rPr>
-        <w:pict w14:anchorId="48C9C049">
-          <v:rect id="_x0000_i1398" style="width:0;height:1.5pt" o:hralign="center" o:hrstd="t" o:hr="t" fillcolor="#a0a0a0" stroked="f"/>
+        <w:pict w14:anchorId="7DFD2D73">
+          <v:rect id="_x0000_i1046" style="width:0;height:1.5pt" o:hralign="center" o:hrstd="t" o:hr="t" fillcolor="#a0a0a0" stroked="f"/>
         </w:pict>
       </w:r>
     </w:p>
@@ -4566,24 +4336,24 @@
           <w:b/>
           <w:bCs/>
         </w:rPr>
-        <w:t>✅ Production Coefficients</w:t>
-      </w:r>
-    </w:p>
-    <w:p>
-      <w:pPr>
-        <w:rPr>
-          <w:rFonts w:ascii="Segoe UI Emoji" w:hAnsi="Segoe UI Emoji" w:cs="Segoe UI Emoji"/>
-          <w:b/>
-          <w:bCs/>
-        </w:rPr>
-      </w:pPr>
-      <w:r>
-        <w:rPr>
-          <w:rFonts w:ascii="Segoe UI Emoji" w:hAnsi="Segoe UI Emoji" w:cs="Segoe UI Emoji"/>
-          <w:b/>
-          <w:bCs/>
-        </w:rPr>
-        <w:t>ALPHA = 0.02</w:t>
+        <w:t>Production-Scaled Coefficients</w:t>
+      </w:r>
+    </w:p>
+    <w:p>
+      <w:pPr>
+        <w:rPr>
+          <w:rFonts w:ascii="Segoe UI Emoji" w:hAnsi="Segoe UI Emoji" w:cs="Segoe UI Emoji"/>
+          <w:b/>
+          <w:bCs/>
+        </w:rPr>
+      </w:pPr>
+      <w:r>
+        <w:rPr>
+          <w:rFonts w:ascii="Segoe UI Emoji" w:hAnsi="Segoe UI Emoji" w:cs="Segoe UI Emoji"/>
+          <w:b/>
+          <w:bCs/>
+        </w:rPr>
+        <w:t xml:space="preserve">ALPHA = 0.02  </w:t>
       </w:r>
     </w:p>
     <w:p>
@@ -4610,25 +4380,25 @@
           <w:b/>
           <w:bCs/>
         </w:rPr>
-        <w:t xml:space="preserve"> 0.08</w:t>
-      </w:r>
-    </w:p>
-    <w:p>
-      <w:pPr>
-        <w:rPr>
-          <w:rFonts w:ascii="Segoe UI Emoji" w:hAnsi="Segoe UI Emoji" w:cs="Segoe UI Emoji"/>
-          <w:b/>
-          <w:bCs/>
-        </w:rPr>
-      </w:pPr>
-      <w:r>
-        <w:rPr>
-          <w:rFonts w:ascii="Segoe UI Emoji" w:hAnsi="Segoe UI Emoji" w:cs="Segoe UI Emoji"/>
-          <w:b/>
-          <w:bCs/>
-        </w:rPr>
-        <w:pict w14:anchorId="7EE27C6B">
-          <v:rect id="_x0000_i1399" style="width:0;height:1.5pt" o:hralign="center" o:hrstd="t" o:hr="t" fillcolor="#a0a0a0" stroked="f"/>
+        <w:t xml:space="preserve"> 0.08  </w:t>
+      </w:r>
+    </w:p>
+    <w:p>
+      <w:pPr>
+        <w:rPr>
+          <w:rFonts w:ascii="Segoe UI Emoji" w:hAnsi="Segoe UI Emoji" w:cs="Segoe UI Emoji"/>
+          <w:b/>
+          <w:bCs/>
+        </w:rPr>
+      </w:pPr>
+      <w:r>
+        <w:rPr>
+          <w:rFonts w:ascii="Segoe UI Emoji" w:hAnsi="Segoe UI Emoji" w:cs="Segoe UI Emoji"/>
+          <w:b/>
+          <w:bCs/>
+        </w:rPr>
+        <w:pict w14:anchorId="74C59739">
+          <v:rect id="_x0000_i1047" style="width:0;height:1.5pt" o:hralign="center" o:hrstd="t" o:hr="t" fillcolor="#a0a0a0" stroked="f"/>
         </w:pict>
       </w:r>
     </w:p>
@@ -4646,297 +4416,14 @@
           <w:b/>
           <w:bCs/>
         </w:rPr>
-        <w:t>🎯 Interpretation</w:t>
-      </w:r>
-    </w:p>
-    <w:tbl>
-      <w:tblPr>
-        <w:tblW w:w="0" w:type="auto"/>
-        <w:tblCellSpacing w:w="15" w:type="dxa"/>
-        <w:tblCellMar>
-          <w:top w:w="15" w:type="dxa"/>
-          <w:left w:w="15" w:type="dxa"/>
-          <w:bottom w:w="15" w:type="dxa"/>
-          <w:right w:w="15" w:type="dxa"/>
-        </w:tblCellMar>
-        <w:tblLook w:val="04A0" w:firstRow="1" w:lastRow="0" w:firstColumn="1" w:lastColumn="0" w:noHBand="0" w:noVBand="1"/>
-      </w:tblPr>
-      <w:tblGrid>
-        <w:gridCol w:w="1548"/>
-        <w:gridCol w:w="1544"/>
-      </w:tblGrid>
-      <w:tr>
-        <w:trPr>
-          <w:tblHeader/>
-          <w:tblCellSpacing w:w="15" w:type="dxa"/>
-        </w:trPr>
-        <w:tc>
-          <w:tcPr>
-            <w:tcW w:w="0" w:type="auto"/>
-            <w:vAlign w:val="center"/>
-            <w:hideMark/>
-          </w:tcPr>
-          <w:p>
-            <w:pPr>
-              <w:rPr>
-                <w:rFonts w:ascii="Segoe UI Emoji" w:hAnsi="Segoe UI Emoji" w:cs="Segoe UI Emoji"/>
-                <w:b/>
-                <w:bCs/>
-              </w:rPr>
-            </w:pPr>
-            <w:r>
-              <w:rPr>
-                <w:rFonts w:ascii="Segoe UI Emoji" w:hAnsi="Segoe UI Emoji" w:cs="Segoe UI Emoji"/>
-                <w:b/>
-                <w:bCs/>
-              </w:rPr>
-              <w:t>Scenario</w:t>
-            </w:r>
-          </w:p>
-        </w:tc>
-        <w:tc>
-          <w:tcPr>
-            <w:tcW w:w="0" w:type="auto"/>
-            <w:vAlign w:val="center"/>
-            <w:hideMark/>
-          </w:tcPr>
-          <w:p>
-            <w:pPr>
-              <w:rPr>
-                <w:rFonts w:ascii="Segoe UI Emoji" w:hAnsi="Segoe UI Emoji" w:cs="Segoe UI Emoji"/>
-                <w:b/>
-                <w:bCs/>
-              </w:rPr>
-            </w:pPr>
-            <w:r>
-              <w:rPr>
-                <w:rFonts w:ascii="Segoe UI Emoji" w:hAnsi="Segoe UI Emoji" w:cs="Segoe UI Emoji"/>
-                <w:b/>
-                <w:bCs/>
-              </w:rPr>
-              <w:t>Behavior</w:t>
-            </w:r>
-          </w:p>
-        </w:tc>
-      </w:tr>
-      <w:tr>
-        <w:trPr>
-          <w:tblCellSpacing w:w="15" w:type="dxa"/>
-        </w:trPr>
-        <w:tc>
-          <w:tcPr>
-            <w:tcW w:w="0" w:type="auto"/>
-            <w:vAlign w:val="center"/>
-            <w:hideMark/>
-          </w:tcPr>
-          <w:p>
-            <w:pPr>
-              <w:rPr>
-                <w:rFonts w:ascii="Segoe UI Emoji" w:hAnsi="Segoe UI Emoji" w:cs="Segoe UI Emoji"/>
-                <w:b/>
-                <w:bCs/>
-              </w:rPr>
-            </w:pPr>
-            <w:r>
-              <w:rPr>
-                <w:rFonts w:ascii="Segoe UI Emoji" w:hAnsi="Segoe UI Emoji" w:cs="Segoe UI Emoji"/>
-                <w:b/>
-                <w:bCs/>
-              </w:rPr>
-              <w:t>Low risk</w:t>
-            </w:r>
-          </w:p>
-        </w:tc>
-        <w:tc>
-          <w:tcPr>
-            <w:tcW w:w="0" w:type="auto"/>
-            <w:vAlign w:val="center"/>
-            <w:hideMark/>
-          </w:tcPr>
-          <w:p>
-            <w:pPr>
-              <w:rPr>
-                <w:rFonts w:ascii="Segoe UI Emoji" w:hAnsi="Segoe UI Emoji" w:cs="Segoe UI Emoji"/>
-                <w:b/>
-                <w:bCs/>
-              </w:rPr>
-            </w:pPr>
-            <w:r>
-              <w:rPr>
-                <w:rFonts w:ascii="Segoe UI Emoji" w:hAnsi="Segoe UI Emoji" w:cs="Segoe UI Emoji"/>
-                <w:b/>
-                <w:bCs/>
-              </w:rPr>
-              <w:t>Slow decay</w:t>
-            </w:r>
-          </w:p>
-        </w:tc>
-      </w:tr>
-      <w:tr>
-        <w:trPr>
-          <w:tblCellSpacing w:w="15" w:type="dxa"/>
-        </w:trPr>
-        <w:tc>
-          <w:tcPr>
-            <w:tcW w:w="0" w:type="auto"/>
-            <w:vAlign w:val="center"/>
-            <w:hideMark/>
-          </w:tcPr>
-          <w:p>
-            <w:pPr>
-              <w:rPr>
-                <w:rFonts w:ascii="Segoe UI Emoji" w:hAnsi="Segoe UI Emoji" w:cs="Segoe UI Emoji"/>
-                <w:b/>
-                <w:bCs/>
-              </w:rPr>
-            </w:pPr>
-            <w:r>
-              <w:rPr>
-                <w:rFonts w:ascii="Segoe UI Emoji" w:hAnsi="Segoe UI Emoji" w:cs="Segoe UI Emoji"/>
-                <w:b/>
-                <w:bCs/>
-              </w:rPr>
-              <w:t>High risk</w:t>
-            </w:r>
-          </w:p>
-        </w:tc>
-        <w:tc>
-          <w:tcPr>
-            <w:tcW w:w="0" w:type="auto"/>
-            <w:vAlign w:val="center"/>
-            <w:hideMark/>
-          </w:tcPr>
-          <w:p>
-            <w:pPr>
-              <w:rPr>
-                <w:rFonts w:ascii="Segoe UI Emoji" w:hAnsi="Segoe UI Emoji" w:cs="Segoe UI Emoji"/>
-                <w:b/>
-                <w:bCs/>
-              </w:rPr>
-            </w:pPr>
-            <w:r>
-              <w:rPr>
-                <w:rFonts w:ascii="Segoe UI Emoji" w:hAnsi="Segoe UI Emoji" w:cs="Segoe UI Emoji"/>
-                <w:b/>
-                <w:bCs/>
-              </w:rPr>
-              <w:t>Faster decay</w:t>
-            </w:r>
-          </w:p>
-        </w:tc>
-      </w:tr>
-      <w:tr>
-        <w:trPr>
-          <w:tblCellSpacing w:w="15" w:type="dxa"/>
-        </w:trPr>
-        <w:tc>
-          <w:tcPr>
-            <w:tcW w:w="0" w:type="auto"/>
-            <w:vAlign w:val="center"/>
-            <w:hideMark/>
-          </w:tcPr>
-          <w:p>
-            <w:pPr>
-              <w:rPr>
-                <w:rFonts w:ascii="Segoe UI Emoji" w:hAnsi="Segoe UI Emoji" w:cs="Segoe UI Emoji"/>
-                <w:b/>
-                <w:bCs/>
-              </w:rPr>
-            </w:pPr>
-            <w:r>
-              <w:rPr>
-                <w:rFonts w:ascii="Segoe UI Emoji" w:hAnsi="Segoe UI Emoji" w:cs="Segoe UI Emoji"/>
-                <w:b/>
-                <w:bCs/>
-              </w:rPr>
-              <w:t>High sensitivity</w:t>
-            </w:r>
-          </w:p>
-        </w:tc>
-        <w:tc>
-          <w:tcPr>
-            <w:tcW w:w="0" w:type="auto"/>
-            <w:vAlign w:val="center"/>
-            <w:hideMark/>
-          </w:tcPr>
-          <w:p>
-            <w:pPr>
-              <w:rPr>
-                <w:rFonts w:ascii="Segoe UI Emoji" w:hAnsi="Segoe UI Emoji" w:cs="Segoe UI Emoji"/>
-                <w:b/>
-                <w:bCs/>
-              </w:rPr>
-            </w:pPr>
-            <w:r>
-              <w:rPr>
-                <w:rFonts w:ascii="Segoe UI Emoji" w:hAnsi="Segoe UI Emoji" w:cs="Segoe UI Emoji"/>
-                <w:b/>
-                <w:bCs/>
-              </w:rPr>
-              <w:t>Stronger decay</w:t>
-            </w:r>
-          </w:p>
-        </w:tc>
-      </w:tr>
-    </w:tbl>
-    <w:p>
-      <w:pPr>
-        <w:rPr>
-          <w:rFonts w:ascii="Segoe UI Emoji" w:hAnsi="Segoe UI Emoji" w:cs="Segoe UI Emoji"/>
-          <w:b/>
-          <w:bCs/>
-        </w:rPr>
-      </w:pPr>
-      <w:r>
-        <w:rPr>
-          <w:rFonts w:ascii="Segoe UI Emoji" w:hAnsi="Segoe UI Emoji" w:cs="Segoe UI Emoji"/>
-          <w:b/>
-          <w:bCs/>
-        </w:rPr>
-        <w:pict w14:anchorId="51CC1526">
-          <v:rect id="_x0000_i1400" style="width:0;height:1.5pt" o:hralign="center" o:hrstd="t" o:hr="t" fillcolor="#a0a0a0" stroked="f"/>
-        </w:pict>
-      </w:r>
-    </w:p>
-    <w:p>
-      <w:pPr>
-        <w:rPr>
-          <w:rFonts w:ascii="Segoe UI Emoji" w:hAnsi="Segoe UI Emoji" w:cs="Segoe UI Emoji"/>
-          <w:b/>
-          <w:bCs/>
-        </w:rPr>
-      </w:pPr>
-      <w:r>
-        <w:rPr>
-          <w:rFonts w:ascii="Segoe UI Emoji" w:hAnsi="Segoe UI Emoji" w:cs="Segoe UI Emoji"/>
-          <w:b/>
-          <w:bCs/>
-        </w:rPr>
-        <w:t>📊 Example</w:t>
-      </w:r>
-    </w:p>
-    <w:p>
-      <w:pPr>
-        <w:rPr>
-          <w:rFonts w:ascii="Segoe UI Emoji" w:hAnsi="Segoe UI Emoji" w:cs="Segoe UI Emoji"/>
-          <w:b/>
-          <w:bCs/>
-        </w:rPr>
-      </w:pPr>
-      <w:r>
-        <w:rPr>
-          <w:rFonts w:ascii="Segoe UI Emoji" w:hAnsi="Segoe UI Emoji" w:cs="Segoe UI Emoji"/>
-          <w:b/>
-          <w:bCs/>
-        </w:rPr>
-        <w:t>For:</w:t>
+        <w:t>Behavior</w:t>
       </w:r>
     </w:p>
     <w:p>
       <w:pPr>
         <w:numPr>
           <w:ilvl w:val="0"/>
-          <w:numId w:val="34"/>
+          <w:numId w:val="56"/>
         </w:numPr>
         <w:rPr>
           <w:rFonts w:ascii="Segoe UI Emoji" w:hAnsi="Segoe UI Emoji" w:cs="Segoe UI Emoji"/>
@@ -4950,14 +4437,14 @@
           <w:b/>
           <w:bCs/>
         </w:rPr>
-        <w:t>Sensitivity = 1</w:t>
+        <w:t>Low risk → slow decay</w:t>
       </w:r>
     </w:p>
     <w:p>
       <w:pPr>
         <w:numPr>
           <w:ilvl w:val="0"/>
-          <w:numId w:val="34"/>
+          <w:numId w:val="56"/>
         </w:numPr>
         <w:rPr>
           <w:rFonts w:ascii="Segoe UI Emoji" w:hAnsi="Segoe UI Emoji" w:cs="Segoe UI Emoji"/>
@@ -4971,14 +4458,14 @@
           <w:b/>
           <w:bCs/>
         </w:rPr>
-        <w:t>Risk = 0</w:t>
+        <w:t>High risk → accelerated decay</w:t>
       </w:r>
     </w:p>
     <w:p>
       <w:pPr>
         <w:numPr>
           <w:ilvl w:val="0"/>
-          <w:numId w:val="34"/>
+          <w:numId w:val="56"/>
         </w:numPr>
         <w:rPr>
           <w:rFonts w:ascii="Segoe UI Emoji" w:hAnsi="Segoe UI Emoji" w:cs="Segoe UI Emoji"/>
@@ -4992,7 +4479,43 @@
           <w:b/>
           <w:bCs/>
         </w:rPr>
-        <w:t>t = 1 min</w:t>
+        <w:t>Sensitive resources → stronger decay</w:t>
+      </w:r>
+    </w:p>
+    <w:p>
+      <w:pPr>
+        <w:rPr>
+          <w:rFonts w:ascii="Segoe UI Emoji" w:hAnsi="Segoe UI Emoji" w:cs="Segoe UI Emoji"/>
+          <w:b/>
+          <w:bCs/>
+        </w:rPr>
+      </w:pPr>
+      <w:r>
+        <w:rPr>
+          <w:rFonts w:ascii="Segoe UI Emoji" w:hAnsi="Segoe UI Emoji" w:cs="Segoe UI Emoji"/>
+          <w:b/>
+          <w:bCs/>
+        </w:rPr>
+        <w:pict w14:anchorId="5B476F0D">
+          <v:rect id="_x0000_i1048" style="width:0;height:1.5pt" o:hralign="center" o:hrstd="t" o:hr="t" fillcolor="#a0a0a0" stroked="f"/>
+        </w:pict>
+      </w:r>
+    </w:p>
+    <w:p>
+      <w:pPr>
+        <w:rPr>
+          <w:rFonts w:ascii="Segoe UI Emoji" w:hAnsi="Segoe UI Emoji" w:cs="Segoe UI Emoji"/>
+          <w:b/>
+          <w:bCs/>
+        </w:rPr>
+      </w:pPr>
+      <w:r>
+        <w:rPr>
+          <w:rFonts w:ascii="Segoe UI Emoji" w:hAnsi="Segoe UI Emoji" w:cs="Segoe UI Emoji"/>
+          <w:b/>
+          <w:bCs/>
+        </w:rPr>
+        <w:t>Example</w:t>
       </w:r>
     </w:p>
     <w:p>
@@ -5018,7 +4541,25 @@
           <w:bCs/>
         </w:rPr>
         <w:br/>
-        <w:t>T ≈ 0.98</w:t>
+        <w:t xml:space="preserve">T(1min) ≈ </w:t>
+      </w:r>
+      <w:proofErr w:type="gramStart"/>
+      <w:r>
+        <w:rPr>
+          <w:rFonts w:ascii="Segoe UI Emoji" w:hAnsi="Segoe UI Emoji" w:cs="Segoe UI Emoji"/>
+          <w:b/>
+          <w:bCs/>
+        </w:rPr>
+        <w:t>0.98,\</w:t>
+      </w:r>
+      <w:proofErr w:type="gramEnd"/>
+      <w:r>
+        <w:rPr>
+          <w:rFonts w:ascii="Segoe UI Emoji" w:hAnsi="Segoe UI Emoji" w:cs="Segoe UI Emoji"/>
+          <w:b/>
+          <w:bCs/>
+        </w:rPr>
+        <w:t>quad T(10min) ≈ 0.81</w:t>
       </w:r>
       <w:r>
         <w:rPr>
@@ -5044,78 +4585,86 @@
           <w:b/>
           <w:bCs/>
         </w:rPr>
-        <w:lastRenderedPageBreak/>
-        <w:t>After 10 min:</w:t>
-      </w:r>
-    </w:p>
-    <w:p>
-      <w:pPr>
-        <w:rPr>
-          <w:rFonts w:ascii="Segoe UI Emoji" w:hAnsi="Segoe UI Emoji" w:cs="Segoe UI Emoji"/>
-          <w:b/>
-          <w:bCs/>
-        </w:rPr>
-      </w:pPr>
-      <w:r>
-        <w:rPr>
-          <w:rFonts w:ascii="Segoe UI Emoji" w:hAnsi="Segoe UI Emoji" w:cs="Segoe UI Emoji"/>
-          <w:b/>
-          <w:bCs/>
-        </w:rPr>
-        <w:t>[</w:t>
-      </w:r>
-      <w:r>
-        <w:rPr>
-          <w:rFonts w:ascii="Segoe UI Emoji" w:hAnsi="Segoe UI Emoji" w:cs="Segoe UI Emoji"/>
-          <w:b/>
-          <w:bCs/>
-        </w:rPr>
-        <w:br/>
-        <w:t>T ≈ 0.81</w:t>
-      </w:r>
-      <w:r>
-        <w:rPr>
-          <w:rFonts w:ascii="Segoe UI Emoji" w:hAnsi="Segoe UI Emoji" w:cs="Segoe UI Emoji"/>
-          <w:b/>
-          <w:bCs/>
-        </w:rPr>
-        <w:br/>
-        <w:t>]</w:t>
-      </w:r>
-    </w:p>
-    <w:p>
-      <w:pPr>
-        <w:rPr>
-          <w:rFonts w:ascii="Segoe UI Emoji" w:hAnsi="Segoe UI Emoji" w:cs="Segoe UI Emoji"/>
-          <w:b/>
-          <w:bCs/>
-        </w:rPr>
-      </w:pPr>
-      <w:r>
-        <w:rPr>
-          <w:rFonts w:ascii="Segoe UI Emoji" w:hAnsi="Segoe UI Emoji" w:cs="Segoe UI Emoji"/>
-          <w:b/>
-          <w:bCs/>
-        </w:rPr>
-        <w:t>👉 Stable yet responsive</w:t>
-      </w:r>
-    </w:p>
-    <w:p>
-      <w:pPr>
-        <w:rPr>
-          <w:rFonts w:ascii="Segoe UI Emoji" w:hAnsi="Segoe UI Emoji" w:cs="Segoe UI Emoji"/>
-          <w:b/>
-          <w:bCs/>
-        </w:rPr>
-      </w:pPr>
-      <w:r>
-        <w:rPr>
-          <w:rFonts w:ascii="Segoe UI Emoji" w:hAnsi="Segoe UI Emoji" w:cs="Segoe UI Emoji"/>
-          <w:b/>
-          <w:bCs/>
-        </w:rPr>
-        <w:pict w14:anchorId="1D542B73">
-          <v:rect id="_x0000_i1401" style="width:0;height:1.5pt" o:hralign="center" o:hrstd="t" o:hr="t" fillcolor="#a0a0a0" stroked="f"/>
+        <w:pict w14:anchorId="5E7C1D9D">
+          <v:rect id="_x0000_i1049" style="width:0;height:1.5pt" o:hralign="center" o:hrstd="t" o:hr="t" fillcolor="#a0a0a0" stroked="f"/>
+        </w:pict>
+      </w:r>
+    </w:p>
+    <w:p>
+      <w:pPr>
+        <w:rPr>
+          <w:rFonts w:ascii="Segoe UI Emoji" w:hAnsi="Segoe UI Emoji" w:cs="Segoe UI Emoji"/>
+          <w:b/>
+          <w:bCs/>
+        </w:rPr>
+      </w:pPr>
+      <w:r>
+        <w:rPr>
+          <w:rFonts w:ascii="Segoe UI Emoji" w:hAnsi="Segoe UI Emoji" w:cs="Segoe UI Emoji"/>
+          <w:b/>
+          <w:bCs/>
+        </w:rPr>
+        <w:t>⚠️ Status</w:t>
+      </w:r>
+    </w:p>
+    <w:p>
+      <w:pPr>
+        <w:numPr>
+          <w:ilvl w:val="0"/>
+          <w:numId w:val="57"/>
+        </w:numPr>
+        <w:rPr>
+          <w:rFonts w:ascii="Segoe UI Emoji" w:hAnsi="Segoe UI Emoji" w:cs="Segoe UI Emoji"/>
+          <w:b/>
+          <w:bCs/>
+        </w:rPr>
+      </w:pPr>
+      <w:r>
+        <w:rPr>
+          <w:rFonts w:ascii="Segoe UI Emoji" w:hAnsi="Segoe UI Emoji" w:cs="Segoe UI Emoji"/>
+          <w:b/>
+          <w:bCs/>
+        </w:rPr>
+        <w:t>Mathematically calibrated</w:t>
+      </w:r>
+    </w:p>
+    <w:p>
+      <w:pPr>
+        <w:numPr>
+          <w:ilvl w:val="0"/>
+          <w:numId w:val="57"/>
+        </w:numPr>
+        <w:rPr>
+          <w:rFonts w:ascii="Segoe UI Emoji" w:hAnsi="Segoe UI Emoji" w:cs="Segoe UI Emoji"/>
+          <w:b/>
+          <w:bCs/>
+        </w:rPr>
+      </w:pPr>
+      <w:r>
+        <w:rPr>
+          <w:rFonts w:ascii="Segoe UI Emoji" w:hAnsi="Segoe UI Emoji" w:cs="Segoe UI Emoji"/>
+          <w:b/>
+          <w:bCs/>
+        </w:rPr>
+        <w:t>Not yet validated on real traffic</w:t>
+      </w:r>
+    </w:p>
+    <w:p>
+      <w:pPr>
+        <w:rPr>
+          <w:rFonts w:ascii="Segoe UI Emoji" w:hAnsi="Segoe UI Emoji" w:cs="Segoe UI Emoji"/>
+          <w:b/>
+          <w:bCs/>
+        </w:rPr>
+      </w:pPr>
+      <w:r>
+        <w:rPr>
+          <w:rFonts w:ascii="Segoe UI Emoji" w:hAnsi="Segoe UI Emoji" w:cs="Segoe UI Emoji"/>
+          <w:b/>
+          <w:bCs/>
+        </w:rPr>
+        <w:pict w14:anchorId="5A88EC58">
+          <v:rect id="_x0000_i1050" style="width:0;height:1.5pt" o:hralign="center" o:hrstd="t" o:hr="t" fillcolor="#a0a0a0" stroked="f"/>
         </w:pict>
       </w:r>
     </w:p>
@@ -5196,6 +4745,7 @@
                 <w:b/>
                 <w:bCs/>
               </w:rPr>
+              <w:lastRenderedPageBreak/>
               <w:t>Risk</w:t>
             </w:r>
           </w:p>
@@ -5649,8 +5199,8 @@
           <w:b/>
           <w:bCs/>
         </w:rPr>
-        <w:pict w14:anchorId="411389AF">
-          <v:rect id="_x0000_i1402" style="width:0;height:1.5pt" o:hralign="center" o:hrstd="t" o:hr="t" fillcolor="#a0a0a0" stroked="f"/>
+        <w:pict w14:anchorId="51DFE3C7">
+          <v:rect id="_x0000_i1051" style="width:0;height:1.5pt" o:hralign="center" o:hrstd="t" o:hr="t" fillcolor="#a0a0a0" stroked="f"/>
         </w:pict>
       </w:r>
     </w:p>
@@ -5668,7 +5218,7 @@
           <w:b/>
           <w:bCs/>
         </w:rPr>
-        <w:t>🚨 Override</w:t>
+        <w:t>Override</w:t>
       </w:r>
     </w:p>
     <w:p>
@@ -5702,8 +5252,8 @@
           <w:b/>
           <w:bCs/>
         </w:rPr>
-        <w:pict w14:anchorId="2595CD2D">
-          <v:rect id="_x0000_i1403" style="width:0;height:1.5pt" o:hralign="center" o:hrstd="t" o:hr="t" fillcolor="#a0a0a0" stroked="f"/>
+        <w:pict w14:anchorId="15323425">
+          <v:rect id="_x0000_i1052" style="width:0;height:1.5pt" o:hralign="center" o:hrstd="t" o:hr="t" fillcolor="#a0a0a0" stroked="f"/>
         </w:pict>
       </w:r>
     </w:p>
@@ -5763,7 +5313,7 @@
       <w:pPr>
         <w:numPr>
           <w:ilvl w:val="0"/>
-          <w:numId w:val="35"/>
+          <w:numId w:val="58"/>
         </w:numPr>
         <w:rPr>
           <w:rFonts w:ascii="Segoe UI Emoji" w:hAnsi="Segoe UI Emoji" w:cs="Segoe UI Emoji"/>
@@ -5784,7 +5334,7 @@
       <w:pPr>
         <w:numPr>
           <w:ilvl w:val="0"/>
-          <w:numId w:val="35"/>
+          <w:numId w:val="58"/>
         </w:numPr>
         <w:rPr>
           <w:rFonts w:ascii="Segoe UI Emoji" w:hAnsi="Segoe UI Emoji" w:cs="Segoe UI Emoji"/>
@@ -5798,50 +5348,14 @@
           <w:b/>
           <w:bCs/>
         </w:rPr>
-        <w:t>nonce + TTL + Redis validation</w:t>
-      </w:r>
-    </w:p>
-    <w:p>
-      <w:pPr>
-        <w:rPr>
-          <w:rFonts w:ascii="Segoe UI Emoji" w:hAnsi="Segoe UI Emoji" w:cs="Segoe UI Emoji"/>
-          <w:b/>
-          <w:bCs/>
-        </w:rPr>
-      </w:pPr>
-      <w:r>
-        <w:rPr>
-          <w:rFonts w:ascii="Segoe UI Emoji" w:hAnsi="Segoe UI Emoji" w:cs="Segoe UI Emoji"/>
-          <w:b/>
-          <w:bCs/>
-        </w:rPr>
-        <w:pict w14:anchorId="7EECFF93">
-          <v:rect id="_x0000_i1404" style="width:0;height:1.5pt" o:hralign="center" o:hrstd="t" o:hr="t" fillcolor="#a0a0a0" stroked="f"/>
-        </w:pict>
-      </w:r>
-    </w:p>
-    <w:p>
-      <w:pPr>
-        <w:rPr>
-          <w:rFonts w:ascii="Segoe UI Emoji" w:hAnsi="Segoe UI Emoji" w:cs="Segoe UI Emoji"/>
-          <w:b/>
-          <w:bCs/>
-        </w:rPr>
-      </w:pPr>
-      <w:r>
-        <w:rPr>
-          <w:rFonts w:ascii="Segoe UI Emoji" w:hAnsi="Segoe UI Emoji" w:cs="Segoe UI Emoji"/>
-          <w:b/>
-          <w:bCs/>
-        </w:rPr>
-        <w:t>Effect</w:t>
+        <w:t>nonce + TTL</w:t>
       </w:r>
     </w:p>
     <w:p>
       <w:pPr>
         <w:numPr>
           <w:ilvl w:val="0"/>
-          <w:numId w:val="36"/>
+          <w:numId w:val="58"/>
         </w:numPr>
         <w:rPr>
           <w:rFonts w:ascii="Segoe UI Emoji" w:hAnsi="Segoe UI Emoji" w:cs="Segoe UI Emoji"/>
@@ -5855,14 +5369,50 @@
           <w:b/>
           <w:bCs/>
         </w:rPr>
-        <w:t>restores trust</w:t>
+        <w:t>Redis validation</w:t>
+      </w:r>
+    </w:p>
+    <w:p>
+      <w:pPr>
+        <w:rPr>
+          <w:rFonts w:ascii="Segoe UI Emoji" w:hAnsi="Segoe UI Emoji" w:cs="Segoe UI Emoji"/>
+          <w:b/>
+          <w:bCs/>
+        </w:rPr>
+      </w:pPr>
+      <w:r>
+        <w:rPr>
+          <w:rFonts w:ascii="Segoe UI Emoji" w:hAnsi="Segoe UI Emoji" w:cs="Segoe UI Emoji"/>
+          <w:b/>
+          <w:bCs/>
+        </w:rPr>
+        <w:pict w14:anchorId="420723AB">
+          <v:rect id="_x0000_i1053" style="width:0;height:1.5pt" o:hralign="center" o:hrstd="t" o:hr="t" fillcolor="#a0a0a0" stroked="f"/>
+        </w:pict>
+      </w:r>
+    </w:p>
+    <w:p>
+      <w:pPr>
+        <w:rPr>
+          <w:rFonts w:ascii="Segoe UI Emoji" w:hAnsi="Segoe UI Emoji" w:cs="Segoe UI Emoji"/>
+          <w:b/>
+          <w:bCs/>
+        </w:rPr>
+      </w:pPr>
+      <w:r>
+        <w:rPr>
+          <w:rFonts w:ascii="Segoe UI Emoji" w:hAnsi="Segoe UI Emoji" w:cs="Segoe UI Emoji"/>
+          <w:b/>
+          <w:bCs/>
+        </w:rPr>
+        <w:t>Effect</w:t>
       </w:r>
     </w:p>
     <w:p>
       <w:pPr>
         <w:numPr>
           <w:ilvl w:val="0"/>
-          <w:numId w:val="36"/>
+          <w:numId w:val="59"/>
         </w:numPr>
         <w:rPr>
           <w:rFonts w:ascii="Segoe UI Emoji" w:hAnsi="Segoe UI Emoji" w:cs="Segoe UI Emoji"/>
@@ -5876,15 +5426,14 @@
           <w:b/>
           <w:bCs/>
         </w:rPr>
-        <w:lastRenderedPageBreak/>
-        <w:t>reduces risk</w:t>
+        <w:t>restores trust</w:t>
       </w:r>
     </w:p>
     <w:p>
       <w:pPr>
         <w:numPr>
           <w:ilvl w:val="0"/>
-          <w:numId w:val="36"/>
+          <w:numId w:val="59"/>
         </w:numPr>
         <w:rPr>
           <w:rFonts w:ascii="Segoe UI Emoji" w:hAnsi="Segoe UI Emoji" w:cs="Segoe UI Emoji"/>
@@ -5898,25 +5447,46 @@
           <w:b/>
           <w:bCs/>
         </w:rPr>
-        <w:t>extends hash-chain</w:t>
-      </w:r>
-    </w:p>
-    <w:p>
-      <w:pPr>
-        <w:rPr>
-          <w:rFonts w:ascii="Segoe UI Emoji" w:hAnsi="Segoe UI Emoji" w:cs="Segoe UI Emoji"/>
-          <w:b/>
-          <w:bCs/>
-        </w:rPr>
-      </w:pPr>
-      <w:r>
-        <w:rPr>
-          <w:rFonts w:ascii="Segoe UI Emoji" w:hAnsi="Segoe UI Emoji" w:cs="Segoe UI Emoji"/>
-          <w:b/>
-          <w:bCs/>
-        </w:rPr>
-        <w:pict w14:anchorId="6515AE80">
-          <v:rect id="_x0000_i1405" style="width:0;height:1.5pt" o:hralign="center" o:hrstd="t" o:hr="t" fillcolor="#a0a0a0" stroked="f"/>
+        <w:t>reduces risk</w:t>
+      </w:r>
+    </w:p>
+    <w:p>
+      <w:pPr>
+        <w:numPr>
+          <w:ilvl w:val="0"/>
+          <w:numId w:val="59"/>
+        </w:numPr>
+        <w:rPr>
+          <w:rFonts w:ascii="Segoe UI Emoji" w:hAnsi="Segoe UI Emoji" w:cs="Segoe UI Emoji"/>
+          <w:b/>
+          <w:bCs/>
+        </w:rPr>
+      </w:pPr>
+      <w:r>
+        <w:rPr>
+          <w:rFonts w:ascii="Segoe UI Emoji" w:hAnsi="Segoe UI Emoji" w:cs="Segoe UI Emoji"/>
+          <w:b/>
+          <w:bCs/>
+        </w:rPr>
+        <w:t>continues hash-chain</w:t>
+      </w:r>
+    </w:p>
+    <w:p>
+      <w:pPr>
+        <w:rPr>
+          <w:rFonts w:ascii="Segoe UI Emoji" w:hAnsi="Segoe UI Emoji" w:cs="Segoe UI Emoji"/>
+          <w:b/>
+          <w:bCs/>
+        </w:rPr>
+      </w:pPr>
+      <w:r>
+        <w:rPr>
+          <w:rFonts w:ascii="Segoe UI Emoji" w:hAnsi="Segoe UI Emoji" w:cs="Segoe UI Emoji"/>
+          <w:b/>
+          <w:bCs/>
+        </w:rPr>
+        <w:pict w14:anchorId="26F021C0">
+          <v:rect id="_x0000_i1054" style="width:0;height:1.5pt" o:hralign="center" o:hrstd="t" o:hr="t" fillcolor="#a0a0a0" stroked="f"/>
         </w:pict>
       </w:r>
     </w:p>
@@ -5934,51 +5504,78 @@
           <w:b/>
           <w:bCs/>
         </w:rPr>
-        <w:t>🔐 Key Property</w:t>
-      </w:r>
-    </w:p>
-    <w:p>
-      <w:pPr>
-        <w:rPr>
-          <w:rFonts w:ascii="Segoe UI Emoji" w:hAnsi="Segoe UI Emoji" w:cs="Segoe UI Emoji"/>
-          <w:b/>
-          <w:bCs/>
-        </w:rPr>
-      </w:pPr>
-      <w:r>
-        <w:rPr>
-          <w:rFonts w:ascii="Segoe UI Emoji" w:hAnsi="Segoe UI Emoji" w:cs="Segoe UI Emoji"/>
-          <w:b/>
-          <w:bCs/>
-        </w:rPr>
-        <w:t>👉 No session reset</w:t>
-      </w:r>
-      <w:r>
-        <w:rPr>
-          <w:rFonts w:ascii="Segoe UI Emoji" w:hAnsi="Segoe UI Emoji" w:cs="Segoe UI Emoji"/>
-          <w:b/>
-          <w:bCs/>
-        </w:rPr>
-        <w:br/>
-        <w:t>👉 State continuity preserved</w:t>
-      </w:r>
-    </w:p>
-    <w:p>
-      <w:pPr>
-        <w:rPr>
-          <w:rFonts w:ascii="Segoe UI Emoji" w:hAnsi="Segoe UI Emoji" w:cs="Segoe UI Emoji"/>
-          <w:b/>
-          <w:bCs/>
-        </w:rPr>
-      </w:pPr>
-      <w:r>
-        <w:rPr>
-          <w:rFonts w:ascii="Segoe UI Emoji" w:hAnsi="Segoe UI Emoji" w:cs="Segoe UI Emoji"/>
-          <w:b/>
-          <w:bCs/>
-        </w:rPr>
-        <w:pict w14:anchorId="0BD44755">
-          <v:rect id="_x0000_i1406" style="width:0;height:1.5pt" o:hralign="center" o:hrstd="t" o:hr="t" fillcolor="#a0a0a0" stroked="f"/>
+        <w:t>Property</w:t>
+      </w:r>
+    </w:p>
+    <w:p>
+      <w:pPr>
+        <w:numPr>
+          <w:ilvl w:val="0"/>
+          <w:numId w:val="60"/>
+        </w:numPr>
+        <w:rPr>
+          <w:rFonts w:ascii="Segoe UI Emoji" w:hAnsi="Segoe UI Emoji" w:cs="Segoe UI Emoji"/>
+          <w:b/>
+          <w:bCs/>
+        </w:rPr>
+      </w:pPr>
+      <w:proofErr w:type="gramStart"/>
+      <w:r>
+        <w:rPr>
+          <w:rFonts w:ascii="Segoe UI Emoji" w:hAnsi="Segoe UI Emoji" w:cs="Segoe UI Emoji"/>
+          <w:b/>
+          <w:bCs/>
+        </w:rPr>
+        <w:t>no</w:t>
+      </w:r>
+      <w:proofErr w:type="gramEnd"/>
+      <w:r>
+        <w:rPr>
+          <w:rFonts w:ascii="Segoe UI Emoji" w:hAnsi="Segoe UI Emoji" w:cs="Segoe UI Emoji"/>
+          <w:b/>
+          <w:bCs/>
+        </w:rPr>
+        <w:t xml:space="preserve"> session reset</w:t>
+      </w:r>
+    </w:p>
+    <w:p>
+      <w:pPr>
+        <w:numPr>
+          <w:ilvl w:val="0"/>
+          <w:numId w:val="60"/>
+        </w:numPr>
+        <w:rPr>
+          <w:rFonts w:ascii="Segoe UI Emoji" w:hAnsi="Segoe UI Emoji" w:cs="Segoe UI Emoji"/>
+          <w:b/>
+          <w:bCs/>
+        </w:rPr>
+      </w:pPr>
+      <w:r>
+        <w:rPr>
+          <w:rFonts w:ascii="Segoe UI Emoji" w:hAnsi="Segoe UI Emoji" w:cs="Segoe UI Emoji"/>
+          <w:b/>
+          <w:bCs/>
+        </w:rPr>
+        <w:lastRenderedPageBreak/>
+        <w:t>continuity preserved</w:t>
+      </w:r>
+    </w:p>
+    <w:p>
+      <w:pPr>
+        <w:rPr>
+          <w:rFonts w:ascii="Segoe UI Emoji" w:hAnsi="Segoe UI Emoji" w:cs="Segoe UI Emoji"/>
+          <w:b/>
+          <w:bCs/>
+        </w:rPr>
+      </w:pPr>
+      <w:r>
+        <w:rPr>
+          <w:rFonts w:ascii="Segoe UI Emoji" w:hAnsi="Segoe UI Emoji" w:cs="Segoe UI Emoji"/>
+          <w:b/>
+          <w:bCs/>
+        </w:rPr>
+        <w:pict w14:anchorId="654B994A">
+          <v:rect id="_x0000_i1055" style="width:0;height:1.5pt" o:hralign="center" o:hrstd="t" o:hr="t" fillcolor="#a0a0a0" stroked="f"/>
         </w:pict>
       </w:r>
     </w:p>
@@ -6526,8 +6123,8 @@
           <w:b/>
           <w:bCs/>
         </w:rPr>
-        <w:pict w14:anchorId="69C151C2">
-          <v:rect id="_x0000_i1407" style="width:0;height:1.5pt" o:hralign="center" o:hrstd="t" o:hr="t" fillcolor="#a0a0a0" stroked="f"/>
+        <w:pict w14:anchorId="2044A438">
+          <v:rect id="_x0000_i1056" style="width:0;height:1.5pt" o:hralign="center" o:hrstd="t" o:hr="t" fillcolor="#a0a0a0" stroked="f"/>
         </w:pict>
       </w:r>
     </w:p>
@@ -6579,8 +6176,8 @@
         <w:tblLook w:val="04A0" w:firstRow="1" w:lastRow="0" w:firstColumn="1" w:lastColumn="0" w:noHBand="0" w:noVBand="1"/>
       </w:tblPr>
       <w:tblGrid>
-        <w:gridCol w:w="1744"/>
-        <w:gridCol w:w="1738"/>
+        <w:gridCol w:w="2069"/>
+        <w:gridCol w:w="1156"/>
       </w:tblGrid>
       <w:tr>
         <w:trPr>
@@ -6631,7 +6228,7 @@
                 <w:b/>
                 <w:bCs/>
               </w:rPr>
-              <w:t>Guarantee</w:t>
+              <w:t>Status</w:t>
             </w:r>
           </w:p>
         </w:tc>
@@ -6684,7 +6281,7 @@
                 <w:b/>
                 <w:bCs/>
               </w:rPr>
-              <w:t>client + Lua</w:t>
+              <w:t>✅ verified</w:t>
             </w:r>
           </w:p>
         </w:tc>
@@ -6737,7 +6334,7 @@
                 <w:b/>
                 <w:bCs/>
               </w:rPr>
-              <w:t>HMAC</w:t>
+              <w:t>✅</w:t>
             </w:r>
           </w:p>
         </w:tc>
@@ -6766,7 +6363,6 @@
                 <w:b/>
                 <w:bCs/>
               </w:rPr>
-              <w:lastRenderedPageBreak/>
               <w:t>Continuity</w:t>
             </w:r>
           </w:p>
@@ -6791,7 +6387,7 @@
                 <w:b/>
                 <w:bCs/>
               </w:rPr>
-              <w:t>hash-chain</w:t>
+              <w:t>✅</w:t>
             </w:r>
           </w:p>
         </w:tc>
@@ -6820,7 +6416,7 @@
                 <w:b/>
                 <w:bCs/>
               </w:rPr>
-              <w:t>TOCTOU</w:t>
+              <w:t>TOCTOU elimination</w:t>
             </w:r>
           </w:p>
         </w:tc>
@@ -6844,7 +6440,7 @@
                 <w:b/>
                 <w:bCs/>
               </w:rPr>
-              <w:t>eliminated</w:t>
+              <w:t>✅ verified</w:t>
             </w:r>
           </w:p>
         </w:tc>
@@ -6897,7 +6493,7 @@
                 <w:b/>
                 <w:bCs/>
               </w:rPr>
-              <w:t>chain-dependent</w:t>
+              <w:t>✅</w:t>
             </w:r>
           </w:p>
         </w:tc>
@@ -6917,8 +6513,8 @@
           <w:b/>
           <w:bCs/>
         </w:rPr>
-        <w:pict w14:anchorId="386A5D10">
-          <v:rect id="_x0000_i1408" style="width:0;height:1.5pt" o:hralign="center" o:hrstd="t" o:hr="t" fillcolor="#a0a0a0" stroked="f"/>
+        <w:pict w14:anchorId="045CC73F">
+          <v:rect id="_x0000_i1057" style="width:0;height:1.5pt" o:hralign="center" o:hrstd="t" o:hr="t" fillcolor="#a0a0a0" stroked="f"/>
         </w:pict>
       </w:r>
     </w:p>
@@ -6936,14 +6532,50 @@
           <w:b/>
           <w:bCs/>
         </w:rPr>
-        <w:t>12. ⚠️ Limitations</w:t>
+        <w:t>12</w:t>
+      </w:r>
+      <w:proofErr w:type="gramStart"/>
+      <w:r>
+        <w:rPr>
+          <w:rFonts w:ascii="Segoe UI Emoji" w:hAnsi="Segoe UI Emoji" w:cs="Segoe UI Emoji"/>
+          <w:b/>
+          <w:bCs/>
+        </w:rPr>
+        <w:t>. 🧪 VALIDATION</w:t>
+      </w:r>
+      <w:proofErr w:type="gramEnd"/>
+      <w:r>
+        <w:rPr>
+          <w:rFonts w:ascii="Segoe UI Emoji" w:hAnsi="Segoe UI Emoji" w:cs="Segoe UI Emoji"/>
+          <w:b/>
+          <w:bCs/>
+        </w:rPr>
+        <w:t xml:space="preserve"> STATUS (IMPORTANT)</w:t>
+      </w:r>
+    </w:p>
+    <w:p>
+      <w:pPr>
+        <w:rPr>
+          <w:rFonts w:ascii="Segoe UI Emoji" w:hAnsi="Segoe UI Emoji" w:cs="Segoe UI Emoji"/>
+          <w:b/>
+          <w:bCs/>
+        </w:rPr>
+      </w:pPr>
+      <w:r>
+        <w:rPr>
+          <w:rFonts w:ascii="Segoe UI Emoji" w:hAnsi="Segoe UI Emoji" w:cs="Segoe UI Emoji"/>
+          <w:b/>
+          <w:bCs/>
+        </w:rPr>
+        <w:lastRenderedPageBreak/>
+        <w:t>✅ Verified</w:t>
       </w:r>
     </w:p>
     <w:p>
       <w:pPr>
         <w:numPr>
           <w:ilvl w:val="0"/>
-          <w:numId w:val="37"/>
+          <w:numId w:val="61"/>
         </w:numPr>
         <w:rPr>
           <w:rFonts w:ascii="Segoe UI Emoji" w:hAnsi="Segoe UI Emoji" w:cs="Segoe UI Emoji"/>
@@ -6951,20 +6583,30 @@
           <w:bCs/>
         </w:rPr>
       </w:pPr>
-      <w:r>
-        <w:rPr>
-          <w:rFonts w:ascii="Segoe UI Emoji" w:hAnsi="Segoe UI Emoji" w:cs="Segoe UI Emoji"/>
-          <w:b/>
-          <w:bCs/>
-        </w:rPr>
-        <w:t>Synthetic dataset</w:t>
+      <w:proofErr w:type="gramStart"/>
+      <w:r>
+        <w:rPr>
+          <w:rFonts w:ascii="Segoe UI Emoji" w:hAnsi="Segoe UI Emoji" w:cs="Segoe UI Emoji"/>
+          <w:b/>
+          <w:bCs/>
+        </w:rPr>
+        <w:t>Replay</w:t>
+      </w:r>
+      <w:proofErr w:type="gramEnd"/>
+      <w:r>
+        <w:rPr>
+          <w:rFonts w:ascii="Segoe UI Emoji" w:hAnsi="Segoe UI Emoji" w:cs="Segoe UI Emoji"/>
+          <w:b/>
+          <w:bCs/>
+        </w:rPr>
+        <w:t xml:space="preserve"> protection</w:t>
       </w:r>
     </w:p>
     <w:p>
       <w:pPr>
         <w:numPr>
           <w:ilvl w:val="0"/>
-          <w:numId w:val="37"/>
+          <w:numId w:val="61"/>
         </w:numPr>
         <w:rPr>
           <w:rFonts w:ascii="Segoe UI Emoji" w:hAnsi="Segoe UI Emoji" w:cs="Segoe UI Emoji"/>
@@ -6978,24 +6620,14 @@
           <w:b/>
           <w:bCs/>
         </w:rPr>
-        <w:t xml:space="preserve">Redis </w:t>
-      </w:r>
-      <w:proofErr w:type="gramStart"/>
-      <w:r>
-        <w:rPr>
-          <w:rFonts w:ascii="Segoe UI Emoji" w:hAnsi="Segoe UI Emoji" w:cs="Segoe UI Emoji"/>
-          <w:b/>
-          <w:bCs/>
-        </w:rPr>
-        <w:t>single-node</w:t>
-      </w:r>
-      <w:proofErr w:type="gramEnd"/>
+        <w:t>Hash-chain continuity</w:t>
+      </w:r>
     </w:p>
     <w:p>
       <w:pPr>
         <w:numPr>
           <w:ilvl w:val="0"/>
-          <w:numId w:val="37"/>
+          <w:numId w:val="61"/>
         </w:numPr>
         <w:rPr>
           <w:rFonts w:ascii="Segoe UI Emoji" w:hAnsi="Segoe UI Emoji" w:cs="Segoe UI Emoji"/>
@@ -7003,30 +6635,20 @@
           <w:bCs/>
         </w:rPr>
       </w:pPr>
-      <w:proofErr w:type="spellStart"/>
-      <w:r>
-        <w:rPr>
-          <w:rFonts w:ascii="Segoe UI Emoji" w:hAnsi="Segoe UI Emoji" w:cs="Segoe UI Emoji"/>
-          <w:b/>
-          <w:bCs/>
-        </w:rPr>
-        <w:t>IsolationForest</w:t>
-      </w:r>
-      <w:proofErr w:type="spellEnd"/>
-      <w:r>
-        <w:rPr>
-          <w:rFonts w:ascii="Segoe UI Emoji" w:hAnsi="Segoe UI Emoji" w:cs="Segoe UI Emoji"/>
-          <w:b/>
-          <w:bCs/>
-        </w:rPr>
-        <w:t xml:space="preserve"> limitations</w:t>
+      <w:r>
+        <w:rPr>
+          <w:rFonts w:ascii="Segoe UI Emoji" w:hAnsi="Segoe UI Emoji" w:cs="Segoe UI Emoji"/>
+          <w:b/>
+          <w:bCs/>
+        </w:rPr>
+        <w:t>Redis atomicity</w:t>
       </w:r>
     </w:p>
     <w:p>
       <w:pPr>
         <w:numPr>
           <w:ilvl w:val="0"/>
-          <w:numId w:val="37"/>
+          <w:numId w:val="61"/>
         </w:numPr>
         <w:rPr>
           <w:rFonts w:ascii="Segoe UI Emoji" w:hAnsi="Segoe UI Emoji" w:cs="Segoe UI Emoji"/>
@@ -7040,68 +6662,14 @@
           <w:b/>
           <w:bCs/>
         </w:rPr>
-        <w:t>PQC ecosystem maturity</w:t>
-      </w:r>
-    </w:p>
-    <w:p>
-      <w:pPr>
-        <w:rPr>
-          <w:rFonts w:ascii="Segoe UI Emoji" w:hAnsi="Segoe UI Emoji" w:cs="Segoe UI Emoji"/>
-          <w:b/>
-          <w:bCs/>
-        </w:rPr>
-      </w:pPr>
-      <w:r>
-        <w:rPr>
-          <w:rFonts w:ascii="Segoe UI Emoji" w:hAnsi="Segoe UI Emoji" w:cs="Segoe UI Emoji"/>
-          <w:b/>
-          <w:bCs/>
-        </w:rPr>
-        <w:pict w14:anchorId="638103A1">
-          <v:rect id="_x0000_i1409" style="width:0;height:1.5pt" o:hralign="center" o:hrstd="t" o:hr="t" fillcolor="#a0a0a0" stroked="f"/>
-        </w:pict>
-      </w:r>
-    </w:p>
-    <w:p>
-      <w:pPr>
-        <w:rPr>
-          <w:rFonts w:ascii="Segoe UI Emoji" w:hAnsi="Segoe UI Emoji" w:cs="Segoe UI Emoji"/>
-          <w:b/>
-          <w:bCs/>
-        </w:rPr>
-      </w:pPr>
-      <w:r>
-        <w:rPr>
-          <w:rFonts w:ascii="Segoe UI Emoji" w:hAnsi="Segoe UI Emoji" w:cs="Segoe UI Emoji"/>
-          <w:b/>
-          <w:bCs/>
-        </w:rPr>
-        <w:t>13</w:t>
-      </w:r>
-      <w:proofErr w:type="gramStart"/>
-      <w:r>
-        <w:rPr>
-          <w:rFonts w:ascii="Segoe UI Emoji" w:hAnsi="Segoe UI Emoji" w:cs="Segoe UI Emoji"/>
-          <w:b/>
-          <w:bCs/>
-        </w:rPr>
-        <w:t>. 🏁 Final</w:t>
-      </w:r>
-      <w:proofErr w:type="gramEnd"/>
-      <w:r>
-        <w:rPr>
-          <w:rFonts w:ascii="Segoe UI Emoji" w:hAnsi="Segoe UI Emoji" w:cs="Segoe UI Emoji"/>
-          <w:b/>
-          <w:bCs/>
-        </w:rPr>
-        <w:t xml:space="preserve"> Contributions</w:t>
+        <w:t>TOCTOU elimination</w:t>
       </w:r>
     </w:p>
     <w:p>
       <w:pPr>
         <w:numPr>
           <w:ilvl w:val="0"/>
-          <w:numId w:val="38"/>
+          <w:numId w:val="61"/>
         </w:numPr>
         <w:rPr>
           <w:rFonts w:ascii="Segoe UI Emoji" w:hAnsi="Segoe UI Emoji" w:cs="Segoe UI Emoji"/>
@@ -7115,14 +6683,50 @@
           <w:b/>
           <w:bCs/>
         </w:rPr>
-        <w:t>PQC + ML + authorization state unified</w:t>
+        <w:t>End-to-end request flow</w:t>
+      </w:r>
+    </w:p>
+    <w:p>
+      <w:pPr>
+        <w:rPr>
+          <w:rFonts w:ascii="Segoe UI Emoji" w:hAnsi="Segoe UI Emoji" w:cs="Segoe UI Emoji"/>
+          <w:b/>
+          <w:bCs/>
+        </w:rPr>
+      </w:pPr>
+      <w:r>
+        <w:rPr>
+          <w:rFonts w:ascii="Segoe UI Emoji" w:hAnsi="Segoe UI Emoji" w:cs="Segoe UI Emoji"/>
+          <w:b/>
+          <w:bCs/>
+        </w:rPr>
+        <w:pict w14:anchorId="765479A0">
+          <v:rect id="_x0000_i1058" style="width:0;height:1.5pt" o:hralign="center" o:hrstd="t" o:hr="t" fillcolor="#a0a0a0" stroked="f"/>
+        </w:pict>
+      </w:r>
+    </w:p>
+    <w:p>
+      <w:pPr>
+        <w:rPr>
+          <w:rFonts w:ascii="Segoe UI Emoji" w:hAnsi="Segoe UI Emoji" w:cs="Segoe UI Emoji"/>
+          <w:b/>
+          <w:bCs/>
+        </w:rPr>
+      </w:pPr>
+      <w:r>
+        <w:rPr>
+          <w:rFonts w:ascii="Segoe UI Emoji" w:hAnsi="Segoe UI Emoji" w:cs="Segoe UI Emoji"/>
+          <w:b/>
+          <w:bCs/>
+        </w:rPr>
+        <w:t>⚠️ Pending</w:t>
       </w:r>
     </w:p>
     <w:p>
       <w:pPr>
         <w:numPr>
           <w:ilvl w:val="0"/>
-          <w:numId w:val="38"/>
+          <w:numId w:val="62"/>
         </w:numPr>
         <w:rPr>
           <w:rFonts w:ascii="Segoe UI Emoji" w:hAnsi="Segoe UI Emoji" w:cs="Segoe UI Emoji"/>
@@ -7136,14 +6740,14 @@
           <w:b/>
           <w:bCs/>
         </w:rPr>
-        <w:t>Hash-chain secured access control</w:t>
+        <w:t>ML performance on real traffic</w:t>
       </w:r>
     </w:p>
     <w:p>
       <w:pPr>
         <w:numPr>
           <w:ilvl w:val="0"/>
-          <w:numId w:val="38"/>
+          <w:numId w:val="62"/>
         </w:numPr>
         <w:rPr>
           <w:rFonts w:ascii="Segoe UI Emoji" w:hAnsi="Segoe UI Emoji" w:cs="Segoe UI Emoji"/>
@@ -7157,14 +6761,14 @@
           <w:b/>
           <w:bCs/>
         </w:rPr>
-        <w:t>Atomic TOCTOU elimination</w:t>
+        <w:t>Threshold robustness</w:t>
       </w:r>
     </w:p>
     <w:p>
       <w:pPr>
         <w:numPr>
           <w:ilvl w:val="0"/>
-          <w:numId w:val="38"/>
+          <w:numId w:val="62"/>
         </w:numPr>
         <w:rPr>
           <w:rFonts w:ascii="Segoe UI Emoji" w:hAnsi="Segoe UI Emoji" w:cs="Segoe UI Emoji"/>
@@ -7178,14 +6782,14 @@
           <w:b/>
           <w:bCs/>
         </w:rPr>
-        <w:t>Hybrid real-time architecture</w:t>
+        <w:t>Trust decay tuning</w:t>
       </w:r>
     </w:p>
     <w:p>
       <w:pPr>
         <w:numPr>
           <w:ilvl w:val="0"/>
-          <w:numId w:val="38"/>
+          <w:numId w:val="62"/>
         </w:numPr>
         <w:rPr>
           <w:rFonts w:ascii="Segoe UI Emoji" w:hAnsi="Segoe UI Emoji" w:cs="Segoe UI Emoji"/>
@@ -7199,7 +6803,432 @@
           <w:b/>
           <w:bCs/>
         </w:rPr>
-        <w:t>Experimentally validated calibration</w:t>
+        <w:t>MFA effectiveness</w:t>
+      </w:r>
+    </w:p>
+    <w:p>
+      <w:pPr>
+        <w:numPr>
+          <w:ilvl w:val="0"/>
+          <w:numId w:val="62"/>
+        </w:numPr>
+        <w:rPr>
+          <w:rFonts w:ascii="Segoe UI Emoji" w:hAnsi="Segoe UI Emoji" w:cs="Segoe UI Emoji"/>
+          <w:b/>
+          <w:bCs/>
+        </w:rPr>
+      </w:pPr>
+      <w:r>
+        <w:rPr>
+          <w:rFonts w:ascii="Segoe UI Emoji" w:hAnsi="Segoe UI Emoji" w:cs="Segoe UI Emoji"/>
+          <w:b/>
+          <w:bCs/>
+        </w:rPr>
+        <w:t>Adversarial testing</w:t>
+      </w:r>
+    </w:p>
+    <w:p>
+      <w:pPr>
+        <w:rPr>
+          <w:rFonts w:ascii="Segoe UI Emoji" w:hAnsi="Segoe UI Emoji" w:cs="Segoe UI Emoji"/>
+          <w:b/>
+          <w:bCs/>
+        </w:rPr>
+      </w:pPr>
+      <w:r>
+        <w:rPr>
+          <w:rFonts w:ascii="Segoe UI Emoji" w:hAnsi="Segoe UI Emoji" w:cs="Segoe UI Emoji"/>
+          <w:b/>
+          <w:bCs/>
+        </w:rPr>
+        <w:pict w14:anchorId="21CAE2BE">
+          <v:rect id="_x0000_i1059" style="width:0;height:1.5pt" o:hralign="center" o:hrstd="t" o:hr="t" fillcolor="#a0a0a0" stroked="f"/>
+        </w:pict>
+      </w:r>
+    </w:p>
+    <w:p>
+      <w:pPr>
+        <w:rPr>
+          <w:rFonts w:ascii="Segoe UI Emoji" w:hAnsi="Segoe UI Emoji" w:cs="Segoe UI Emoji"/>
+          <w:b/>
+          <w:bCs/>
+        </w:rPr>
+      </w:pPr>
+      <w:r>
+        <w:rPr>
+          <w:rFonts w:ascii="Segoe UI Emoji" w:hAnsi="Segoe UI Emoji" w:cs="Segoe UI Emoji"/>
+          <w:b/>
+          <w:bCs/>
+        </w:rPr>
+        <w:t>📌 Interpretation</w:t>
+      </w:r>
+    </w:p>
+    <w:p>
+      <w:pPr>
+        <w:rPr>
+          <w:rFonts w:ascii="Segoe UI Emoji" w:hAnsi="Segoe UI Emoji" w:cs="Segoe UI Emoji"/>
+          <w:b/>
+          <w:bCs/>
+        </w:rPr>
+      </w:pPr>
+      <w:r>
+        <w:rPr>
+          <w:rFonts w:ascii="Segoe UI Emoji" w:hAnsi="Segoe UI Emoji" w:cs="Segoe UI Emoji"/>
+          <w:b/>
+          <w:bCs/>
+        </w:rPr>
+        <w:t>The system is architecturally complete and cryptographically consistent,</w:t>
+      </w:r>
+      <w:r>
+        <w:rPr>
+          <w:rFonts w:ascii="Segoe UI Emoji" w:hAnsi="Segoe UI Emoji" w:cs="Segoe UI Emoji"/>
+          <w:b/>
+          <w:bCs/>
+        </w:rPr>
+        <w:br/>
+        <w:t>but empirical validation is ongoing</w:t>
+      </w:r>
+    </w:p>
+    <w:p>
+      <w:pPr>
+        <w:rPr>
+          <w:rFonts w:ascii="Segoe UI Emoji" w:hAnsi="Segoe UI Emoji" w:cs="Segoe UI Emoji"/>
+          <w:b/>
+          <w:bCs/>
+        </w:rPr>
+      </w:pPr>
+      <w:r>
+        <w:rPr>
+          <w:rFonts w:ascii="Segoe UI Emoji" w:hAnsi="Segoe UI Emoji" w:cs="Segoe UI Emoji"/>
+          <w:b/>
+          <w:bCs/>
+        </w:rPr>
+        <w:pict w14:anchorId="7F6950FC">
+          <v:rect id="_x0000_i1060" style="width:0;height:1.5pt" o:hralign="center" o:hrstd="t" o:hr="t" fillcolor="#a0a0a0" stroked="f"/>
+        </w:pict>
+      </w:r>
+    </w:p>
+    <w:p>
+      <w:pPr>
+        <w:rPr>
+          <w:rFonts w:ascii="Segoe UI Emoji" w:hAnsi="Segoe UI Emoji" w:cs="Segoe UI Emoji"/>
+          <w:b/>
+          <w:bCs/>
+        </w:rPr>
+      </w:pPr>
+      <w:r>
+        <w:rPr>
+          <w:rFonts w:ascii="Segoe UI Emoji" w:hAnsi="Segoe UI Emoji" w:cs="Segoe UI Emoji"/>
+          <w:b/>
+          <w:bCs/>
+        </w:rPr>
+        <w:t>13. ⚠️ Limitations</w:t>
+      </w:r>
+    </w:p>
+    <w:p>
+      <w:pPr>
+        <w:numPr>
+          <w:ilvl w:val="0"/>
+          <w:numId w:val="63"/>
+        </w:numPr>
+        <w:rPr>
+          <w:rFonts w:ascii="Segoe UI Emoji" w:hAnsi="Segoe UI Emoji" w:cs="Segoe UI Emoji"/>
+          <w:b/>
+          <w:bCs/>
+        </w:rPr>
+      </w:pPr>
+      <w:r>
+        <w:rPr>
+          <w:rFonts w:ascii="Segoe UI Emoji" w:hAnsi="Segoe UI Emoji" w:cs="Segoe UI Emoji"/>
+          <w:b/>
+          <w:bCs/>
+        </w:rPr>
+        <w:t>Synthetic dataset</w:t>
+      </w:r>
+    </w:p>
+    <w:p>
+      <w:pPr>
+        <w:numPr>
+          <w:ilvl w:val="0"/>
+          <w:numId w:val="63"/>
+        </w:numPr>
+        <w:rPr>
+          <w:rFonts w:ascii="Segoe UI Emoji" w:hAnsi="Segoe UI Emoji" w:cs="Segoe UI Emoji"/>
+          <w:b/>
+          <w:bCs/>
+        </w:rPr>
+      </w:pPr>
+      <w:r>
+        <w:rPr>
+          <w:rFonts w:ascii="Segoe UI Emoji" w:hAnsi="Segoe UI Emoji" w:cs="Segoe UI Emoji"/>
+          <w:b/>
+          <w:bCs/>
+        </w:rPr>
+        <w:t xml:space="preserve">Redis </w:t>
+      </w:r>
+      <w:proofErr w:type="gramStart"/>
+      <w:r>
+        <w:rPr>
+          <w:rFonts w:ascii="Segoe UI Emoji" w:hAnsi="Segoe UI Emoji" w:cs="Segoe UI Emoji"/>
+          <w:b/>
+          <w:bCs/>
+        </w:rPr>
+        <w:t>single-node</w:t>
+      </w:r>
+      <w:proofErr w:type="gramEnd"/>
+    </w:p>
+    <w:p>
+      <w:pPr>
+        <w:numPr>
+          <w:ilvl w:val="0"/>
+          <w:numId w:val="63"/>
+        </w:numPr>
+        <w:rPr>
+          <w:rFonts w:ascii="Segoe UI Emoji" w:hAnsi="Segoe UI Emoji" w:cs="Segoe UI Emoji"/>
+          <w:b/>
+          <w:bCs/>
+        </w:rPr>
+      </w:pPr>
+      <w:proofErr w:type="spellStart"/>
+      <w:r>
+        <w:rPr>
+          <w:rFonts w:ascii="Segoe UI Emoji" w:hAnsi="Segoe UI Emoji" w:cs="Segoe UI Emoji"/>
+          <w:b/>
+          <w:bCs/>
+        </w:rPr>
+        <w:t>IsolationForest</w:t>
+      </w:r>
+      <w:proofErr w:type="spellEnd"/>
+      <w:r>
+        <w:rPr>
+          <w:rFonts w:ascii="Segoe UI Emoji" w:hAnsi="Segoe UI Emoji" w:cs="Segoe UI Emoji"/>
+          <w:b/>
+          <w:bCs/>
+        </w:rPr>
+        <w:t xml:space="preserve"> limitations</w:t>
+      </w:r>
+    </w:p>
+    <w:p>
+      <w:pPr>
+        <w:numPr>
+          <w:ilvl w:val="0"/>
+          <w:numId w:val="63"/>
+        </w:numPr>
+        <w:rPr>
+          <w:rFonts w:ascii="Segoe UI Emoji" w:hAnsi="Segoe UI Emoji" w:cs="Segoe UI Emoji"/>
+          <w:b/>
+          <w:bCs/>
+        </w:rPr>
+      </w:pPr>
+      <w:r>
+        <w:rPr>
+          <w:rFonts w:ascii="Segoe UI Emoji" w:hAnsi="Segoe UI Emoji" w:cs="Segoe UI Emoji"/>
+          <w:b/>
+          <w:bCs/>
+        </w:rPr>
+        <w:t>PQC ecosystem maturity</w:t>
+      </w:r>
+    </w:p>
+    <w:p>
+      <w:pPr>
+        <w:numPr>
+          <w:ilvl w:val="0"/>
+          <w:numId w:val="63"/>
+        </w:numPr>
+        <w:rPr>
+          <w:rFonts w:ascii="Segoe UI Emoji" w:hAnsi="Segoe UI Emoji" w:cs="Segoe UI Emoji"/>
+          <w:b/>
+          <w:bCs/>
+        </w:rPr>
+      </w:pPr>
+      <w:r>
+        <w:rPr>
+          <w:rFonts w:ascii="Segoe UI Emoji" w:hAnsi="Segoe UI Emoji" w:cs="Segoe UI Emoji"/>
+          <w:b/>
+          <w:bCs/>
+        </w:rPr>
+        <w:t>No real-world deployment validation</w:t>
+      </w:r>
+    </w:p>
+    <w:p>
+      <w:pPr>
+        <w:numPr>
+          <w:ilvl w:val="0"/>
+          <w:numId w:val="63"/>
+        </w:numPr>
+        <w:rPr>
+          <w:rFonts w:ascii="Segoe UI Emoji" w:hAnsi="Segoe UI Emoji" w:cs="Segoe UI Emoji"/>
+          <w:b/>
+          <w:bCs/>
+        </w:rPr>
+      </w:pPr>
+      <w:r>
+        <w:rPr>
+          <w:rFonts w:ascii="Segoe UI Emoji" w:hAnsi="Segoe UI Emoji" w:cs="Segoe UI Emoji"/>
+          <w:b/>
+          <w:bCs/>
+        </w:rPr>
+        <w:lastRenderedPageBreak/>
+        <w:t>Attack simulation incomplete</w:t>
+      </w:r>
+    </w:p>
+    <w:p>
+      <w:pPr>
+        <w:rPr>
+          <w:rFonts w:ascii="Segoe UI Emoji" w:hAnsi="Segoe UI Emoji" w:cs="Segoe UI Emoji"/>
+          <w:b/>
+          <w:bCs/>
+        </w:rPr>
+      </w:pPr>
+      <w:r>
+        <w:rPr>
+          <w:rFonts w:ascii="Segoe UI Emoji" w:hAnsi="Segoe UI Emoji" w:cs="Segoe UI Emoji"/>
+          <w:b/>
+          <w:bCs/>
+        </w:rPr>
+        <w:pict w14:anchorId="0654DC12">
+          <v:rect id="_x0000_i1061" style="width:0;height:1.5pt" o:hralign="center" o:hrstd="t" o:hr="t" fillcolor="#a0a0a0" stroked="f"/>
+        </w:pict>
+      </w:r>
+    </w:p>
+    <w:p>
+      <w:pPr>
+        <w:rPr>
+          <w:rFonts w:ascii="Segoe UI Emoji" w:hAnsi="Segoe UI Emoji" w:cs="Segoe UI Emoji"/>
+          <w:b/>
+          <w:bCs/>
+        </w:rPr>
+      </w:pPr>
+      <w:r>
+        <w:rPr>
+          <w:rFonts w:ascii="Segoe UI Emoji" w:hAnsi="Segoe UI Emoji" w:cs="Segoe UI Emoji"/>
+          <w:b/>
+          <w:bCs/>
+        </w:rPr>
+        <w:t>14</w:t>
+      </w:r>
+      <w:proofErr w:type="gramStart"/>
+      <w:r>
+        <w:rPr>
+          <w:rFonts w:ascii="Segoe UI Emoji" w:hAnsi="Segoe UI Emoji" w:cs="Segoe UI Emoji"/>
+          <w:b/>
+          <w:bCs/>
+        </w:rPr>
+        <w:t>. 🏁 Final</w:t>
+      </w:r>
+      <w:proofErr w:type="gramEnd"/>
+      <w:r>
+        <w:rPr>
+          <w:rFonts w:ascii="Segoe UI Emoji" w:hAnsi="Segoe UI Emoji" w:cs="Segoe UI Emoji"/>
+          <w:b/>
+          <w:bCs/>
+        </w:rPr>
+        <w:t xml:space="preserve"> Contributions</w:t>
+      </w:r>
+    </w:p>
+    <w:p>
+      <w:pPr>
+        <w:numPr>
+          <w:ilvl w:val="0"/>
+          <w:numId w:val="64"/>
+        </w:numPr>
+        <w:rPr>
+          <w:rFonts w:ascii="Segoe UI Emoji" w:hAnsi="Segoe UI Emoji" w:cs="Segoe UI Emoji"/>
+          <w:b/>
+          <w:bCs/>
+        </w:rPr>
+      </w:pPr>
+      <w:r>
+        <w:rPr>
+          <w:rFonts w:ascii="Segoe UI Emoji" w:hAnsi="Segoe UI Emoji" w:cs="Segoe UI Emoji"/>
+          <w:b/>
+          <w:bCs/>
+        </w:rPr>
+        <w:t>PQC + ML + authorization state unified</w:t>
+      </w:r>
+    </w:p>
+    <w:p>
+      <w:pPr>
+        <w:numPr>
+          <w:ilvl w:val="0"/>
+          <w:numId w:val="64"/>
+        </w:numPr>
+        <w:rPr>
+          <w:rFonts w:ascii="Segoe UI Emoji" w:hAnsi="Segoe UI Emoji" w:cs="Segoe UI Emoji"/>
+          <w:b/>
+          <w:bCs/>
+        </w:rPr>
+      </w:pPr>
+      <w:r>
+        <w:rPr>
+          <w:rFonts w:ascii="Segoe UI Emoji" w:hAnsi="Segoe UI Emoji" w:cs="Segoe UI Emoji"/>
+          <w:b/>
+          <w:bCs/>
+        </w:rPr>
+        <w:t>Hash-chain secured access control</w:t>
+      </w:r>
+    </w:p>
+    <w:p>
+      <w:pPr>
+        <w:numPr>
+          <w:ilvl w:val="0"/>
+          <w:numId w:val="64"/>
+        </w:numPr>
+        <w:rPr>
+          <w:rFonts w:ascii="Segoe UI Emoji" w:hAnsi="Segoe UI Emoji" w:cs="Segoe UI Emoji"/>
+          <w:b/>
+          <w:bCs/>
+        </w:rPr>
+      </w:pPr>
+      <w:r>
+        <w:rPr>
+          <w:rFonts w:ascii="Segoe UI Emoji" w:hAnsi="Segoe UI Emoji" w:cs="Segoe UI Emoji"/>
+          <w:b/>
+          <w:bCs/>
+        </w:rPr>
+        <w:t>Atomic TOCTOU elimination</w:t>
+      </w:r>
+    </w:p>
+    <w:p>
+      <w:pPr>
+        <w:numPr>
+          <w:ilvl w:val="0"/>
+          <w:numId w:val="64"/>
+        </w:numPr>
+        <w:rPr>
+          <w:rFonts w:ascii="Segoe UI Emoji" w:hAnsi="Segoe UI Emoji" w:cs="Segoe UI Emoji"/>
+          <w:b/>
+          <w:bCs/>
+        </w:rPr>
+      </w:pPr>
+      <w:r>
+        <w:rPr>
+          <w:rFonts w:ascii="Segoe UI Emoji" w:hAnsi="Segoe UI Emoji" w:cs="Segoe UI Emoji"/>
+          <w:b/>
+          <w:bCs/>
+        </w:rPr>
+        <w:t>Hybrid real-time architecture</w:t>
+      </w:r>
+    </w:p>
+    <w:p>
+      <w:pPr>
+        <w:numPr>
+          <w:ilvl w:val="0"/>
+          <w:numId w:val="64"/>
+        </w:numPr>
+        <w:rPr>
+          <w:rFonts w:ascii="Segoe UI Emoji" w:hAnsi="Segoe UI Emoji" w:cs="Segoe UI Emoji"/>
+          <w:b/>
+          <w:bCs/>
+        </w:rPr>
+      </w:pPr>
+      <w:r>
+        <w:rPr>
+          <w:rFonts w:ascii="Segoe UI Emoji" w:hAnsi="Segoe UI Emoji" w:cs="Segoe UI Emoji"/>
+          <w:b/>
+          <w:bCs/>
+        </w:rPr>
+        <w:t>Calibrated (synthetic) ML risk model</w:t>
       </w:r>
     </w:p>
     <w:sectPr>
@@ -7364,6 +7393,119 @@
     </w:lvl>
   </w:abstractNum>
   <w:abstractNum w:abstractNumId="1" w15:restartNumberingAfterBreak="0">
+    <w:nsid w:val="034A5676"/>
+    <w:multiLevelType w:val="multilevel"/>
+    <w:tmpl w:val="6568B1E6"/>
+    <w:lvl w:ilvl="0">
+      <w:start w:val="1"/>
+      <w:numFmt w:val="decimal"/>
+      <w:lvlText w:val="%1."/>
+      <w:lvlJc w:val="left"/>
+      <w:pPr>
+        <w:tabs>
+          <w:tab w:val="num" w:pos="720"/>
+        </w:tabs>
+        <w:ind w:left="720" w:hanging="360"/>
+      </w:pPr>
+    </w:lvl>
+    <w:lvl w:ilvl="1" w:tentative="1">
+      <w:start w:val="1"/>
+      <w:numFmt w:val="decimal"/>
+      <w:lvlText w:val="%2."/>
+      <w:lvlJc w:val="left"/>
+      <w:pPr>
+        <w:tabs>
+          <w:tab w:val="num" w:pos="1440"/>
+        </w:tabs>
+        <w:ind w:left="1440" w:hanging="360"/>
+      </w:pPr>
+    </w:lvl>
+    <w:lvl w:ilvl="2" w:tentative="1">
+      <w:start w:val="1"/>
+      <w:numFmt w:val="decimal"/>
+      <w:lvlText w:val="%3."/>
+      <w:lvlJc w:val="left"/>
+      <w:pPr>
+        <w:tabs>
+          <w:tab w:val="num" w:pos="2160"/>
+        </w:tabs>
+        <w:ind w:left="2160" w:hanging="360"/>
+      </w:pPr>
+    </w:lvl>
+    <w:lvl w:ilvl="3" w:tentative="1">
+      <w:start w:val="1"/>
+      <w:numFmt w:val="decimal"/>
+      <w:lvlText w:val="%4."/>
+      <w:lvlJc w:val="left"/>
+      <w:pPr>
+        <w:tabs>
+          <w:tab w:val="num" w:pos="2880"/>
+        </w:tabs>
+        <w:ind w:left="2880" w:hanging="360"/>
+      </w:pPr>
+    </w:lvl>
+    <w:lvl w:ilvl="4" w:tentative="1">
+      <w:start w:val="1"/>
+      <w:numFmt w:val="decimal"/>
+      <w:lvlText w:val="%5."/>
+      <w:lvlJc w:val="left"/>
+      <w:pPr>
+        <w:tabs>
+          <w:tab w:val="num" w:pos="3600"/>
+        </w:tabs>
+        <w:ind w:left="3600" w:hanging="360"/>
+      </w:pPr>
+    </w:lvl>
+    <w:lvl w:ilvl="5" w:tentative="1">
+      <w:start w:val="1"/>
+      <w:numFmt w:val="decimal"/>
+      <w:lvlText w:val="%6."/>
+      <w:lvlJc w:val="left"/>
+      <w:pPr>
+        <w:tabs>
+          <w:tab w:val="num" w:pos="4320"/>
+        </w:tabs>
+        <w:ind w:left="4320" w:hanging="360"/>
+      </w:pPr>
+    </w:lvl>
+    <w:lvl w:ilvl="6" w:tentative="1">
+      <w:start w:val="1"/>
+      <w:numFmt w:val="decimal"/>
+      <w:lvlText w:val="%7."/>
+      <w:lvlJc w:val="left"/>
+      <w:pPr>
+        <w:tabs>
+          <w:tab w:val="num" w:pos="5040"/>
+        </w:tabs>
+        <w:ind w:left="5040" w:hanging="360"/>
+      </w:pPr>
+    </w:lvl>
+    <w:lvl w:ilvl="7" w:tentative="1">
+      <w:start w:val="1"/>
+      <w:numFmt w:val="decimal"/>
+      <w:lvlText w:val="%8."/>
+      <w:lvlJc w:val="left"/>
+      <w:pPr>
+        <w:tabs>
+          <w:tab w:val="num" w:pos="5760"/>
+        </w:tabs>
+        <w:ind w:left="5760" w:hanging="360"/>
+      </w:pPr>
+    </w:lvl>
+    <w:lvl w:ilvl="8" w:tentative="1">
+      <w:start w:val="1"/>
+      <w:numFmt w:val="decimal"/>
+      <w:lvlText w:val="%9."/>
+      <w:lvlJc w:val="left"/>
+      <w:pPr>
+        <w:tabs>
+          <w:tab w:val="num" w:pos="6480"/>
+        </w:tabs>
+        <w:ind w:left="6480" w:hanging="360"/>
+      </w:pPr>
+    </w:lvl>
+  </w:abstractNum>
+  <w:abstractNum w:abstractNumId="2" w15:restartNumberingAfterBreak="0">
     <w:nsid w:val="0A4A636F"/>
     <w:multiLevelType w:val="multilevel"/>
     <w:tmpl w:val="CAD272C2"/>
@@ -7512,7 +7654,156 @@
       </w:rPr>
     </w:lvl>
   </w:abstractNum>
-  <w:abstractNum w:abstractNumId="2" w15:restartNumberingAfterBreak="0">
+  <w:abstractNum w:abstractNumId="3" w15:restartNumberingAfterBreak="0">
+    <w:nsid w:val="0EB97A72"/>
+    <w:multiLevelType w:val="multilevel"/>
+    <w:tmpl w:val="648A89BC"/>
+    <w:lvl w:ilvl="0">
+      <w:start w:val="1"/>
+      <w:numFmt w:val="bullet"/>
+      <w:lvlText w:val=""/>
+      <w:lvlJc w:val="left"/>
+      <w:pPr>
+        <w:tabs>
+          <w:tab w:val="num" w:pos="720"/>
+        </w:tabs>
+        <w:ind w:left="720" w:hanging="360"/>
+      </w:pPr>
+      <w:rPr>
+        <w:rFonts w:ascii="Symbol" w:hAnsi="Symbol" w:hint="default"/>
+        <w:sz w:val="20"/>
+      </w:rPr>
+    </w:lvl>
+    <w:lvl w:ilvl="1">
+      <w:start w:val="1"/>
+      <w:numFmt w:val="bullet"/>
+      <w:lvlText w:val="o"/>
+      <w:lvlJc w:val="left"/>
+      <w:pPr>
+        <w:tabs>
+          <w:tab w:val="num" w:pos="1440"/>
+        </w:tabs>
+        <w:ind w:left="1440" w:hanging="360"/>
+      </w:pPr>
+      <w:rPr>
+        <w:rFonts w:ascii="Courier New" w:hAnsi="Courier New" w:hint="default"/>
+        <w:sz w:val="20"/>
+      </w:rPr>
+    </w:lvl>
+    <w:lvl w:ilvl="2" w:tentative="1">
+      <w:start w:val="1"/>
+      <w:numFmt w:val="bullet"/>
+      <w:lvlText w:val=""/>
+      <w:lvlJc w:val="left"/>
+      <w:pPr>
+        <w:tabs>
+          <w:tab w:val="num" w:pos="2160"/>
+        </w:tabs>
+        <w:ind w:left="2160" w:hanging="360"/>
+      </w:pPr>
+      <w:rPr>
+        <w:rFonts w:ascii="Wingdings" w:hAnsi="Wingdings" w:hint="default"/>
+        <w:sz w:val="20"/>
+      </w:rPr>
+    </w:lvl>
+    <w:lvl w:ilvl="3" w:tentative="1">
+      <w:start w:val="1"/>
+      <w:numFmt w:val="bullet"/>
+      <w:lvlText w:val=""/>
+      <w:lvlJc w:val="left"/>
+      <w:pPr>
+        <w:tabs>
+          <w:tab w:val="num" w:pos="2880"/>
+        </w:tabs>
+        <w:ind w:left="2880" w:hanging="360"/>
+      </w:pPr>
+      <w:rPr>
+        <w:rFonts w:ascii="Wingdings" w:hAnsi="Wingdings" w:hint="default"/>
+        <w:sz w:val="20"/>
+      </w:rPr>
+    </w:lvl>
+    <w:lvl w:ilvl="4" w:tentative="1">
+      <w:start w:val="1"/>
+      <w:numFmt w:val="bullet"/>
+      <w:lvlText w:val=""/>
+      <w:lvlJc w:val="left"/>
+      <w:pPr>
+        <w:tabs>
+          <w:tab w:val="num" w:pos="3600"/>
+        </w:tabs>
+        <w:ind w:left="3600" w:hanging="360"/>
+      </w:pPr>
+      <w:rPr>
+        <w:rFonts w:ascii="Wingdings" w:hAnsi="Wingdings" w:hint="default"/>
+        <w:sz w:val="20"/>
+      </w:rPr>
+    </w:lvl>
+    <w:lvl w:ilvl="5" w:tentative="1">
+      <w:start w:val="1"/>
+      <w:numFmt w:val="bullet"/>
+      <w:lvlText w:val=""/>
+      <w:lvlJc w:val="left"/>
+      <w:pPr>
+        <w:tabs>
+          <w:tab w:val="num" w:pos="4320"/>
+        </w:tabs>
+        <w:ind w:left="4320" w:hanging="360"/>
+      </w:pPr>
+      <w:rPr>
+        <w:rFonts w:ascii="Wingdings" w:hAnsi="Wingdings" w:hint="default"/>
+        <w:sz w:val="20"/>
+      </w:rPr>
+    </w:lvl>
+    <w:lvl w:ilvl="6" w:tentative="1">
+      <w:start w:val="1"/>
+      <w:numFmt w:val="bullet"/>
+      <w:lvlText w:val=""/>
+      <w:lvlJc w:val="left"/>
+      <w:pPr>
+        <w:tabs>
+          <w:tab w:val="num" w:pos="5040"/>
+        </w:tabs>
+        <w:ind w:left="5040" w:hanging="360"/>
+      </w:pPr>
+      <w:rPr>
+        <w:rFonts w:ascii="Wingdings" w:hAnsi="Wingdings" w:hint="default"/>
+        <w:sz w:val="20"/>
+      </w:rPr>
+    </w:lvl>
+    <w:lvl w:ilvl="7" w:tentative="1">
+      <w:start w:val="1"/>
+      <w:numFmt w:val="bullet"/>
+      <w:lvlText w:val=""/>
+      <w:lvlJc w:val="left"/>
+      <w:pPr>
+        <w:tabs>
+          <w:tab w:val="num" w:pos="5760"/>
+        </w:tabs>
+        <w:ind w:left="5760" w:hanging="360"/>
+      </w:pPr>
+      <w:rPr>
+        <w:rFonts w:ascii="Wingdings" w:hAnsi="Wingdings" w:hint="default"/>
+        <w:sz w:val="20"/>
+      </w:rPr>
+    </w:lvl>
+    <w:lvl w:ilvl="8" w:tentative="1">
+      <w:start w:val="1"/>
+      <w:numFmt w:val="bullet"/>
+      <w:lvlText w:val=""/>
+      <w:lvlJc w:val="left"/>
+      <w:pPr>
+        <w:tabs>
+          <w:tab w:val="num" w:pos="6480"/>
+        </w:tabs>
+        <w:ind w:left="6480" w:hanging="360"/>
+      </w:pPr>
+      <w:rPr>
+        <w:rFonts w:ascii="Wingdings" w:hAnsi="Wingdings" w:hint="default"/>
+        <w:sz w:val="20"/>
+      </w:rPr>
+    </w:lvl>
+  </w:abstractNum>
+  <w:abstractNum w:abstractNumId="4" w15:restartNumberingAfterBreak="0">
     <w:nsid w:val="0F986F9F"/>
     <w:multiLevelType w:val="multilevel"/>
     <w:tmpl w:val="F9F4C2E0"/>
@@ -7633,7 +7924,7 @@
       </w:pPr>
     </w:lvl>
   </w:abstractNum>
-  <w:abstractNum w:abstractNumId="3" w15:restartNumberingAfterBreak="0">
+  <w:abstractNum w:abstractNumId="5" w15:restartNumberingAfterBreak="0">
     <w:nsid w:val="12644434"/>
     <w:multiLevelType w:val="multilevel"/>
     <w:tmpl w:val="5F4C6DDE"/>
@@ -7782,7 +8073,156 @@
       </w:rPr>
     </w:lvl>
   </w:abstractNum>
-  <w:abstractNum w:abstractNumId="4" w15:restartNumberingAfterBreak="0">
+  <w:abstractNum w:abstractNumId="6" w15:restartNumberingAfterBreak="0">
+    <w:nsid w:val="12963921"/>
+    <w:multiLevelType w:val="multilevel"/>
+    <w:tmpl w:val="BF467754"/>
+    <w:lvl w:ilvl="0">
+      <w:start w:val="1"/>
+      <w:numFmt w:val="bullet"/>
+      <w:lvlText w:val=""/>
+      <w:lvlJc w:val="left"/>
+      <w:pPr>
+        <w:tabs>
+          <w:tab w:val="num" w:pos="720"/>
+        </w:tabs>
+        <w:ind w:left="720" w:hanging="360"/>
+      </w:pPr>
+      <w:rPr>
+        <w:rFonts w:ascii="Symbol" w:hAnsi="Symbol" w:hint="default"/>
+        <w:sz w:val="20"/>
+      </w:rPr>
+    </w:lvl>
+    <w:lvl w:ilvl="1" w:tentative="1">
+      <w:start w:val="1"/>
+      <w:numFmt w:val="bullet"/>
+      <w:lvlText w:val="o"/>
+      <w:lvlJc w:val="left"/>
+      <w:pPr>
+        <w:tabs>
+          <w:tab w:val="num" w:pos="1440"/>
+        </w:tabs>
+        <w:ind w:left="1440" w:hanging="360"/>
+      </w:pPr>
+      <w:rPr>
+        <w:rFonts w:ascii="Courier New" w:hAnsi="Courier New" w:hint="default"/>
+        <w:sz w:val="20"/>
+      </w:rPr>
+    </w:lvl>
+    <w:lvl w:ilvl="2" w:tentative="1">
+      <w:start w:val="1"/>
+      <w:numFmt w:val="bullet"/>
+      <w:lvlText w:val=""/>
+      <w:lvlJc w:val="left"/>
+      <w:pPr>
+        <w:tabs>
+          <w:tab w:val="num" w:pos="2160"/>
+        </w:tabs>
+        <w:ind w:left="2160" w:hanging="360"/>
+      </w:pPr>
+      <w:rPr>
+        <w:rFonts w:ascii="Wingdings" w:hAnsi="Wingdings" w:hint="default"/>
+        <w:sz w:val="20"/>
+      </w:rPr>
+    </w:lvl>
+    <w:lvl w:ilvl="3" w:tentative="1">
+      <w:start w:val="1"/>
+      <w:numFmt w:val="bullet"/>
+      <w:lvlText w:val=""/>
+      <w:lvlJc w:val="left"/>
+      <w:pPr>
+        <w:tabs>
+          <w:tab w:val="num" w:pos="2880"/>
+        </w:tabs>
+        <w:ind w:left="2880" w:hanging="360"/>
+      </w:pPr>
+      <w:rPr>
+        <w:rFonts w:ascii="Wingdings" w:hAnsi="Wingdings" w:hint="default"/>
+        <w:sz w:val="20"/>
+      </w:rPr>
+    </w:lvl>
+    <w:lvl w:ilvl="4" w:tentative="1">
+      <w:start w:val="1"/>
+      <w:numFmt w:val="bullet"/>
+      <w:lvlText w:val=""/>
+      <w:lvlJc w:val="left"/>
+      <w:pPr>
+        <w:tabs>
+          <w:tab w:val="num" w:pos="3600"/>
+        </w:tabs>
+        <w:ind w:left="3600" w:hanging="360"/>
+      </w:pPr>
+      <w:rPr>
+        <w:rFonts w:ascii="Wingdings" w:hAnsi="Wingdings" w:hint="default"/>
+        <w:sz w:val="20"/>
+      </w:rPr>
+    </w:lvl>
+    <w:lvl w:ilvl="5" w:tentative="1">
+      <w:start w:val="1"/>
+      <w:numFmt w:val="bullet"/>
+      <w:lvlText w:val=""/>
+      <w:lvlJc w:val="left"/>
+      <w:pPr>
+        <w:tabs>
+          <w:tab w:val="num" w:pos="4320"/>
+        </w:tabs>
+        <w:ind w:left="4320" w:hanging="360"/>
+      </w:pPr>
+      <w:rPr>
+        <w:rFonts w:ascii="Wingdings" w:hAnsi="Wingdings" w:hint="default"/>
+        <w:sz w:val="20"/>
+      </w:rPr>
+    </w:lvl>
+    <w:lvl w:ilvl="6" w:tentative="1">
+      <w:start w:val="1"/>
+      <w:numFmt w:val="bullet"/>
+      <w:lvlText w:val=""/>
+      <w:lvlJc w:val="left"/>
+      <w:pPr>
+        <w:tabs>
+          <w:tab w:val="num" w:pos="5040"/>
+        </w:tabs>
+        <w:ind w:left="5040" w:hanging="360"/>
+      </w:pPr>
+      <w:rPr>
+        <w:rFonts w:ascii="Wingdings" w:hAnsi="Wingdings" w:hint="default"/>
+        <w:sz w:val="20"/>
+      </w:rPr>
+    </w:lvl>
+    <w:lvl w:ilvl="7" w:tentative="1">
+      <w:start w:val="1"/>
+      <w:numFmt w:val="bullet"/>
+      <w:lvlText w:val=""/>
+      <w:lvlJc w:val="left"/>
+      <w:pPr>
+        <w:tabs>
+          <w:tab w:val="num" w:pos="5760"/>
+        </w:tabs>
+        <w:ind w:left="5760" w:hanging="360"/>
+      </w:pPr>
+      <w:rPr>
+        <w:rFonts w:ascii="Wingdings" w:hAnsi="Wingdings" w:hint="default"/>
+        <w:sz w:val="20"/>
+      </w:rPr>
+    </w:lvl>
+    <w:lvl w:ilvl="8" w:tentative="1">
+      <w:start w:val="1"/>
+      <w:numFmt w:val="bullet"/>
+      <w:lvlText w:val=""/>
+      <w:lvlJc w:val="left"/>
+      <w:pPr>
+        <w:tabs>
+          <w:tab w:val="num" w:pos="6480"/>
+        </w:tabs>
+        <w:ind w:left="6480" w:hanging="360"/>
+      </w:pPr>
+      <w:rPr>
+        <w:rFonts w:ascii="Wingdings" w:hAnsi="Wingdings" w:hint="default"/>
+        <w:sz w:val="20"/>
+      </w:rPr>
+    </w:lvl>
+  </w:abstractNum>
+  <w:abstractNum w:abstractNumId="7" w15:restartNumberingAfterBreak="0">
     <w:nsid w:val="134279B4"/>
     <w:multiLevelType w:val="multilevel"/>
     <w:tmpl w:val="94E49610"/>
@@ -7931,7 +8371,241 @@
       </w:rPr>
     </w:lvl>
   </w:abstractNum>
-  <w:abstractNum w:abstractNumId="5" w15:restartNumberingAfterBreak="0">
+  <w:abstractNum w:abstractNumId="8" w15:restartNumberingAfterBreak="0">
+    <w:nsid w:val="16A86C77"/>
+    <w:multiLevelType w:val="multilevel"/>
+    <w:tmpl w:val="DEC0EBD0"/>
+    <w:lvl w:ilvl="0">
+      <w:start w:val="1"/>
+      <w:numFmt w:val="decimal"/>
+      <w:lvlText w:val="%1."/>
+      <w:lvlJc w:val="left"/>
+      <w:pPr>
+        <w:tabs>
+          <w:tab w:val="num" w:pos="720"/>
+        </w:tabs>
+        <w:ind w:left="720" w:hanging="360"/>
+      </w:pPr>
+    </w:lvl>
+    <w:lvl w:ilvl="1" w:tentative="1">
+      <w:start w:val="1"/>
+      <w:numFmt w:val="decimal"/>
+      <w:lvlText w:val="%2."/>
+      <w:lvlJc w:val="left"/>
+      <w:pPr>
+        <w:tabs>
+          <w:tab w:val="num" w:pos="1440"/>
+        </w:tabs>
+        <w:ind w:left="1440" w:hanging="360"/>
+      </w:pPr>
+    </w:lvl>
+    <w:lvl w:ilvl="2" w:tentative="1">
+      <w:start w:val="1"/>
+      <w:numFmt w:val="decimal"/>
+      <w:lvlText w:val="%3."/>
+      <w:lvlJc w:val="left"/>
+      <w:pPr>
+        <w:tabs>
+          <w:tab w:val="num" w:pos="2160"/>
+        </w:tabs>
+        <w:ind w:left="2160" w:hanging="360"/>
+      </w:pPr>
+    </w:lvl>
+    <w:lvl w:ilvl="3" w:tentative="1">
+      <w:start w:val="1"/>
+      <w:numFmt w:val="decimal"/>
+      <w:lvlText w:val="%4."/>
+      <w:lvlJc w:val="left"/>
+      <w:pPr>
+        <w:tabs>
+          <w:tab w:val="num" w:pos="2880"/>
+        </w:tabs>
+        <w:ind w:left="2880" w:hanging="360"/>
+      </w:pPr>
+    </w:lvl>
+    <w:lvl w:ilvl="4" w:tentative="1">
+      <w:start w:val="1"/>
+      <w:numFmt w:val="decimal"/>
+      <w:lvlText w:val="%5."/>
+      <w:lvlJc w:val="left"/>
+      <w:pPr>
+        <w:tabs>
+          <w:tab w:val="num" w:pos="3600"/>
+        </w:tabs>
+        <w:ind w:left="3600" w:hanging="360"/>
+      </w:pPr>
+    </w:lvl>
+    <w:lvl w:ilvl="5" w:tentative="1">
+      <w:start w:val="1"/>
+      <w:numFmt w:val="decimal"/>
+      <w:lvlText w:val="%6."/>
+      <w:lvlJc w:val="left"/>
+      <w:pPr>
+        <w:tabs>
+          <w:tab w:val="num" w:pos="4320"/>
+        </w:tabs>
+        <w:ind w:left="4320" w:hanging="360"/>
+      </w:pPr>
+    </w:lvl>
+    <w:lvl w:ilvl="6" w:tentative="1">
+      <w:start w:val="1"/>
+      <w:numFmt w:val="decimal"/>
+      <w:lvlText w:val="%7."/>
+      <w:lvlJc w:val="left"/>
+      <w:pPr>
+        <w:tabs>
+          <w:tab w:val="num" w:pos="5040"/>
+        </w:tabs>
+        <w:ind w:left="5040" w:hanging="360"/>
+      </w:pPr>
+    </w:lvl>
+    <w:lvl w:ilvl="7" w:tentative="1">
+      <w:start w:val="1"/>
+      <w:numFmt w:val="decimal"/>
+      <w:lvlText w:val="%8."/>
+      <w:lvlJc w:val="left"/>
+      <w:pPr>
+        <w:tabs>
+          <w:tab w:val="num" w:pos="5760"/>
+        </w:tabs>
+        <w:ind w:left="5760" w:hanging="360"/>
+      </w:pPr>
+    </w:lvl>
+    <w:lvl w:ilvl="8" w:tentative="1">
+      <w:start w:val="1"/>
+      <w:numFmt w:val="decimal"/>
+      <w:lvlText w:val="%9."/>
+      <w:lvlJc w:val="left"/>
+      <w:pPr>
+        <w:tabs>
+          <w:tab w:val="num" w:pos="6480"/>
+        </w:tabs>
+        <w:ind w:left="6480" w:hanging="360"/>
+      </w:pPr>
+    </w:lvl>
+  </w:abstractNum>
+  <w:abstractNum w:abstractNumId="9" w15:restartNumberingAfterBreak="0">
+    <w:nsid w:val="1A7668F2"/>
+    <w:multiLevelType w:val="multilevel"/>
+    <w:tmpl w:val="B7D630BA"/>
+    <w:lvl w:ilvl="0">
+      <w:start w:val="1"/>
+      <w:numFmt w:val="decimal"/>
+      <w:lvlText w:val="%1."/>
+      <w:lvlJc w:val="left"/>
+      <w:pPr>
+        <w:tabs>
+          <w:tab w:val="num" w:pos="720"/>
+        </w:tabs>
+        <w:ind w:left="720" w:hanging="360"/>
+      </w:pPr>
+    </w:lvl>
+    <w:lvl w:ilvl="1">
+      <w:start w:val="1"/>
+      <w:numFmt w:val="bullet"/>
+      <w:lvlText w:val="o"/>
+      <w:lvlJc w:val="left"/>
+      <w:pPr>
+        <w:tabs>
+          <w:tab w:val="num" w:pos="1440"/>
+        </w:tabs>
+        <w:ind w:left="1440" w:hanging="360"/>
+      </w:pPr>
+      <w:rPr>
+        <w:rFonts w:ascii="Courier New" w:hAnsi="Courier New" w:hint="default"/>
+        <w:sz w:val="20"/>
+      </w:rPr>
+    </w:lvl>
+    <w:lvl w:ilvl="2">
+      <w:start w:val="1"/>
+      <w:numFmt w:val="bullet"/>
+      <w:lvlText w:val=""/>
+      <w:lvlJc w:val="left"/>
+      <w:pPr>
+        <w:tabs>
+          <w:tab w:val="num" w:pos="2160"/>
+        </w:tabs>
+        <w:ind w:left="2160" w:hanging="360"/>
+      </w:pPr>
+      <w:rPr>
+        <w:rFonts w:ascii="Wingdings" w:hAnsi="Wingdings" w:hint="default"/>
+        <w:sz w:val="20"/>
+      </w:rPr>
+    </w:lvl>
+    <w:lvl w:ilvl="3" w:tentative="1">
+      <w:start w:val="1"/>
+      <w:numFmt w:val="decimal"/>
+      <w:lvlText w:val="%4."/>
+      <w:lvlJc w:val="left"/>
+      <w:pPr>
+        <w:tabs>
+          <w:tab w:val="num" w:pos="2880"/>
+        </w:tabs>
+        <w:ind w:left="2880" w:hanging="360"/>
+      </w:pPr>
+    </w:lvl>
+    <w:lvl w:ilvl="4" w:tentative="1">
+      <w:start w:val="1"/>
+      <w:numFmt w:val="decimal"/>
+      <w:lvlText w:val="%5."/>
+      <w:lvlJc w:val="left"/>
+      <w:pPr>
+        <w:tabs>
+          <w:tab w:val="num" w:pos="3600"/>
+        </w:tabs>
+        <w:ind w:left="3600" w:hanging="360"/>
+      </w:pPr>
+    </w:lvl>
+    <w:lvl w:ilvl="5" w:tentative="1">
+      <w:start w:val="1"/>
+      <w:numFmt w:val="decimal"/>
+      <w:lvlText w:val="%6."/>
+      <w:lvlJc w:val="left"/>
+      <w:pPr>
+        <w:tabs>
+          <w:tab w:val="num" w:pos="4320"/>
+        </w:tabs>
+        <w:ind w:left="4320" w:hanging="360"/>
+      </w:pPr>
+    </w:lvl>
+    <w:lvl w:ilvl="6" w:tentative="1">
+      <w:start w:val="1"/>
+      <w:numFmt w:val="decimal"/>
+      <w:lvlText w:val="%7."/>
+      <w:lvlJc w:val="left"/>
+      <w:pPr>
+        <w:tabs>
+          <w:tab w:val="num" w:pos="5040"/>
+        </w:tabs>
+        <w:ind w:left="5040" w:hanging="360"/>
+      </w:pPr>
+    </w:lvl>
+    <w:lvl w:ilvl="7" w:tentative="1">
+      <w:start w:val="1"/>
+      <w:numFmt w:val="decimal"/>
+      <w:lvlText w:val="%8."/>
+      <w:lvlJc w:val="left"/>
+      <w:pPr>
+        <w:tabs>
+          <w:tab w:val="num" w:pos="5760"/>
+        </w:tabs>
+        <w:ind w:left="5760" w:hanging="360"/>
+      </w:pPr>
+    </w:lvl>
+    <w:lvl w:ilvl="8" w:tentative="1">
+      <w:start w:val="1"/>
+      <w:numFmt w:val="decimal"/>
+      <w:lvlText w:val="%9."/>
+      <w:lvlJc w:val="left"/>
+      <w:pPr>
+        <w:tabs>
+          <w:tab w:val="num" w:pos="6480"/>
+        </w:tabs>
+        <w:ind w:left="6480" w:hanging="360"/>
+      </w:pPr>
+    </w:lvl>
+  </w:abstractNum>
+  <w:abstractNum w:abstractNumId="10" w15:restartNumberingAfterBreak="0">
     <w:nsid w:val="1A9C0978"/>
     <w:multiLevelType w:val="multilevel"/>
     <w:tmpl w:val="C8F04624"/>
@@ -8048,7 +8722,7 @@
       </w:pPr>
     </w:lvl>
   </w:abstractNum>
-  <w:abstractNum w:abstractNumId="6" w15:restartNumberingAfterBreak="0">
+  <w:abstractNum w:abstractNumId="11" w15:restartNumberingAfterBreak="0">
     <w:nsid w:val="1C0238B7"/>
     <w:multiLevelType w:val="multilevel"/>
     <w:tmpl w:val="28FC9BFC"/>
@@ -8197,7 +8871,7 @@
       </w:rPr>
     </w:lvl>
   </w:abstractNum>
-  <w:abstractNum w:abstractNumId="7" w15:restartNumberingAfterBreak="0">
+  <w:abstractNum w:abstractNumId="12" w15:restartNumberingAfterBreak="0">
     <w:nsid w:val="1C981C43"/>
     <w:multiLevelType w:val="multilevel"/>
     <w:tmpl w:val="DA663538"/>
@@ -8346,7 +9020,156 @@
       </w:rPr>
     </w:lvl>
   </w:abstractNum>
-  <w:abstractNum w:abstractNumId="8" w15:restartNumberingAfterBreak="0">
+  <w:abstractNum w:abstractNumId="13" w15:restartNumberingAfterBreak="0">
+    <w:nsid w:val="268F7B17"/>
+    <w:multiLevelType w:val="multilevel"/>
+    <w:tmpl w:val="E6644116"/>
+    <w:lvl w:ilvl="0">
+      <w:start w:val="1"/>
+      <w:numFmt w:val="bullet"/>
+      <w:lvlText w:val=""/>
+      <w:lvlJc w:val="left"/>
+      <w:pPr>
+        <w:tabs>
+          <w:tab w:val="num" w:pos="720"/>
+        </w:tabs>
+        <w:ind w:left="720" w:hanging="360"/>
+      </w:pPr>
+      <w:rPr>
+        <w:rFonts w:ascii="Symbol" w:hAnsi="Symbol" w:hint="default"/>
+        <w:sz w:val="20"/>
+      </w:rPr>
+    </w:lvl>
+    <w:lvl w:ilvl="1" w:tentative="1">
+      <w:start w:val="1"/>
+      <w:numFmt w:val="bullet"/>
+      <w:lvlText w:val="o"/>
+      <w:lvlJc w:val="left"/>
+      <w:pPr>
+        <w:tabs>
+          <w:tab w:val="num" w:pos="1440"/>
+        </w:tabs>
+        <w:ind w:left="1440" w:hanging="360"/>
+      </w:pPr>
+      <w:rPr>
+        <w:rFonts w:ascii="Courier New" w:hAnsi="Courier New" w:hint="default"/>
+        <w:sz w:val="20"/>
+      </w:rPr>
+    </w:lvl>
+    <w:lvl w:ilvl="2" w:tentative="1">
+      <w:start w:val="1"/>
+      <w:numFmt w:val="bullet"/>
+      <w:lvlText w:val=""/>
+      <w:lvlJc w:val="left"/>
+      <w:pPr>
+        <w:tabs>
+          <w:tab w:val="num" w:pos="2160"/>
+        </w:tabs>
+        <w:ind w:left="2160" w:hanging="360"/>
+      </w:pPr>
+      <w:rPr>
+        <w:rFonts w:ascii="Wingdings" w:hAnsi="Wingdings" w:hint="default"/>
+        <w:sz w:val="20"/>
+      </w:rPr>
+    </w:lvl>
+    <w:lvl w:ilvl="3" w:tentative="1">
+      <w:start w:val="1"/>
+      <w:numFmt w:val="bullet"/>
+      <w:lvlText w:val=""/>
+      <w:lvlJc w:val="left"/>
+      <w:pPr>
+        <w:tabs>
+          <w:tab w:val="num" w:pos="2880"/>
+        </w:tabs>
+        <w:ind w:left="2880" w:hanging="360"/>
+      </w:pPr>
+      <w:rPr>
+        <w:rFonts w:ascii="Wingdings" w:hAnsi="Wingdings" w:hint="default"/>
+        <w:sz w:val="20"/>
+      </w:rPr>
+    </w:lvl>
+    <w:lvl w:ilvl="4" w:tentative="1">
+      <w:start w:val="1"/>
+      <w:numFmt w:val="bullet"/>
+      <w:lvlText w:val=""/>
+      <w:lvlJc w:val="left"/>
+      <w:pPr>
+        <w:tabs>
+          <w:tab w:val="num" w:pos="3600"/>
+        </w:tabs>
+        <w:ind w:left="3600" w:hanging="360"/>
+      </w:pPr>
+      <w:rPr>
+        <w:rFonts w:ascii="Wingdings" w:hAnsi="Wingdings" w:hint="default"/>
+        <w:sz w:val="20"/>
+      </w:rPr>
+    </w:lvl>
+    <w:lvl w:ilvl="5" w:tentative="1">
+      <w:start w:val="1"/>
+      <w:numFmt w:val="bullet"/>
+      <w:lvlText w:val=""/>
+      <w:lvlJc w:val="left"/>
+      <w:pPr>
+        <w:tabs>
+          <w:tab w:val="num" w:pos="4320"/>
+        </w:tabs>
+        <w:ind w:left="4320" w:hanging="360"/>
+      </w:pPr>
+      <w:rPr>
+        <w:rFonts w:ascii="Wingdings" w:hAnsi="Wingdings" w:hint="default"/>
+        <w:sz w:val="20"/>
+      </w:rPr>
+    </w:lvl>
+    <w:lvl w:ilvl="6" w:tentative="1">
+      <w:start w:val="1"/>
+      <w:numFmt w:val="bullet"/>
+      <w:lvlText w:val=""/>
+      <w:lvlJc w:val="left"/>
+      <w:pPr>
+        <w:tabs>
+          <w:tab w:val="num" w:pos="5040"/>
+        </w:tabs>
+        <w:ind w:left="5040" w:hanging="360"/>
+      </w:pPr>
+      <w:rPr>
+        <w:rFonts w:ascii="Wingdings" w:hAnsi="Wingdings" w:hint="default"/>
+        <w:sz w:val="20"/>
+      </w:rPr>
+    </w:lvl>
+    <w:lvl w:ilvl="7" w:tentative="1">
+      <w:start w:val="1"/>
+      <w:numFmt w:val="bullet"/>
+      <w:lvlText w:val=""/>
+      <w:lvlJc w:val="left"/>
+      <w:pPr>
+        <w:tabs>
+          <w:tab w:val="num" w:pos="5760"/>
+        </w:tabs>
+        <w:ind w:left="5760" w:hanging="360"/>
+      </w:pPr>
+      <w:rPr>
+        <w:rFonts w:ascii="Wingdings" w:hAnsi="Wingdings" w:hint="default"/>
+        <w:sz w:val="20"/>
+      </w:rPr>
+    </w:lvl>
+    <w:lvl w:ilvl="8" w:tentative="1">
+      <w:start w:val="1"/>
+      <w:numFmt w:val="bullet"/>
+      <w:lvlText w:val=""/>
+      <w:lvlJc w:val="left"/>
+      <w:pPr>
+        <w:tabs>
+          <w:tab w:val="num" w:pos="6480"/>
+        </w:tabs>
+        <w:ind w:left="6480" w:hanging="360"/>
+      </w:pPr>
+      <w:rPr>
+        <w:rFonts w:ascii="Wingdings" w:hAnsi="Wingdings" w:hint="default"/>
+        <w:sz w:val="20"/>
+      </w:rPr>
+    </w:lvl>
+  </w:abstractNum>
+  <w:abstractNum w:abstractNumId="14" w15:restartNumberingAfterBreak="0">
     <w:nsid w:val="27D022D3"/>
     <w:multiLevelType w:val="multilevel"/>
     <w:tmpl w:val="753A904E"/>
@@ -8495,7 +9318,7 @@
       </w:rPr>
     </w:lvl>
   </w:abstractNum>
-  <w:abstractNum w:abstractNumId="9" w15:restartNumberingAfterBreak="0">
+  <w:abstractNum w:abstractNumId="15" w15:restartNumberingAfterBreak="0">
     <w:nsid w:val="2C9D49B0"/>
     <w:multiLevelType w:val="multilevel"/>
     <w:tmpl w:val="699E6C5A"/>
@@ -8644,7 +9467,7 @@
       </w:rPr>
     </w:lvl>
   </w:abstractNum>
-  <w:abstractNum w:abstractNumId="10" w15:restartNumberingAfterBreak="0">
+  <w:abstractNum w:abstractNumId="16" w15:restartNumberingAfterBreak="0">
     <w:nsid w:val="2E250C69"/>
     <w:multiLevelType w:val="multilevel"/>
     <w:tmpl w:val="6EA29AAE"/>
@@ -8793,7 +9616,7 @@
       </w:rPr>
     </w:lvl>
   </w:abstractNum>
-  <w:abstractNum w:abstractNumId="11" w15:restartNumberingAfterBreak="0">
+  <w:abstractNum w:abstractNumId="17" w15:restartNumberingAfterBreak="0">
     <w:nsid w:val="2FD23D4B"/>
     <w:multiLevelType w:val="multilevel"/>
     <w:tmpl w:val="3FF645C8"/>
@@ -8906,7 +9729,7 @@
       </w:pPr>
     </w:lvl>
   </w:abstractNum>
-  <w:abstractNum w:abstractNumId="12" w15:restartNumberingAfterBreak="0">
+  <w:abstractNum w:abstractNumId="18" w15:restartNumberingAfterBreak="0">
     <w:nsid w:val="302B1767"/>
     <w:multiLevelType w:val="multilevel"/>
     <w:tmpl w:val="E1B0B22A"/>
@@ -9055,7 +9878,603 @@
       </w:rPr>
     </w:lvl>
   </w:abstractNum>
-  <w:abstractNum w:abstractNumId="13" w15:restartNumberingAfterBreak="0">
+  <w:abstractNum w:abstractNumId="19" w15:restartNumberingAfterBreak="0">
+    <w:nsid w:val="30E62D38"/>
+    <w:multiLevelType w:val="multilevel"/>
+    <w:tmpl w:val="F4063A72"/>
+    <w:lvl w:ilvl="0">
+      <w:start w:val="1"/>
+      <w:numFmt w:val="bullet"/>
+      <w:lvlText w:val=""/>
+      <w:lvlJc w:val="left"/>
+      <w:pPr>
+        <w:tabs>
+          <w:tab w:val="num" w:pos="720"/>
+        </w:tabs>
+        <w:ind w:left="720" w:hanging="360"/>
+      </w:pPr>
+      <w:rPr>
+        <w:rFonts w:ascii="Symbol" w:hAnsi="Symbol" w:hint="default"/>
+        <w:sz w:val="20"/>
+      </w:rPr>
+    </w:lvl>
+    <w:lvl w:ilvl="1" w:tentative="1">
+      <w:start w:val="1"/>
+      <w:numFmt w:val="bullet"/>
+      <w:lvlText w:val="o"/>
+      <w:lvlJc w:val="left"/>
+      <w:pPr>
+        <w:tabs>
+          <w:tab w:val="num" w:pos="1440"/>
+        </w:tabs>
+        <w:ind w:left="1440" w:hanging="360"/>
+      </w:pPr>
+      <w:rPr>
+        <w:rFonts w:ascii="Courier New" w:hAnsi="Courier New" w:hint="default"/>
+        <w:sz w:val="20"/>
+      </w:rPr>
+    </w:lvl>
+    <w:lvl w:ilvl="2" w:tentative="1">
+      <w:start w:val="1"/>
+      <w:numFmt w:val="bullet"/>
+      <w:lvlText w:val=""/>
+      <w:lvlJc w:val="left"/>
+      <w:pPr>
+        <w:tabs>
+          <w:tab w:val="num" w:pos="2160"/>
+        </w:tabs>
+        <w:ind w:left="2160" w:hanging="360"/>
+      </w:pPr>
+      <w:rPr>
+        <w:rFonts w:ascii="Wingdings" w:hAnsi="Wingdings" w:hint="default"/>
+        <w:sz w:val="20"/>
+      </w:rPr>
+    </w:lvl>
+    <w:lvl w:ilvl="3" w:tentative="1">
+      <w:start w:val="1"/>
+      <w:numFmt w:val="bullet"/>
+      <w:lvlText w:val=""/>
+      <w:lvlJc w:val="left"/>
+      <w:pPr>
+        <w:tabs>
+          <w:tab w:val="num" w:pos="2880"/>
+        </w:tabs>
+        <w:ind w:left="2880" w:hanging="360"/>
+      </w:pPr>
+      <w:rPr>
+        <w:rFonts w:ascii="Wingdings" w:hAnsi="Wingdings" w:hint="default"/>
+        <w:sz w:val="20"/>
+      </w:rPr>
+    </w:lvl>
+    <w:lvl w:ilvl="4" w:tentative="1">
+      <w:start w:val="1"/>
+      <w:numFmt w:val="bullet"/>
+      <w:lvlText w:val=""/>
+      <w:lvlJc w:val="left"/>
+      <w:pPr>
+        <w:tabs>
+          <w:tab w:val="num" w:pos="3600"/>
+        </w:tabs>
+        <w:ind w:left="3600" w:hanging="360"/>
+      </w:pPr>
+      <w:rPr>
+        <w:rFonts w:ascii="Wingdings" w:hAnsi="Wingdings" w:hint="default"/>
+        <w:sz w:val="20"/>
+      </w:rPr>
+    </w:lvl>
+    <w:lvl w:ilvl="5" w:tentative="1">
+      <w:start w:val="1"/>
+      <w:numFmt w:val="bullet"/>
+      <w:lvlText w:val=""/>
+      <w:lvlJc w:val="left"/>
+      <w:pPr>
+        <w:tabs>
+          <w:tab w:val="num" w:pos="4320"/>
+        </w:tabs>
+        <w:ind w:left="4320" w:hanging="360"/>
+      </w:pPr>
+      <w:rPr>
+        <w:rFonts w:ascii="Wingdings" w:hAnsi="Wingdings" w:hint="default"/>
+        <w:sz w:val="20"/>
+      </w:rPr>
+    </w:lvl>
+    <w:lvl w:ilvl="6" w:tentative="1">
+      <w:start w:val="1"/>
+      <w:numFmt w:val="bullet"/>
+      <w:lvlText w:val=""/>
+      <w:lvlJc w:val="left"/>
+      <w:pPr>
+        <w:tabs>
+          <w:tab w:val="num" w:pos="5040"/>
+        </w:tabs>
+        <w:ind w:left="5040" w:hanging="360"/>
+      </w:pPr>
+      <w:rPr>
+        <w:rFonts w:ascii="Wingdings" w:hAnsi="Wingdings" w:hint="default"/>
+        <w:sz w:val="20"/>
+      </w:rPr>
+    </w:lvl>
+    <w:lvl w:ilvl="7" w:tentative="1">
+      <w:start w:val="1"/>
+      <w:numFmt w:val="bullet"/>
+      <w:lvlText w:val=""/>
+      <w:lvlJc w:val="left"/>
+      <w:pPr>
+        <w:tabs>
+          <w:tab w:val="num" w:pos="5760"/>
+        </w:tabs>
+        <w:ind w:left="5760" w:hanging="360"/>
+      </w:pPr>
+      <w:rPr>
+        <w:rFonts w:ascii="Wingdings" w:hAnsi="Wingdings" w:hint="default"/>
+        <w:sz w:val="20"/>
+      </w:rPr>
+    </w:lvl>
+    <w:lvl w:ilvl="8" w:tentative="1">
+      <w:start w:val="1"/>
+      <w:numFmt w:val="bullet"/>
+      <w:lvlText w:val=""/>
+      <w:lvlJc w:val="left"/>
+      <w:pPr>
+        <w:tabs>
+          <w:tab w:val="num" w:pos="6480"/>
+        </w:tabs>
+        <w:ind w:left="6480" w:hanging="360"/>
+      </w:pPr>
+      <w:rPr>
+        <w:rFonts w:ascii="Wingdings" w:hAnsi="Wingdings" w:hint="default"/>
+        <w:sz w:val="20"/>
+      </w:rPr>
+    </w:lvl>
+  </w:abstractNum>
+  <w:abstractNum w:abstractNumId="20" w15:restartNumberingAfterBreak="0">
+    <w:nsid w:val="32B32846"/>
+    <w:multiLevelType w:val="multilevel"/>
+    <w:tmpl w:val="64A6D0B2"/>
+    <w:lvl w:ilvl="0">
+      <w:start w:val="1"/>
+      <w:numFmt w:val="bullet"/>
+      <w:lvlText w:val=""/>
+      <w:lvlJc w:val="left"/>
+      <w:pPr>
+        <w:tabs>
+          <w:tab w:val="num" w:pos="720"/>
+        </w:tabs>
+        <w:ind w:left="720" w:hanging="360"/>
+      </w:pPr>
+      <w:rPr>
+        <w:rFonts w:ascii="Symbol" w:hAnsi="Symbol" w:hint="default"/>
+        <w:sz w:val="20"/>
+      </w:rPr>
+    </w:lvl>
+    <w:lvl w:ilvl="1">
+      <w:start w:val="1"/>
+      <w:numFmt w:val="bullet"/>
+      <w:lvlText w:val="o"/>
+      <w:lvlJc w:val="left"/>
+      <w:pPr>
+        <w:tabs>
+          <w:tab w:val="num" w:pos="1440"/>
+        </w:tabs>
+        <w:ind w:left="1440" w:hanging="360"/>
+      </w:pPr>
+      <w:rPr>
+        <w:rFonts w:ascii="Courier New" w:hAnsi="Courier New" w:hint="default"/>
+        <w:sz w:val="20"/>
+      </w:rPr>
+    </w:lvl>
+    <w:lvl w:ilvl="2" w:tentative="1">
+      <w:start w:val="1"/>
+      <w:numFmt w:val="bullet"/>
+      <w:lvlText w:val=""/>
+      <w:lvlJc w:val="left"/>
+      <w:pPr>
+        <w:tabs>
+          <w:tab w:val="num" w:pos="2160"/>
+        </w:tabs>
+        <w:ind w:left="2160" w:hanging="360"/>
+      </w:pPr>
+      <w:rPr>
+        <w:rFonts w:ascii="Wingdings" w:hAnsi="Wingdings" w:hint="default"/>
+        <w:sz w:val="20"/>
+      </w:rPr>
+    </w:lvl>
+    <w:lvl w:ilvl="3" w:tentative="1">
+      <w:start w:val="1"/>
+      <w:numFmt w:val="bullet"/>
+      <w:lvlText w:val=""/>
+      <w:lvlJc w:val="left"/>
+      <w:pPr>
+        <w:tabs>
+          <w:tab w:val="num" w:pos="2880"/>
+        </w:tabs>
+        <w:ind w:left="2880" w:hanging="360"/>
+      </w:pPr>
+      <w:rPr>
+        <w:rFonts w:ascii="Wingdings" w:hAnsi="Wingdings" w:hint="default"/>
+        <w:sz w:val="20"/>
+      </w:rPr>
+    </w:lvl>
+    <w:lvl w:ilvl="4" w:tentative="1">
+      <w:start w:val="1"/>
+      <w:numFmt w:val="bullet"/>
+      <w:lvlText w:val=""/>
+      <w:lvlJc w:val="left"/>
+      <w:pPr>
+        <w:tabs>
+          <w:tab w:val="num" w:pos="3600"/>
+        </w:tabs>
+        <w:ind w:left="3600" w:hanging="360"/>
+      </w:pPr>
+      <w:rPr>
+        <w:rFonts w:ascii="Wingdings" w:hAnsi="Wingdings" w:hint="default"/>
+        <w:sz w:val="20"/>
+      </w:rPr>
+    </w:lvl>
+    <w:lvl w:ilvl="5" w:tentative="1">
+      <w:start w:val="1"/>
+      <w:numFmt w:val="bullet"/>
+      <w:lvlText w:val=""/>
+      <w:lvlJc w:val="left"/>
+      <w:pPr>
+        <w:tabs>
+          <w:tab w:val="num" w:pos="4320"/>
+        </w:tabs>
+        <w:ind w:left="4320" w:hanging="360"/>
+      </w:pPr>
+      <w:rPr>
+        <w:rFonts w:ascii="Wingdings" w:hAnsi="Wingdings" w:hint="default"/>
+        <w:sz w:val="20"/>
+      </w:rPr>
+    </w:lvl>
+    <w:lvl w:ilvl="6" w:tentative="1">
+      <w:start w:val="1"/>
+      <w:numFmt w:val="bullet"/>
+      <w:lvlText w:val=""/>
+      <w:lvlJc w:val="left"/>
+      <w:pPr>
+        <w:tabs>
+          <w:tab w:val="num" w:pos="5040"/>
+        </w:tabs>
+        <w:ind w:left="5040" w:hanging="360"/>
+      </w:pPr>
+      <w:rPr>
+        <w:rFonts w:ascii="Wingdings" w:hAnsi="Wingdings" w:hint="default"/>
+        <w:sz w:val="20"/>
+      </w:rPr>
+    </w:lvl>
+    <w:lvl w:ilvl="7" w:tentative="1">
+      <w:start w:val="1"/>
+      <w:numFmt w:val="bullet"/>
+      <w:lvlText w:val=""/>
+      <w:lvlJc w:val="left"/>
+      <w:pPr>
+        <w:tabs>
+          <w:tab w:val="num" w:pos="5760"/>
+        </w:tabs>
+        <w:ind w:left="5760" w:hanging="360"/>
+      </w:pPr>
+      <w:rPr>
+        <w:rFonts w:ascii="Wingdings" w:hAnsi="Wingdings" w:hint="default"/>
+        <w:sz w:val="20"/>
+      </w:rPr>
+    </w:lvl>
+    <w:lvl w:ilvl="8" w:tentative="1">
+      <w:start w:val="1"/>
+      <w:numFmt w:val="bullet"/>
+      <w:lvlText w:val=""/>
+      <w:lvlJc w:val="left"/>
+      <w:pPr>
+        <w:tabs>
+          <w:tab w:val="num" w:pos="6480"/>
+        </w:tabs>
+        <w:ind w:left="6480" w:hanging="360"/>
+      </w:pPr>
+      <w:rPr>
+        <w:rFonts w:ascii="Wingdings" w:hAnsi="Wingdings" w:hint="default"/>
+        <w:sz w:val="20"/>
+      </w:rPr>
+    </w:lvl>
+  </w:abstractNum>
+  <w:abstractNum w:abstractNumId="21" w15:restartNumberingAfterBreak="0">
+    <w:nsid w:val="33B85961"/>
+    <w:multiLevelType w:val="multilevel"/>
+    <w:tmpl w:val="5DE8E23A"/>
+    <w:lvl w:ilvl="0">
+      <w:start w:val="1"/>
+      <w:numFmt w:val="bullet"/>
+      <w:lvlText w:val=""/>
+      <w:lvlJc w:val="left"/>
+      <w:pPr>
+        <w:tabs>
+          <w:tab w:val="num" w:pos="720"/>
+        </w:tabs>
+        <w:ind w:left="720" w:hanging="360"/>
+      </w:pPr>
+      <w:rPr>
+        <w:rFonts w:ascii="Symbol" w:hAnsi="Symbol" w:hint="default"/>
+        <w:sz w:val="20"/>
+      </w:rPr>
+    </w:lvl>
+    <w:lvl w:ilvl="1" w:tentative="1">
+      <w:start w:val="1"/>
+      <w:numFmt w:val="bullet"/>
+      <w:lvlText w:val="o"/>
+      <w:lvlJc w:val="left"/>
+      <w:pPr>
+        <w:tabs>
+          <w:tab w:val="num" w:pos="1440"/>
+        </w:tabs>
+        <w:ind w:left="1440" w:hanging="360"/>
+      </w:pPr>
+      <w:rPr>
+        <w:rFonts w:ascii="Courier New" w:hAnsi="Courier New" w:hint="default"/>
+        <w:sz w:val="20"/>
+      </w:rPr>
+    </w:lvl>
+    <w:lvl w:ilvl="2" w:tentative="1">
+      <w:start w:val="1"/>
+      <w:numFmt w:val="bullet"/>
+      <w:lvlText w:val=""/>
+      <w:lvlJc w:val="left"/>
+      <w:pPr>
+        <w:tabs>
+          <w:tab w:val="num" w:pos="2160"/>
+        </w:tabs>
+        <w:ind w:left="2160" w:hanging="360"/>
+      </w:pPr>
+      <w:rPr>
+        <w:rFonts w:ascii="Wingdings" w:hAnsi="Wingdings" w:hint="default"/>
+        <w:sz w:val="20"/>
+      </w:rPr>
+    </w:lvl>
+    <w:lvl w:ilvl="3" w:tentative="1">
+      <w:start w:val="1"/>
+      <w:numFmt w:val="bullet"/>
+      <w:lvlText w:val=""/>
+      <w:lvlJc w:val="left"/>
+      <w:pPr>
+        <w:tabs>
+          <w:tab w:val="num" w:pos="2880"/>
+        </w:tabs>
+        <w:ind w:left="2880" w:hanging="360"/>
+      </w:pPr>
+      <w:rPr>
+        <w:rFonts w:ascii="Wingdings" w:hAnsi="Wingdings" w:hint="default"/>
+        <w:sz w:val="20"/>
+      </w:rPr>
+    </w:lvl>
+    <w:lvl w:ilvl="4" w:tentative="1">
+      <w:start w:val="1"/>
+      <w:numFmt w:val="bullet"/>
+      <w:lvlText w:val=""/>
+      <w:lvlJc w:val="left"/>
+      <w:pPr>
+        <w:tabs>
+          <w:tab w:val="num" w:pos="3600"/>
+        </w:tabs>
+        <w:ind w:left="3600" w:hanging="360"/>
+      </w:pPr>
+      <w:rPr>
+        <w:rFonts w:ascii="Wingdings" w:hAnsi="Wingdings" w:hint="default"/>
+        <w:sz w:val="20"/>
+      </w:rPr>
+    </w:lvl>
+    <w:lvl w:ilvl="5" w:tentative="1">
+      <w:start w:val="1"/>
+      <w:numFmt w:val="bullet"/>
+      <w:lvlText w:val=""/>
+      <w:lvlJc w:val="left"/>
+      <w:pPr>
+        <w:tabs>
+          <w:tab w:val="num" w:pos="4320"/>
+        </w:tabs>
+        <w:ind w:left="4320" w:hanging="360"/>
+      </w:pPr>
+      <w:rPr>
+        <w:rFonts w:ascii="Wingdings" w:hAnsi="Wingdings" w:hint="default"/>
+        <w:sz w:val="20"/>
+      </w:rPr>
+    </w:lvl>
+    <w:lvl w:ilvl="6" w:tentative="1">
+      <w:start w:val="1"/>
+      <w:numFmt w:val="bullet"/>
+      <w:lvlText w:val=""/>
+      <w:lvlJc w:val="left"/>
+      <w:pPr>
+        <w:tabs>
+          <w:tab w:val="num" w:pos="5040"/>
+        </w:tabs>
+        <w:ind w:left="5040" w:hanging="360"/>
+      </w:pPr>
+      <w:rPr>
+        <w:rFonts w:ascii="Wingdings" w:hAnsi="Wingdings" w:hint="default"/>
+        <w:sz w:val="20"/>
+      </w:rPr>
+    </w:lvl>
+    <w:lvl w:ilvl="7" w:tentative="1">
+      <w:start w:val="1"/>
+      <w:numFmt w:val="bullet"/>
+      <w:lvlText w:val=""/>
+      <w:lvlJc w:val="left"/>
+      <w:pPr>
+        <w:tabs>
+          <w:tab w:val="num" w:pos="5760"/>
+        </w:tabs>
+        <w:ind w:left="5760" w:hanging="360"/>
+      </w:pPr>
+      <w:rPr>
+        <w:rFonts w:ascii="Wingdings" w:hAnsi="Wingdings" w:hint="default"/>
+        <w:sz w:val="20"/>
+      </w:rPr>
+    </w:lvl>
+    <w:lvl w:ilvl="8" w:tentative="1">
+      <w:start w:val="1"/>
+      <w:numFmt w:val="bullet"/>
+      <w:lvlText w:val=""/>
+      <w:lvlJc w:val="left"/>
+      <w:pPr>
+        <w:tabs>
+          <w:tab w:val="num" w:pos="6480"/>
+        </w:tabs>
+        <w:ind w:left="6480" w:hanging="360"/>
+      </w:pPr>
+      <w:rPr>
+        <w:rFonts w:ascii="Wingdings" w:hAnsi="Wingdings" w:hint="default"/>
+        <w:sz w:val="20"/>
+      </w:rPr>
+    </w:lvl>
+  </w:abstractNum>
+  <w:abstractNum w:abstractNumId="22" w15:restartNumberingAfterBreak="0">
+    <w:nsid w:val="357044F4"/>
+    <w:multiLevelType w:val="multilevel"/>
+    <w:tmpl w:val="E9F061E8"/>
+    <w:lvl w:ilvl="0">
+      <w:start w:val="1"/>
+      <w:numFmt w:val="bullet"/>
+      <w:lvlText w:val=""/>
+      <w:lvlJc w:val="left"/>
+      <w:pPr>
+        <w:tabs>
+          <w:tab w:val="num" w:pos="720"/>
+        </w:tabs>
+        <w:ind w:left="720" w:hanging="360"/>
+      </w:pPr>
+      <w:rPr>
+        <w:rFonts w:ascii="Symbol" w:hAnsi="Symbol" w:hint="default"/>
+        <w:sz w:val="20"/>
+      </w:rPr>
+    </w:lvl>
+    <w:lvl w:ilvl="1" w:tentative="1">
+      <w:start w:val="1"/>
+      <w:numFmt w:val="bullet"/>
+      <w:lvlText w:val="o"/>
+      <w:lvlJc w:val="left"/>
+      <w:pPr>
+        <w:tabs>
+          <w:tab w:val="num" w:pos="1440"/>
+        </w:tabs>
+        <w:ind w:left="1440" w:hanging="360"/>
+      </w:pPr>
+      <w:rPr>
+        <w:rFonts w:ascii="Courier New" w:hAnsi="Courier New" w:hint="default"/>
+        <w:sz w:val="20"/>
+      </w:rPr>
+    </w:lvl>
+    <w:lvl w:ilvl="2" w:tentative="1">
+      <w:start w:val="1"/>
+      <w:numFmt w:val="bullet"/>
+      <w:lvlText w:val=""/>
+      <w:lvlJc w:val="left"/>
+      <w:pPr>
+        <w:tabs>
+          <w:tab w:val="num" w:pos="2160"/>
+        </w:tabs>
+        <w:ind w:left="2160" w:hanging="360"/>
+      </w:pPr>
+      <w:rPr>
+        <w:rFonts w:ascii="Wingdings" w:hAnsi="Wingdings" w:hint="default"/>
+        <w:sz w:val="20"/>
+      </w:rPr>
+    </w:lvl>
+    <w:lvl w:ilvl="3" w:tentative="1">
+      <w:start w:val="1"/>
+      <w:numFmt w:val="bullet"/>
+      <w:lvlText w:val=""/>
+      <w:lvlJc w:val="left"/>
+      <w:pPr>
+        <w:tabs>
+          <w:tab w:val="num" w:pos="2880"/>
+        </w:tabs>
+        <w:ind w:left="2880" w:hanging="360"/>
+      </w:pPr>
+      <w:rPr>
+        <w:rFonts w:ascii="Wingdings" w:hAnsi="Wingdings" w:hint="default"/>
+        <w:sz w:val="20"/>
+      </w:rPr>
+    </w:lvl>
+    <w:lvl w:ilvl="4" w:tentative="1">
+      <w:start w:val="1"/>
+      <w:numFmt w:val="bullet"/>
+      <w:lvlText w:val=""/>
+      <w:lvlJc w:val="left"/>
+      <w:pPr>
+        <w:tabs>
+          <w:tab w:val="num" w:pos="3600"/>
+        </w:tabs>
+        <w:ind w:left="3600" w:hanging="360"/>
+      </w:pPr>
+      <w:rPr>
+        <w:rFonts w:ascii="Wingdings" w:hAnsi="Wingdings" w:hint="default"/>
+        <w:sz w:val="20"/>
+      </w:rPr>
+    </w:lvl>
+    <w:lvl w:ilvl="5" w:tentative="1">
+      <w:start w:val="1"/>
+      <w:numFmt w:val="bullet"/>
+      <w:lvlText w:val=""/>
+      <w:lvlJc w:val="left"/>
+      <w:pPr>
+        <w:tabs>
+          <w:tab w:val="num" w:pos="4320"/>
+        </w:tabs>
+        <w:ind w:left="4320" w:hanging="360"/>
+      </w:pPr>
+      <w:rPr>
+        <w:rFonts w:ascii="Wingdings" w:hAnsi="Wingdings" w:hint="default"/>
+        <w:sz w:val="20"/>
+      </w:rPr>
+    </w:lvl>
+    <w:lvl w:ilvl="6" w:tentative="1">
+      <w:start w:val="1"/>
+      <w:numFmt w:val="bullet"/>
+      <w:lvlText w:val=""/>
+      <w:lvlJc w:val="left"/>
+      <w:pPr>
+        <w:tabs>
+          <w:tab w:val="num" w:pos="5040"/>
+        </w:tabs>
+        <w:ind w:left="5040" w:hanging="360"/>
+      </w:pPr>
+      <w:rPr>
+        <w:rFonts w:ascii="Wingdings" w:hAnsi="Wingdings" w:hint="default"/>
+        <w:sz w:val="20"/>
+      </w:rPr>
+    </w:lvl>
+    <w:lvl w:ilvl="7" w:tentative="1">
+      <w:start w:val="1"/>
+      <w:numFmt w:val="bullet"/>
+      <w:lvlText w:val=""/>
+      <w:lvlJc w:val="left"/>
+      <w:pPr>
+        <w:tabs>
+          <w:tab w:val="num" w:pos="5760"/>
+        </w:tabs>
+        <w:ind w:left="5760" w:hanging="360"/>
+      </w:pPr>
+      <w:rPr>
+        <w:rFonts w:ascii="Wingdings" w:hAnsi="Wingdings" w:hint="default"/>
+        <w:sz w:val="20"/>
+      </w:rPr>
+    </w:lvl>
+    <w:lvl w:ilvl="8" w:tentative="1">
+      <w:start w:val="1"/>
+      <w:numFmt w:val="bullet"/>
+      <w:lvlText w:val=""/>
+      <w:lvlJc w:val="left"/>
+      <w:pPr>
+        <w:tabs>
+          <w:tab w:val="num" w:pos="6480"/>
+        </w:tabs>
+        <w:ind w:left="6480" w:hanging="360"/>
+      </w:pPr>
+      <w:rPr>
+        <w:rFonts w:ascii="Wingdings" w:hAnsi="Wingdings" w:hint="default"/>
+        <w:sz w:val="20"/>
+      </w:rPr>
+    </w:lvl>
+  </w:abstractNum>
+  <w:abstractNum w:abstractNumId="23" w15:restartNumberingAfterBreak="0">
     <w:nsid w:val="3AE770A3"/>
     <w:multiLevelType w:val="multilevel"/>
     <w:tmpl w:val="E9F01DC4"/>
@@ -9204,7 +10623,305 @@
       </w:rPr>
     </w:lvl>
   </w:abstractNum>
-  <w:abstractNum w:abstractNumId="14" w15:restartNumberingAfterBreak="0">
+  <w:abstractNum w:abstractNumId="24" w15:restartNumberingAfterBreak="0">
+    <w:nsid w:val="3B242322"/>
+    <w:multiLevelType w:val="multilevel"/>
+    <w:tmpl w:val="F1ECB324"/>
+    <w:lvl w:ilvl="0">
+      <w:start w:val="1"/>
+      <w:numFmt w:val="bullet"/>
+      <w:lvlText w:val=""/>
+      <w:lvlJc w:val="left"/>
+      <w:pPr>
+        <w:tabs>
+          <w:tab w:val="num" w:pos="720"/>
+        </w:tabs>
+        <w:ind w:left="720" w:hanging="360"/>
+      </w:pPr>
+      <w:rPr>
+        <w:rFonts w:ascii="Symbol" w:hAnsi="Symbol" w:hint="default"/>
+        <w:sz w:val="20"/>
+      </w:rPr>
+    </w:lvl>
+    <w:lvl w:ilvl="1" w:tentative="1">
+      <w:start w:val="1"/>
+      <w:numFmt w:val="bullet"/>
+      <w:lvlText w:val="o"/>
+      <w:lvlJc w:val="left"/>
+      <w:pPr>
+        <w:tabs>
+          <w:tab w:val="num" w:pos="1440"/>
+        </w:tabs>
+        <w:ind w:left="1440" w:hanging="360"/>
+      </w:pPr>
+      <w:rPr>
+        <w:rFonts w:ascii="Courier New" w:hAnsi="Courier New" w:hint="default"/>
+        <w:sz w:val="20"/>
+      </w:rPr>
+    </w:lvl>
+    <w:lvl w:ilvl="2" w:tentative="1">
+      <w:start w:val="1"/>
+      <w:numFmt w:val="bullet"/>
+      <w:lvlText w:val=""/>
+      <w:lvlJc w:val="left"/>
+      <w:pPr>
+        <w:tabs>
+          <w:tab w:val="num" w:pos="2160"/>
+        </w:tabs>
+        <w:ind w:left="2160" w:hanging="360"/>
+      </w:pPr>
+      <w:rPr>
+        <w:rFonts w:ascii="Wingdings" w:hAnsi="Wingdings" w:hint="default"/>
+        <w:sz w:val="20"/>
+      </w:rPr>
+    </w:lvl>
+    <w:lvl w:ilvl="3" w:tentative="1">
+      <w:start w:val="1"/>
+      <w:numFmt w:val="bullet"/>
+      <w:lvlText w:val=""/>
+      <w:lvlJc w:val="left"/>
+      <w:pPr>
+        <w:tabs>
+          <w:tab w:val="num" w:pos="2880"/>
+        </w:tabs>
+        <w:ind w:left="2880" w:hanging="360"/>
+      </w:pPr>
+      <w:rPr>
+        <w:rFonts w:ascii="Wingdings" w:hAnsi="Wingdings" w:hint="default"/>
+        <w:sz w:val="20"/>
+      </w:rPr>
+    </w:lvl>
+    <w:lvl w:ilvl="4" w:tentative="1">
+      <w:start w:val="1"/>
+      <w:numFmt w:val="bullet"/>
+      <w:lvlText w:val=""/>
+      <w:lvlJc w:val="left"/>
+      <w:pPr>
+        <w:tabs>
+          <w:tab w:val="num" w:pos="3600"/>
+        </w:tabs>
+        <w:ind w:left="3600" w:hanging="360"/>
+      </w:pPr>
+      <w:rPr>
+        <w:rFonts w:ascii="Wingdings" w:hAnsi="Wingdings" w:hint="default"/>
+        <w:sz w:val="20"/>
+      </w:rPr>
+    </w:lvl>
+    <w:lvl w:ilvl="5" w:tentative="1">
+      <w:start w:val="1"/>
+      <w:numFmt w:val="bullet"/>
+      <w:lvlText w:val=""/>
+      <w:lvlJc w:val="left"/>
+      <w:pPr>
+        <w:tabs>
+          <w:tab w:val="num" w:pos="4320"/>
+        </w:tabs>
+        <w:ind w:left="4320" w:hanging="360"/>
+      </w:pPr>
+      <w:rPr>
+        <w:rFonts w:ascii="Wingdings" w:hAnsi="Wingdings" w:hint="default"/>
+        <w:sz w:val="20"/>
+      </w:rPr>
+    </w:lvl>
+    <w:lvl w:ilvl="6" w:tentative="1">
+      <w:start w:val="1"/>
+      <w:numFmt w:val="bullet"/>
+      <w:lvlText w:val=""/>
+      <w:lvlJc w:val="left"/>
+      <w:pPr>
+        <w:tabs>
+          <w:tab w:val="num" w:pos="5040"/>
+        </w:tabs>
+        <w:ind w:left="5040" w:hanging="360"/>
+      </w:pPr>
+      <w:rPr>
+        <w:rFonts w:ascii="Wingdings" w:hAnsi="Wingdings" w:hint="default"/>
+        <w:sz w:val="20"/>
+      </w:rPr>
+    </w:lvl>
+    <w:lvl w:ilvl="7" w:tentative="1">
+      <w:start w:val="1"/>
+      <w:numFmt w:val="bullet"/>
+      <w:lvlText w:val=""/>
+      <w:lvlJc w:val="left"/>
+      <w:pPr>
+        <w:tabs>
+          <w:tab w:val="num" w:pos="5760"/>
+        </w:tabs>
+        <w:ind w:left="5760" w:hanging="360"/>
+      </w:pPr>
+      <w:rPr>
+        <w:rFonts w:ascii="Wingdings" w:hAnsi="Wingdings" w:hint="default"/>
+        <w:sz w:val="20"/>
+      </w:rPr>
+    </w:lvl>
+    <w:lvl w:ilvl="8" w:tentative="1">
+      <w:start w:val="1"/>
+      <w:numFmt w:val="bullet"/>
+      <w:lvlText w:val=""/>
+      <w:lvlJc w:val="left"/>
+      <w:pPr>
+        <w:tabs>
+          <w:tab w:val="num" w:pos="6480"/>
+        </w:tabs>
+        <w:ind w:left="6480" w:hanging="360"/>
+      </w:pPr>
+      <w:rPr>
+        <w:rFonts w:ascii="Wingdings" w:hAnsi="Wingdings" w:hint="default"/>
+        <w:sz w:val="20"/>
+      </w:rPr>
+    </w:lvl>
+  </w:abstractNum>
+  <w:abstractNum w:abstractNumId="25" w15:restartNumberingAfterBreak="0">
+    <w:nsid w:val="3B9464DD"/>
+    <w:multiLevelType w:val="multilevel"/>
+    <w:tmpl w:val="5994F3E8"/>
+    <w:lvl w:ilvl="0">
+      <w:start w:val="1"/>
+      <w:numFmt w:val="bullet"/>
+      <w:lvlText w:val=""/>
+      <w:lvlJc w:val="left"/>
+      <w:pPr>
+        <w:tabs>
+          <w:tab w:val="num" w:pos="720"/>
+        </w:tabs>
+        <w:ind w:left="720" w:hanging="360"/>
+      </w:pPr>
+      <w:rPr>
+        <w:rFonts w:ascii="Symbol" w:hAnsi="Symbol" w:hint="default"/>
+        <w:sz w:val="20"/>
+      </w:rPr>
+    </w:lvl>
+    <w:lvl w:ilvl="1" w:tentative="1">
+      <w:start w:val="1"/>
+      <w:numFmt w:val="bullet"/>
+      <w:lvlText w:val="o"/>
+      <w:lvlJc w:val="left"/>
+      <w:pPr>
+        <w:tabs>
+          <w:tab w:val="num" w:pos="1440"/>
+        </w:tabs>
+        <w:ind w:left="1440" w:hanging="360"/>
+      </w:pPr>
+      <w:rPr>
+        <w:rFonts w:ascii="Courier New" w:hAnsi="Courier New" w:hint="default"/>
+        <w:sz w:val="20"/>
+      </w:rPr>
+    </w:lvl>
+    <w:lvl w:ilvl="2" w:tentative="1">
+      <w:start w:val="1"/>
+      <w:numFmt w:val="bullet"/>
+      <w:lvlText w:val=""/>
+      <w:lvlJc w:val="left"/>
+      <w:pPr>
+        <w:tabs>
+          <w:tab w:val="num" w:pos="2160"/>
+        </w:tabs>
+        <w:ind w:left="2160" w:hanging="360"/>
+      </w:pPr>
+      <w:rPr>
+        <w:rFonts w:ascii="Wingdings" w:hAnsi="Wingdings" w:hint="default"/>
+        <w:sz w:val="20"/>
+      </w:rPr>
+    </w:lvl>
+    <w:lvl w:ilvl="3" w:tentative="1">
+      <w:start w:val="1"/>
+      <w:numFmt w:val="bullet"/>
+      <w:lvlText w:val=""/>
+      <w:lvlJc w:val="left"/>
+      <w:pPr>
+        <w:tabs>
+          <w:tab w:val="num" w:pos="2880"/>
+        </w:tabs>
+        <w:ind w:left="2880" w:hanging="360"/>
+      </w:pPr>
+      <w:rPr>
+        <w:rFonts w:ascii="Wingdings" w:hAnsi="Wingdings" w:hint="default"/>
+        <w:sz w:val="20"/>
+      </w:rPr>
+    </w:lvl>
+    <w:lvl w:ilvl="4" w:tentative="1">
+      <w:start w:val="1"/>
+      <w:numFmt w:val="bullet"/>
+      <w:lvlText w:val=""/>
+      <w:lvlJc w:val="left"/>
+      <w:pPr>
+        <w:tabs>
+          <w:tab w:val="num" w:pos="3600"/>
+        </w:tabs>
+        <w:ind w:left="3600" w:hanging="360"/>
+      </w:pPr>
+      <w:rPr>
+        <w:rFonts w:ascii="Wingdings" w:hAnsi="Wingdings" w:hint="default"/>
+        <w:sz w:val="20"/>
+      </w:rPr>
+    </w:lvl>
+    <w:lvl w:ilvl="5" w:tentative="1">
+      <w:start w:val="1"/>
+      <w:numFmt w:val="bullet"/>
+      <w:lvlText w:val=""/>
+      <w:lvlJc w:val="left"/>
+      <w:pPr>
+        <w:tabs>
+          <w:tab w:val="num" w:pos="4320"/>
+        </w:tabs>
+        <w:ind w:left="4320" w:hanging="360"/>
+      </w:pPr>
+      <w:rPr>
+        <w:rFonts w:ascii="Wingdings" w:hAnsi="Wingdings" w:hint="default"/>
+        <w:sz w:val="20"/>
+      </w:rPr>
+    </w:lvl>
+    <w:lvl w:ilvl="6" w:tentative="1">
+      <w:start w:val="1"/>
+      <w:numFmt w:val="bullet"/>
+      <w:lvlText w:val=""/>
+      <w:lvlJc w:val="left"/>
+      <w:pPr>
+        <w:tabs>
+          <w:tab w:val="num" w:pos="5040"/>
+        </w:tabs>
+        <w:ind w:left="5040" w:hanging="360"/>
+      </w:pPr>
+      <w:rPr>
+        <w:rFonts w:ascii="Wingdings" w:hAnsi="Wingdings" w:hint="default"/>
+        <w:sz w:val="20"/>
+      </w:rPr>
+    </w:lvl>
+    <w:lvl w:ilvl="7" w:tentative="1">
+      <w:start w:val="1"/>
+      <w:numFmt w:val="bullet"/>
+      <w:lvlText w:val=""/>
+      <w:lvlJc w:val="left"/>
+      <w:pPr>
+        <w:tabs>
+          <w:tab w:val="num" w:pos="5760"/>
+        </w:tabs>
+        <w:ind w:left="5760" w:hanging="360"/>
+      </w:pPr>
+      <w:rPr>
+        <w:rFonts w:ascii="Wingdings" w:hAnsi="Wingdings" w:hint="default"/>
+        <w:sz w:val="20"/>
+      </w:rPr>
+    </w:lvl>
+    <w:lvl w:ilvl="8" w:tentative="1">
+      <w:start w:val="1"/>
+      <w:numFmt w:val="bullet"/>
+      <w:lvlText w:val=""/>
+      <w:lvlJc w:val="left"/>
+      <w:pPr>
+        <w:tabs>
+          <w:tab w:val="num" w:pos="6480"/>
+        </w:tabs>
+        <w:ind w:left="6480" w:hanging="360"/>
+      </w:pPr>
+      <w:rPr>
+        <w:rFonts w:ascii="Wingdings" w:hAnsi="Wingdings" w:hint="default"/>
+        <w:sz w:val="20"/>
+      </w:rPr>
+    </w:lvl>
+  </w:abstractNum>
+  <w:abstractNum w:abstractNumId="26" w15:restartNumberingAfterBreak="0">
     <w:nsid w:val="3BA0205A"/>
     <w:multiLevelType w:val="multilevel"/>
     <w:tmpl w:val="8342DC56"/>
@@ -9317,7 +11034,7 @@
       </w:pPr>
     </w:lvl>
   </w:abstractNum>
-  <w:abstractNum w:abstractNumId="15" w15:restartNumberingAfterBreak="0">
+  <w:abstractNum w:abstractNumId="27" w15:restartNumberingAfterBreak="0">
     <w:nsid w:val="3BE04BC7"/>
     <w:multiLevelType w:val="multilevel"/>
     <w:tmpl w:val="9DEE1E20"/>
@@ -9466,7 +11183,454 @@
       </w:rPr>
     </w:lvl>
   </w:abstractNum>
-  <w:abstractNum w:abstractNumId="16" w15:restartNumberingAfterBreak="0">
+  <w:abstractNum w:abstractNumId="28" w15:restartNumberingAfterBreak="0">
+    <w:nsid w:val="3BF3250D"/>
+    <w:multiLevelType w:val="multilevel"/>
+    <w:tmpl w:val="2F401C34"/>
+    <w:lvl w:ilvl="0">
+      <w:start w:val="1"/>
+      <w:numFmt w:val="bullet"/>
+      <w:lvlText w:val=""/>
+      <w:lvlJc w:val="left"/>
+      <w:pPr>
+        <w:tabs>
+          <w:tab w:val="num" w:pos="720"/>
+        </w:tabs>
+        <w:ind w:left="720" w:hanging="360"/>
+      </w:pPr>
+      <w:rPr>
+        <w:rFonts w:ascii="Symbol" w:hAnsi="Symbol" w:hint="default"/>
+        <w:sz w:val="20"/>
+      </w:rPr>
+    </w:lvl>
+    <w:lvl w:ilvl="1" w:tentative="1">
+      <w:start w:val="1"/>
+      <w:numFmt w:val="bullet"/>
+      <w:lvlText w:val="o"/>
+      <w:lvlJc w:val="left"/>
+      <w:pPr>
+        <w:tabs>
+          <w:tab w:val="num" w:pos="1440"/>
+        </w:tabs>
+        <w:ind w:left="1440" w:hanging="360"/>
+      </w:pPr>
+      <w:rPr>
+        <w:rFonts w:ascii="Courier New" w:hAnsi="Courier New" w:hint="default"/>
+        <w:sz w:val="20"/>
+      </w:rPr>
+    </w:lvl>
+    <w:lvl w:ilvl="2" w:tentative="1">
+      <w:start w:val="1"/>
+      <w:numFmt w:val="bullet"/>
+      <w:lvlText w:val=""/>
+      <w:lvlJc w:val="left"/>
+      <w:pPr>
+        <w:tabs>
+          <w:tab w:val="num" w:pos="2160"/>
+        </w:tabs>
+        <w:ind w:left="2160" w:hanging="360"/>
+      </w:pPr>
+      <w:rPr>
+        <w:rFonts w:ascii="Wingdings" w:hAnsi="Wingdings" w:hint="default"/>
+        <w:sz w:val="20"/>
+      </w:rPr>
+    </w:lvl>
+    <w:lvl w:ilvl="3" w:tentative="1">
+      <w:start w:val="1"/>
+      <w:numFmt w:val="bullet"/>
+      <w:lvlText w:val=""/>
+      <w:lvlJc w:val="left"/>
+      <w:pPr>
+        <w:tabs>
+          <w:tab w:val="num" w:pos="2880"/>
+        </w:tabs>
+        <w:ind w:left="2880" w:hanging="360"/>
+      </w:pPr>
+      <w:rPr>
+        <w:rFonts w:ascii="Wingdings" w:hAnsi="Wingdings" w:hint="default"/>
+        <w:sz w:val="20"/>
+      </w:rPr>
+    </w:lvl>
+    <w:lvl w:ilvl="4" w:tentative="1">
+      <w:start w:val="1"/>
+      <w:numFmt w:val="bullet"/>
+      <w:lvlText w:val=""/>
+      <w:lvlJc w:val="left"/>
+      <w:pPr>
+        <w:tabs>
+          <w:tab w:val="num" w:pos="3600"/>
+        </w:tabs>
+        <w:ind w:left="3600" w:hanging="360"/>
+      </w:pPr>
+      <w:rPr>
+        <w:rFonts w:ascii="Wingdings" w:hAnsi="Wingdings" w:hint="default"/>
+        <w:sz w:val="20"/>
+      </w:rPr>
+    </w:lvl>
+    <w:lvl w:ilvl="5" w:tentative="1">
+      <w:start w:val="1"/>
+      <w:numFmt w:val="bullet"/>
+      <w:lvlText w:val=""/>
+      <w:lvlJc w:val="left"/>
+      <w:pPr>
+        <w:tabs>
+          <w:tab w:val="num" w:pos="4320"/>
+        </w:tabs>
+        <w:ind w:left="4320" w:hanging="360"/>
+      </w:pPr>
+      <w:rPr>
+        <w:rFonts w:ascii="Wingdings" w:hAnsi="Wingdings" w:hint="default"/>
+        <w:sz w:val="20"/>
+      </w:rPr>
+    </w:lvl>
+    <w:lvl w:ilvl="6" w:tentative="1">
+      <w:start w:val="1"/>
+      <w:numFmt w:val="bullet"/>
+      <w:lvlText w:val=""/>
+      <w:lvlJc w:val="left"/>
+      <w:pPr>
+        <w:tabs>
+          <w:tab w:val="num" w:pos="5040"/>
+        </w:tabs>
+        <w:ind w:left="5040" w:hanging="360"/>
+      </w:pPr>
+      <w:rPr>
+        <w:rFonts w:ascii="Wingdings" w:hAnsi="Wingdings" w:hint="default"/>
+        <w:sz w:val="20"/>
+      </w:rPr>
+    </w:lvl>
+    <w:lvl w:ilvl="7" w:tentative="1">
+      <w:start w:val="1"/>
+      <w:numFmt w:val="bullet"/>
+      <w:lvlText w:val=""/>
+      <w:lvlJc w:val="left"/>
+      <w:pPr>
+        <w:tabs>
+          <w:tab w:val="num" w:pos="5760"/>
+        </w:tabs>
+        <w:ind w:left="5760" w:hanging="360"/>
+      </w:pPr>
+      <w:rPr>
+        <w:rFonts w:ascii="Wingdings" w:hAnsi="Wingdings" w:hint="default"/>
+        <w:sz w:val="20"/>
+      </w:rPr>
+    </w:lvl>
+    <w:lvl w:ilvl="8" w:tentative="1">
+      <w:start w:val="1"/>
+      <w:numFmt w:val="bullet"/>
+      <w:lvlText w:val=""/>
+      <w:lvlJc w:val="left"/>
+      <w:pPr>
+        <w:tabs>
+          <w:tab w:val="num" w:pos="6480"/>
+        </w:tabs>
+        <w:ind w:left="6480" w:hanging="360"/>
+      </w:pPr>
+      <w:rPr>
+        <w:rFonts w:ascii="Wingdings" w:hAnsi="Wingdings" w:hint="default"/>
+        <w:sz w:val="20"/>
+      </w:rPr>
+    </w:lvl>
+  </w:abstractNum>
+  <w:abstractNum w:abstractNumId="29" w15:restartNumberingAfterBreak="0">
+    <w:nsid w:val="3C304945"/>
+    <w:multiLevelType w:val="multilevel"/>
+    <w:tmpl w:val="43CE8582"/>
+    <w:lvl w:ilvl="0">
+      <w:start w:val="1"/>
+      <w:numFmt w:val="bullet"/>
+      <w:lvlText w:val=""/>
+      <w:lvlJc w:val="left"/>
+      <w:pPr>
+        <w:tabs>
+          <w:tab w:val="num" w:pos="720"/>
+        </w:tabs>
+        <w:ind w:left="720" w:hanging="360"/>
+      </w:pPr>
+      <w:rPr>
+        <w:rFonts w:ascii="Symbol" w:hAnsi="Symbol" w:hint="default"/>
+        <w:sz w:val="20"/>
+      </w:rPr>
+    </w:lvl>
+    <w:lvl w:ilvl="1" w:tentative="1">
+      <w:start w:val="1"/>
+      <w:numFmt w:val="bullet"/>
+      <w:lvlText w:val="o"/>
+      <w:lvlJc w:val="left"/>
+      <w:pPr>
+        <w:tabs>
+          <w:tab w:val="num" w:pos="1440"/>
+        </w:tabs>
+        <w:ind w:left="1440" w:hanging="360"/>
+      </w:pPr>
+      <w:rPr>
+        <w:rFonts w:ascii="Courier New" w:hAnsi="Courier New" w:hint="default"/>
+        <w:sz w:val="20"/>
+      </w:rPr>
+    </w:lvl>
+    <w:lvl w:ilvl="2" w:tentative="1">
+      <w:start w:val="1"/>
+      <w:numFmt w:val="bullet"/>
+      <w:lvlText w:val=""/>
+      <w:lvlJc w:val="left"/>
+      <w:pPr>
+        <w:tabs>
+          <w:tab w:val="num" w:pos="2160"/>
+        </w:tabs>
+        <w:ind w:left="2160" w:hanging="360"/>
+      </w:pPr>
+      <w:rPr>
+        <w:rFonts w:ascii="Wingdings" w:hAnsi="Wingdings" w:hint="default"/>
+        <w:sz w:val="20"/>
+      </w:rPr>
+    </w:lvl>
+    <w:lvl w:ilvl="3" w:tentative="1">
+      <w:start w:val="1"/>
+      <w:numFmt w:val="bullet"/>
+      <w:lvlText w:val=""/>
+      <w:lvlJc w:val="left"/>
+      <w:pPr>
+        <w:tabs>
+          <w:tab w:val="num" w:pos="2880"/>
+        </w:tabs>
+        <w:ind w:left="2880" w:hanging="360"/>
+      </w:pPr>
+      <w:rPr>
+        <w:rFonts w:ascii="Wingdings" w:hAnsi="Wingdings" w:hint="default"/>
+        <w:sz w:val="20"/>
+      </w:rPr>
+    </w:lvl>
+    <w:lvl w:ilvl="4" w:tentative="1">
+      <w:start w:val="1"/>
+      <w:numFmt w:val="bullet"/>
+      <w:lvlText w:val=""/>
+      <w:lvlJc w:val="left"/>
+      <w:pPr>
+        <w:tabs>
+          <w:tab w:val="num" w:pos="3600"/>
+        </w:tabs>
+        <w:ind w:left="3600" w:hanging="360"/>
+      </w:pPr>
+      <w:rPr>
+        <w:rFonts w:ascii="Wingdings" w:hAnsi="Wingdings" w:hint="default"/>
+        <w:sz w:val="20"/>
+      </w:rPr>
+    </w:lvl>
+    <w:lvl w:ilvl="5" w:tentative="1">
+      <w:start w:val="1"/>
+      <w:numFmt w:val="bullet"/>
+      <w:lvlText w:val=""/>
+      <w:lvlJc w:val="left"/>
+      <w:pPr>
+        <w:tabs>
+          <w:tab w:val="num" w:pos="4320"/>
+        </w:tabs>
+        <w:ind w:left="4320" w:hanging="360"/>
+      </w:pPr>
+      <w:rPr>
+        <w:rFonts w:ascii="Wingdings" w:hAnsi="Wingdings" w:hint="default"/>
+        <w:sz w:val="20"/>
+      </w:rPr>
+    </w:lvl>
+    <w:lvl w:ilvl="6" w:tentative="1">
+      <w:start w:val="1"/>
+      <w:numFmt w:val="bullet"/>
+      <w:lvlText w:val=""/>
+      <w:lvlJc w:val="left"/>
+      <w:pPr>
+        <w:tabs>
+          <w:tab w:val="num" w:pos="5040"/>
+        </w:tabs>
+        <w:ind w:left="5040" w:hanging="360"/>
+      </w:pPr>
+      <w:rPr>
+        <w:rFonts w:ascii="Wingdings" w:hAnsi="Wingdings" w:hint="default"/>
+        <w:sz w:val="20"/>
+      </w:rPr>
+    </w:lvl>
+    <w:lvl w:ilvl="7" w:tentative="1">
+      <w:start w:val="1"/>
+      <w:numFmt w:val="bullet"/>
+      <w:lvlText w:val=""/>
+      <w:lvlJc w:val="left"/>
+      <w:pPr>
+        <w:tabs>
+          <w:tab w:val="num" w:pos="5760"/>
+        </w:tabs>
+        <w:ind w:left="5760" w:hanging="360"/>
+      </w:pPr>
+      <w:rPr>
+        <w:rFonts w:ascii="Wingdings" w:hAnsi="Wingdings" w:hint="default"/>
+        <w:sz w:val="20"/>
+      </w:rPr>
+    </w:lvl>
+    <w:lvl w:ilvl="8" w:tentative="1">
+      <w:start w:val="1"/>
+      <w:numFmt w:val="bullet"/>
+      <w:lvlText w:val=""/>
+      <w:lvlJc w:val="left"/>
+      <w:pPr>
+        <w:tabs>
+          <w:tab w:val="num" w:pos="6480"/>
+        </w:tabs>
+        <w:ind w:left="6480" w:hanging="360"/>
+      </w:pPr>
+      <w:rPr>
+        <w:rFonts w:ascii="Wingdings" w:hAnsi="Wingdings" w:hint="default"/>
+        <w:sz w:val="20"/>
+      </w:rPr>
+    </w:lvl>
+  </w:abstractNum>
+  <w:abstractNum w:abstractNumId="30" w15:restartNumberingAfterBreak="0">
+    <w:nsid w:val="3D186F81"/>
+    <w:multiLevelType w:val="multilevel"/>
+    <w:tmpl w:val="D7E2A3AE"/>
+    <w:lvl w:ilvl="0">
+      <w:start w:val="1"/>
+      <w:numFmt w:val="bullet"/>
+      <w:lvlText w:val=""/>
+      <w:lvlJc w:val="left"/>
+      <w:pPr>
+        <w:tabs>
+          <w:tab w:val="num" w:pos="720"/>
+        </w:tabs>
+        <w:ind w:left="720" w:hanging="360"/>
+      </w:pPr>
+      <w:rPr>
+        <w:rFonts w:ascii="Symbol" w:hAnsi="Symbol" w:hint="default"/>
+        <w:sz w:val="20"/>
+      </w:rPr>
+    </w:lvl>
+    <w:lvl w:ilvl="1" w:tentative="1">
+      <w:start w:val="1"/>
+      <w:numFmt w:val="bullet"/>
+      <w:lvlText w:val="o"/>
+      <w:lvlJc w:val="left"/>
+      <w:pPr>
+        <w:tabs>
+          <w:tab w:val="num" w:pos="1440"/>
+        </w:tabs>
+        <w:ind w:left="1440" w:hanging="360"/>
+      </w:pPr>
+      <w:rPr>
+        <w:rFonts w:ascii="Courier New" w:hAnsi="Courier New" w:hint="default"/>
+        <w:sz w:val="20"/>
+      </w:rPr>
+    </w:lvl>
+    <w:lvl w:ilvl="2" w:tentative="1">
+      <w:start w:val="1"/>
+      <w:numFmt w:val="bullet"/>
+      <w:lvlText w:val=""/>
+      <w:lvlJc w:val="left"/>
+      <w:pPr>
+        <w:tabs>
+          <w:tab w:val="num" w:pos="2160"/>
+        </w:tabs>
+        <w:ind w:left="2160" w:hanging="360"/>
+      </w:pPr>
+      <w:rPr>
+        <w:rFonts w:ascii="Wingdings" w:hAnsi="Wingdings" w:hint="default"/>
+        <w:sz w:val="20"/>
+      </w:rPr>
+    </w:lvl>
+    <w:lvl w:ilvl="3" w:tentative="1">
+      <w:start w:val="1"/>
+      <w:numFmt w:val="bullet"/>
+      <w:lvlText w:val=""/>
+      <w:lvlJc w:val="left"/>
+      <w:pPr>
+        <w:tabs>
+          <w:tab w:val="num" w:pos="2880"/>
+        </w:tabs>
+        <w:ind w:left="2880" w:hanging="360"/>
+      </w:pPr>
+      <w:rPr>
+        <w:rFonts w:ascii="Wingdings" w:hAnsi="Wingdings" w:hint="default"/>
+        <w:sz w:val="20"/>
+      </w:rPr>
+    </w:lvl>
+    <w:lvl w:ilvl="4" w:tentative="1">
+      <w:start w:val="1"/>
+      <w:numFmt w:val="bullet"/>
+      <w:lvlText w:val=""/>
+      <w:lvlJc w:val="left"/>
+      <w:pPr>
+        <w:tabs>
+          <w:tab w:val="num" w:pos="3600"/>
+        </w:tabs>
+        <w:ind w:left="3600" w:hanging="360"/>
+      </w:pPr>
+      <w:rPr>
+        <w:rFonts w:ascii="Wingdings" w:hAnsi="Wingdings" w:hint="default"/>
+        <w:sz w:val="20"/>
+      </w:rPr>
+    </w:lvl>
+    <w:lvl w:ilvl="5" w:tentative="1">
+      <w:start w:val="1"/>
+      <w:numFmt w:val="bullet"/>
+      <w:lvlText w:val=""/>
+      <w:lvlJc w:val="left"/>
+      <w:pPr>
+        <w:tabs>
+          <w:tab w:val="num" w:pos="4320"/>
+        </w:tabs>
+        <w:ind w:left="4320" w:hanging="360"/>
+      </w:pPr>
+      <w:rPr>
+        <w:rFonts w:ascii="Wingdings" w:hAnsi="Wingdings" w:hint="default"/>
+        <w:sz w:val="20"/>
+      </w:rPr>
+    </w:lvl>
+    <w:lvl w:ilvl="6" w:tentative="1">
+      <w:start w:val="1"/>
+      <w:numFmt w:val="bullet"/>
+      <w:lvlText w:val=""/>
+      <w:lvlJc w:val="left"/>
+      <w:pPr>
+        <w:tabs>
+          <w:tab w:val="num" w:pos="5040"/>
+        </w:tabs>
+        <w:ind w:left="5040" w:hanging="360"/>
+      </w:pPr>
+      <w:rPr>
+        <w:rFonts w:ascii="Wingdings" w:hAnsi="Wingdings" w:hint="default"/>
+        <w:sz w:val="20"/>
+      </w:rPr>
+    </w:lvl>
+    <w:lvl w:ilvl="7" w:tentative="1">
+      <w:start w:val="1"/>
+      <w:numFmt w:val="bullet"/>
+      <w:lvlText w:val=""/>
+      <w:lvlJc w:val="left"/>
+      <w:pPr>
+        <w:tabs>
+          <w:tab w:val="num" w:pos="5760"/>
+        </w:tabs>
+        <w:ind w:left="5760" w:hanging="360"/>
+      </w:pPr>
+      <w:rPr>
+        <w:rFonts w:ascii="Wingdings" w:hAnsi="Wingdings" w:hint="default"/>
+        <w:sz w:val="20"/>
+      </w:rPr>
+    </w:lvl>
+    <w:lvl w:ilvl="8" w:tentative="1">
+      <w:start w:val="1"/>
+      <w:numFmt w:val="bullet"/>
+      <w:lvlText w:val=""/>
+      <w:lvlJc w:val="left"/>
+      <w:pPr>
+        <w:tabs>
+          <w:tab w:val="num" w:pos="6480"/>
+        </w:tabs>
+        <w:ind w:left="6480" w:hanging="360"/>
+      </w:pPr>
+      <w:rPr>
+        <w:rFonts w:ascii="Wingdings" w:hAnsi="Wingdings" w:hint="default"/>
+        <w:sz w:val="20"/>
+      </w:rPr>
+    </w:lvl>
+  </w:abstractNum>
+  <w:abstractNum w:abstractNumId="31" w15:restartNumberingAfterBreak="0">
     <w:nsid w:val="40280404"/>
     <w:multiLevelType w:val="multilevel"/>
     <w:tmpl w:val="7A48850C"/>
@@ -9615,7 +11779,156 @@
       </w:rPr>
     </w:lvl>
   </w:abstractNum>
-  <w:abstractNum w:abstractNumId="17" w15:restartNumberingAfterBreak="0">
+  <w:abstractNum w:abstractNumId="32" w15:restartNumberingAfterBreak="0">
+    <w:nsid w:val="412F69D0"/>
+    <w:multiLevelType w:val="multilevel"/>
+    <w:tmpl w:val="53B2478A"/>
+    <w:lvl w:ilvl="0">
+      <w:start w:val="1"/>
+      <w:numFmt w:val="bullet"/>
+      <w:lvlText w:val=""/>
+      <w:lvlJc w:val="left"/>
+      <w:pPr>
+        <w:tabs>
+          <w:tab w:val="num" w:pos="720"/>
+        </w:tabs>
+        <w:ind w:left="720" w:hanging="360"/>
+      </w:pPr>
+      <w:rPr>
+        <w:rFonts w:ascii="Symbol" w:hAnsi="Symbol" w:hint="default"/>
+        <w:sz w:val="20"/>
+      </w:rPr>
+    </w:lvl>
+    <w:lvl w:ilvl="1" w:tentative="1">
+      <w:start w:val="1"/>
+      <w:numFmt w:val="bullet"/>
+      <w:lvlText w:val="o"/>
+      <w:lvlJc w:val="left"/>
+      <w:pPr>
+        <w:tabs>
+          <w:tab w:val="num" w:pos="1440"/>
+        </w:tabs>
+        <w:ind w:left="1440" w:hanging="360"/>
+      </w:pPr>
+      <w:rPr>
+        <w:rFonts w:ascii="Courier New" w:hAnsi="Courier New" w:hint="default"/>
+        <w:sz w:val="20"/>
+      </w:rPr>
+    </w:lvl>
+    <w:lvl w:ilvl="2" w:tentative="1">
+      <w:start w:val="1"/>
+      <w:numFmt w:val="bullet"/>
+      <w:lvlText w:val=""/>
+      <w:lvlJc w:val="left"/>
+      <w:pPr>
+        <w:tabs>
+          <w:tab w:val="num" w:pos="2160"/>
+        </w:tabs>
+        <w:ind w:left="2160" w:hanging="360"/>
+      </w:pPr>
+      <w:rPr>
+        <w:rFonts w:ascii="Wingdings" w:hAnsi="Wingdings" w:hint="default"/>
+        <w:sz w:val="20"/>
+      </w:rPr>
+    </w:lvl>
+    <w:lvl w:ilvl="3" w:tentative="1">
+      <w:start w:val="1"/>
+      <w:numFmt w:val="bullet"/>
+      <w:lvlText w:val=""/>
+      <w:lvlJc w:val="left"/>
+      <w:pPr>
+        <w:tabs>
+          <w:tab w:val="num" w:pos="2880"/>
+        </w:tabs>
+        <w:ind w:left="2880" w:hanging="360"/>
+      </w:pPr>
+      <w:rPr>
+        <w:rFonts w:ascii="Wingdings" w:hAnsi="Wingdings" w:hint="default"/>
+        <w:sz w:val="20"/>
+      </w:rPr>
+    </w:lvl>
+    <w:lvl w:ilvl="4" w:tentative="1">
+      <w:start w:val="1"/>
+      <w:numFmt w:val="bullet"/>
+      <w:lvlText w:val=""/>
+      <w:lvlJc w:val="left"/>
+      <w:pPr>
+        <w:tabs>
+          <w:tab w:val="num" w:pos="3600"/>
+        </w:tabs>
+        <w:ind w:left="3600" w:hanging="360"/>
+      </w:pPr>
+      <w:rPr>
+        <w:rFonts w:ascii="Wingdings" w:hAnsi="Wingdings" w:hint="default"/>
+        <w:sz w:val="20"/>
+      </w:rPr>
+    </w:lvl>
+    <w:lvl w:ilvl="5" w:tentative="1">
+      <w:start w:val="1"/>
+      <w:numFmt w:val="bullet"/>
+      <w:lvlText w:val=""/>
+      <w:lvlJc w:val="left"/>
+      <w:pPr>
+        <w:tabs>
+          <w:tab w:val="num" w:pos="4320"/>
+        </w:tabs>
+        <w:ind w:left="4320" w:hanging="360"/>
+      </w:pPr>
+      <w:rPr>
+        <w:rFonts w:ascii="Wingdings" w:hAnsi="Wingdings" w:hint="default"/>
+        <w:sz w:val="20"/>
+      </w:rPr>
+    </w:lvl>
+    <w:lvl w:ilvl="6" w:tentative="1">
+      <w:start w:val="1"/>
+      <w:numFmt w:val="bullet"/>
+      <w:lvlText w:val=""/>
+      <w:lvlJc w:val="left"/>
+      <w:pPr>
+        <w:tabs>
+          <w:tab w:val="num" w:pos="5040"/>
+        </w:tabs>
+        <w:ind w:left="5040" w:hanging="360"/>
+      </w:pPr>
+      <w:rPr>
+        <w:rFonts w:ascii="Wingdings" w:hAnsi="Wingdings" w:hint="default"/>
+        <w:sz w:val="20"/>
+      </w:rPr>
+    </w:lvl>
+    <w:lvl w:ilvl="7" w:tentative="1">
+      <w:start w:val="1"/>
+      <w:numFmt w:val="bullet"/>
+      <w:lvlText w:val=""/>
+      <w:lvlJc w:val="left"/>
+      <w:pPr>
+        <w:tabs>
+          <w:tab w:val="num" w:pos="5760"/>
+        </w:tabs>
+        <w:ind w:left="5760" w:hanging="360"/>
+      </w:pPr>
+      <w:rPr>
+        <w:rFonts w:ascii="Wingdings" w:hAnsi="Wingdings" w:hint="default"/>
+        <w:sz w:val="20"/>
+      </w:rPr>
+    </w:lvl>
+    <w:lvl w:ilvl="8" w:tentative="1">
+      <w:start w:val="1"/>
+      <w:numFmt w:val="bullet"/>
+      <w:lvlText w:val=""/>
+      <w:lvlJc w:val="left"/>
+      <w:pPr>
+        <w:tabs>
+          <w:tab w:val="num" w:pos="6480"/>
+        </w:tabs>
+        <w:ind w:left="6480" w:hanging="360"/>
+      </w:pPr>
+      <w:rPr>
+        <w:rFonts w:ascii="Wingdings" w:hAnsi="Wingdings" w:hint="default"/>
+        <w:sz w:val="20"/>
+      </w:rPr>
+    </w:lvl>
+  </w:abstractNum>
+  <w:abstractNum w:abstractNumId="33" w15:restartNumberingAfterBreak="0">
     <w:nsid w:val="42F611C0"/>
     <w:multiLevelType w:val="multilevel"/>
     <w:tmpl w:val="30C2E308"/>
@@ -9728,7 +12041,716 @@
       </w:pPr>
     </w:lvl>
   </w:abstractNum>
-  <w:abstractNum w:abstractNumId="18" w15:restartNumberingAfterBreak="0">
+  <w:abstractNum w:abstractNumId="34" w15:restartNumberingAfterBreak="0">
+    <w:nsid w:val="45B571B7"/>
+    <w:multiLevelType w:val="multilevel"/>
+    <w:tmpl w:val="9EF0E3F6"/>
+    <w:lvl w:ilvl="0">
+      <w:start w:val="1"/>
+      <w:numFmt w:val="bullet"/>
+      <w:lvlText w:val=""/>
+      <w:lvlJc w:val="left"/>
+      <w:pPr>
+        <w:tabs>
+          <w:tab w:val="num" w:pos="720"/>
+        </w:tabs>
+        <w:ind w:left="720" w:hanging="360"/>
+      </w:pPr>
+      <w:rPr>
+        <w:rFonts w:ascii="Symbol" w:hAnsi="Symbol" w:hint="default"/>
+        <w:sz w:val="20"/>
+      </w:rPr>
+    </w:lvl>
+    <w:lvl w:ilvl="1" w:tentative="1">
+      <w:start w:val="1"/>
+      <w:numFmt w:val="bullet"/>
+      <w:lvlText w:val="o"/>
+      <w:lvlJc w:val="left"/>
+      <w:pPr>
+        <w:tabs>
+          <w:tab w:val="num" w:pos="1440"/>
+        </w:tabs>
+        <w:ind w:left="1440" w:hanging="360"/>
+      </w:pPr>
+      <w:rPr>
+        <w:rFonts w:ascii="Courier New" w:hAnsi="Courier New" w:hint="default"/>
+        <w:sz w:val="20"/>
+      </w:rPr>
+    </w:lvl>
+    <w:lvl w:ilvl="2" w:tentative="1">
+      <w:start w:val="1"/>
+      <w:numFmt w:val="bullet"/>
+      <w:lvlText w:val=""/>
+      <w:lvlJc w:val="left"/>
+      <w:pPr>
+        <w:tabs>
+          <w:tab w:val="num" w:pos="2160"/>
+        </w:tabs>
+        <w:ind w:left="2160" w:hanging="360"/>
+      </w:pPr>
+      <w:rPr>
+        <w:rFonts w:ascii="Wingdings" w:hAnsi="Wingdings" w:hint="default"/>
+        <w:sz w:val="20"/>
+      </w:rPr>
+    </w:lvl>
+    <w:lvl w:ilvl="3" w:tentative="1">
+      <w:start w:val="1"/>
+      <w:numFmt w:val="bullet"/>
+      <w:lvlText w:val=""/>
+      <w:lvlJc w:val="left"/>
+      <w:pPr>
+        <w:tabs>
+          <w:tab w:val="num" w:pos="2880"/>
+        </w:tabs>
+        <w:ind w:left="2880" w:hanging="360"/>
+      </w:pPr>
+      <w:rPr>
+        <w:rFonts w:ascii="Wingdings" w:hAnsi="Wingdings" w:hint="default"/>
+        <w:sz w:val="20"/>
+      </w:rPr>
+    </w:lvl>
+    <w:lvl w:ilvl="4" w:tentative="1">
+      <w:start w:val="1"/>
+      <w:numFmt w:val="bullet"/>
+      <w:lvlText w:val=""/>
+      <w:lvlJc w:val="left"/>
+      <w:pPr>
+        <w:tabs>
+          <w:tab w:val="num" w:pos="3600"/>
+        </w:tabs>
+        <w:ind w:left="3600" w:hanging="360"/>
+      </w:pPr>
+      <w:rPr>
+        <w:rFonts w:ascii="Wingdings" w:hAnsi="Wingdings" w:hint="default"/>
+        <w:sz w:val="20"/>
+      </w:rPr>
+    </w:lvl>
+    <w:lvl w:ilvl="5" w:tentative="1">
+      <w:start w:val="1"/>
+      <w:numFmt w:val="bullet"/>
+      <w:lvlText w:val=""/>
+      <w:lvlJc w:val="left"/>
+      <w:pPr>
+        <w:tabs>
+          <w:tab w:val="num" w:pos="4320"/>
+        </w:tabs>
+        <w:ind w:left="4320" w:hanging="360"/>
+      </w:pPr>
+      <w:rPr>
+        <w:rFonts w:ascii="Wingdings" w:hAnsi="Wingdings" w:hint="default"/>
+        <w:sz w:val="20"/>
+      </w:rPr>
+    </w:lvl>
+    <w:lvl w:ilvl="6" w:tentative="1">
+      <w:start w:val="1"/>
+      <w:numFmt w:val="bullet"/>
+      <w:lvlText w:val=""/>
+      <w:lvlJc w:val="left"/>
+      <w:pPr>
+        <w:tabs>
+          <w:tab w:val="num" w:pos="5040"/>
+        </w:tabs>
+        <w:ind w:left="5040" w:hanging="360"/>
+      </w:pPr>
+      <w:rPr>
+        <w:rFonts w:ascii="Wingdings" w:hAnsi="Wingdings" w:hint="default"/>
+        <w:sz w:val="20"/>
+      </w:rPr>
+    </w:lvl>
+    <w:lvl w:ilvl="7" w:tentative="1">
+      <w:start w:val="1"/>
+      <w:numFmt w:val="bullet"/>
+      <w:lvlText w:val=""/>
+      <w:lvlJc w:val="left"/>
+      <w:pPr>
+        <w:tabs>
+          <w:tab w:val="num" w:pos="5760"/>
+        </w:tabs>
+        <w:ind w:left="5760" w:hanging="360"/>
+      </w:pPr>
+      <w:rPr>
+        <w:rFonts w:ascii="Wingdings" w:hAnsi="Wingdings" w:hint="default"/>
+        <w:sz w:val="20"/>
+      </w:rPr>
+    </w:lvl>
+    <w:lvl w:ilvl="8" w:tentative="1">
+      <w:start w:val="1"/>
+      <w:numFmt w:val="bullet"/>
+      <w:lvlText w:val=""/>
+      <w:lvlJc w:val="left"/>
+      <w:pPr>
+        <w:tabs>
+          <w:tab w:val="num" w:pos="6480"/>
+        </w:tabs>
+        <w:ind w:left="6480" w:hanging="360"/>
+      </w:pPr>
+      <w:rPr>
+        <w:rFonts w:ascii="Wingdings" w:hAnsi="Wingdings" w:hint="default"/>
+        <w:sz w:val="20"/>
+      </w:rPr>
+    </w:lvl>
+  </w:abstractNum>
+  <w:abstractNum w:abstractNumId="35" w15:restartNumberingAfterBreak="0">
+    <w:nsid w:val="47AC5DF0"/>
+    <w:multiLevelType w:val="multilevel"/>
+    <w:tmpl w:val="F8A0B860"/>
+    <w:lvl w:ilvl="0">
+      <w:start w:val="1"/>
+      <w:numFmt w:val="bullet"/>
+      <w:lvlText w:val=""/>
+      <w:lvlJc w:val="left"/>
+      <w:pPr>
+        <w:tabs>
+          <w:tab w:val="num" w:pos="720"/>
+        </w:tabs>
+        <w:ind w:left="720" w:hanging="360"/>
+      </w:pPr>
+      <w:rPr>
+        <w:rFonts w:ascii="Symbol" w:hAnsi="Symbol" w:hint="default"/>
+        <w:sz w:val="20"/>
+      </w:rPr>
+    </w:lvl>
+    <w:lvl w:ilvl="1" w:tentative="1">
+      <w:start w:val="1"/>
+      <w:numFmt w:val="bullet"/>
+      <w:lvlText w:val="o"/>
+      <w:lvlJc w:val="left"/>
+      <w:pPr>
+        <w:tabs>
+          <w:tab w:val="num" w:pos="1440"/>
+        </w:tabs>
+        <w:ind w:left="1440" w:hanging="360"/>
+      </w:pPr>
+      <w:rPr>
+        <w:rFonts w:ascii="Courier New" w:hAnsi="Courier New" w:hint="default"/>
+        <w:sz w:val="20"/>
+      </w:rPr>
+    </w:lvl>
+    <w:lvl w:ilvl="2" w:tentative="1">
+      <w:start w:val="1"/>
+      <w:numFmt w:val="bullet"/>
+      <w:lvlText w:val=""/>
+      <w:lvlJc w:val="left"/>
+      <w:pPr>
+        <w:tabs>
+          <w:tab w:val="num" w:pos="2160"/>
+        </w:tabs>
+        <w:ind w:left="2160" w:hanging="360"/>
+      </w:pPr>
+      <w:rPr>
+        <w:rFonts w:ascii="Wingdings" w:hAnsi="Wingdings" w:hint="default"/>
+        <w:sz w:val="20"/>
+      </w:rPr>
+    </w:lvl>
+    <w:lvl w:ilvl="3" w:tentative="1">
+      <w:start w:val="1"/>
+      <w:numFmt w:val="bullet"/>
+      <w:lvlText w:val=""/>
+      <w:lvlJc w:val="left"/>
+      <w:pPr>
+        <w:tabs>
+          <w:tab w:val="num" w:pos="2880"/>
+        </w:tabs>
+        <w:ind w:left="2880" w:hanging="360"/>
+      </w:pPr>
+      <w:rPr>
+        <w:rFonts w:ascii="Wingdings" w:hAnsi="Wingdings" w:hint="default"/>
+        <w:sz w:val="20"/>
+      </w:rPr>
+    </w:lvl>
+    <w:lvl w:ilvl="4" w:tentative="1">
+      <w:start w:val="1"/>
+      <w:numFmt w:val="bullet"/>
+      <w:lvlText w:val=""/>
+      <w:lvlJc w:val="left"/>
+      <w:pPr>
+        <w:tabs>
+          <w:tab w:val="num" w:pos="3600"/>
+        </w:tabs>
+        <w:ind w:left="3600" w:hanging="360"/>
+      </w:pPr>
+      <w:rPr>
+        <w:rFonts w:ascii="Wingdings" w:hAnsi="Wingdings" w:hint="default"/>
+        <w:sz w:val="20"/>
+      </w:rPr>
+    </w:lvl>
+    <w:lvl w:ilvl="5" w:tentative="1">
+      <w:start w:val="1"/>
+      <w:numFmt w:val="bullet"/>
+      <w:lvlText w:val=""/>
+      <w:lvlJc w:val="left"/>
+      <w:pPr>
+        <w:tabs>
+          <w:tab w:val="num" w:pos="4320"/>
+        </w:tabs>
+        <w:ind w:left="4320" w:hanging="360"/>
+      </w:pPr>
+      <w:rPr>
+        <w:rFonts w:ascii="Wingdings" w:hAnsi="Wingdings" w:hint="default"/>
+        <w:sz w:val="20"/>
+      </w:rPr>
+    </w:lvl>
+    <w:lvl w:ilvl="6" w:tentative="1">
+      <w:start w:val="1"/>
+      <w:numFmt w:val="bullet"/>
+      <w:lvlText w:val=""/>
+      <w:lvlJc w:val="left"/>
+      <w:pPr>
+        <w:tabs>
+          <w:tab w:val="num" w:pos="5040"/>
+        </w:tabs>
+        <w:ind w:left="5040" w:hanging="360"/>
+      </w:pPr>
+      <w:rPr>
+        <w:rFonts w:ascii="Wingdings" w:hAnsi="Wingdings" w:hint="default"/>
+        <w:sz w:val="20"/>
+      </w:rPr>
+    </w:lvl>
+    <w:lvl w:ilvl="7" w:tentative="1">
+      <w:start w:val="1"/>
+      <w:numFmt w:val="bullet"/>
+      <w:lvlText w:val=""/>
+      <w:lvlJc w:val="left"/>
+      <w:pPr>
+        <w:tabs>
+          <w:tab w:val="num" w:pos="5760"/>
+        </w:tabs>
+        <w:ind w:left="5760" w:hanging="360"/>
+      </w:pPr>
+      <w:rPr>
+        <w:rFonts w:ascii="Wingdings" w:hAnsi="Wingdings" w:hint="default"/>
+        <w:sz w:val="20"/>
+      </w:rPr>
+    </w:lvl>
+    <w:lvl w:ilvl="8" w:tentative="1">
+      <w:start w:val="1"/>
+      <w:numFmt w:val="bullet"/>
+      <w:lvlText w:val=""/>
+      <w:lvlJc w:val="left"/>
+      <w:pPr>
+        <w:tabs>
+          <w:tab w:val="num" w:pos="6480"/>
+        </w:tabs>
+        <w:ind w:left="6480" w:hanging="360"/>
+      </w:pPr>
+      <w:rPr>
+        <w:rFonts w:ascii="Wingdings" w:hAnsi="Wingdings" w:hint="default"/>
+        <w:sz w:val="20"/>
+      </w:rPr>
+    </w:lvl>
+  </w:abstractNum>
+  <w:abstractNum w:abstractNumId="36" w15:restartNumberingAfterBreak="0">
+    <w:nsid w:val="47C816F4"/>
+    <w:multiLevelType w:val="multilevel"/>
+    <w:tmpl w:val="718470F6"/>
+    <w:lvl w:ilvl="0">
+      <w:start w:val="1"/>
+      <w:numFmt w:val="bullet"/>
+      <w:lvlText w:val=""/>
+      <w:lvlJc w:val="left"/>
+      <w:pPr>
+        <w:tabs>
+          <w:tab w:val="num" w:pos="720"/>
+        </w:tabs>
+        <w:ind w:left="720" w:hanging="360"/>
+      </w:pPr>
+      <w:rPr>
+        <w:rFonts w:ascii="Symbol" w:hAnsi="Symbol" w:hint="default"/>
+        <w:sz w:val="20"/>
+      </w:rPr>
+    </w:lvl>
+    <w:lvl w:ilvl="1" w:tentative="1">
+      <w:start w:val="1"/>
+      <w:numFmt w:val="bullet"/>
+      <w:lvlText w:val="o"/>
+      <w:lvlJc w:val="left"/>
+      <w:pPr>
+        <w:tabs>
+          <w:tab w:val="num" w:pos="1440"/>
+        </w:tabs>
+        <w:ind w:left="1440" w:hanging="360"/>
+      </w:pPr>
+      <w:rPr>
+        <w:rFonts w:ascii="Courier New" w:hAnsi="Courier New" w:hint="default"/>
+        <w:sz w:val="20"/>
+      </w:rPr>
+    </w:lvl>
+    <w:lvl w:ilvl="2" w:tentative="1">
+      <w:start w:val="1"/>
+      <w:numFmt w:val="bullet"/>
+      <w:lvlText w:val=""/>
+      <w:lvlJc w:val="left"/>
+      <w:pPr>
+        <w:tabs>
+          <w:tab w:val="num" w:pos="2160"/>
+        </w:tabs>
+        <w:ind w:left="2160" w:hanging="360"/>
+      </w:pPr>
+      <w:rPr>
+        <w:rFonts w:ascii="Wingdings" w:hAnsi="Wingdings" w:hint="default"/>
+        <w:sz w:val="20"/>
+      </w:rPr>
+    </w:lvl>
+    <w:lvl w:ilvl="3" w:tentative="1">
+      <w:start w:val="1"/>
+      <w:numFmt w:val="bullet"/>
+      <w:lvlText w:val=""/>
+      <w:lvlJc w:val="left"/>
+      <w:pPr>
+        <w:tabs>
+          <w:tab w:val="num" w:pos="2880"/>
+        </w:tabs>
+        <w:ind w:left="2880" w:hanging="360"/>
+      </w:pPr>
+      <w:rPr>
+        <w:rFonts w:ascii="Wingdings" w:hAnsi="Wingdings" w:hint="default"/>
+        <w:sz w:val="20"/>
+      </w:rPr>
+    </w:lvl>
+    <w:lvl w:ilvl="4" w:tentative="1">
+      <w:start w:val="1"/>
+      <w:numFmt w:val="bullet"/>
+      <w:lvlText w:val=""/>
+      <w:lvlJc w:val="left"/>
+      <w:pPr>
+        <w:tabs>
+          <w:tab w:val="num" w:pos="3600"/>
+        </w:tabs>
+        <w:ind w:left="3600" w:hanging="360"/>
+      </w:pPr>
+      <w:rPr>
+        <w:rFonts w:ascii="Wingdings" w:hAnsi="Wingdings" w:hint="default"/>
+        <w:sz w:val="20"/>
+      </w:rPr>
+    </w:lvl>
+    <w:lvl w:ilvl="5" w:tentative="1">
+      <w:start w:val="1"/>
+      <w:numFmt w:val="bullet"/>
+      <w:lvlText w:val=""/>
+      <w:lvlJc w:val="left"/>
+      <w:pPr>
+        <w:tabs>
+          <w:tab w:val="num" w:pos="4320"/>
+        </w:tabs>
+        <w:ind w:left="4320" w:hanging="360"/>
+      </w:pPr>
+      <w:rPr>
+        <w:rFonts w:ascii="Wingdings" w:hAnsi="Wingdings" w:hint="default"/>
+        <w:sz w:val="20"/>
+      </w:rPr>
+    </w:lvl>
+    <w:lvl w:ilvl="6" w:tentative="1">
+      <w:start w:val="1"/>
+      <w:numFmt w:val="bullet"/>
+      <w:lvlText w:val=""/>
+      <w:lvlJc w:val="left"/>
+      <w:pPr>
+        <w:tabs>
+          <w:tab w:val="num" w:pos="5040"/>
+        </w:tabs>
+        <w:ind w:left="5040" w:hanging="360"/>
+      </w:pPr>
+      <w:rPr>
+        <w:rFonts w:ascii="Wingdings" w:hAnsi="Wingdings" w:hint="default"/>
+        <w:sz w:val="20"/>
+      </w:rPr>
+    </w:lvl>
+    <w:lvl w:ilvl="7" w:tentative="1">
+      <w:start w:val="1"/>
+      <w:numFmt w:val="bullet"/>
+      <w:lvlText w:val=""/>
+      <w:lvlJc w:val="left"/>
+      <w:pPr>
+        <w:tabs>
+          <w:tab w:val="num" w:pos="5760"/>
+        </w:tabs>
+        <w:ind w:left="5760" w:hanging="360"/>
+      </w:pPr>
+      <w:rPr>
+        <w:rFonts w:ascii="Wingdings" w:hAnsi="Wingdings" w:hint="default"/>
+        <w:sz w:val="20"/>
+      </w:rPr>
+    </w:lvl>
+    <w:lvl w:ilvl="8" w:tentative="1">
+      <w:start w:val="1"/>
+      <w:numFmt w:val="bullet"/>
+      <w:lvlText w:val=""/>
+      <w:lvlJc w:val="left"/>
+      <w:pPr>
+        <w:tabs>
+          <w:tab w:val="num" w:pos="6480"/>
+        </w:tabs>
+        <w:ind w:left="6480" w:hanging="360"/>
+      </w:pPr>
+      <w:rPr>
+        <w:rFonts w:ascii="Wingdings" w:hAnsi="Wingdings" w:hint="default"/>
+        <w:sz w:val="20"/>
+      </w:rPr>
+    </w:lvl>
+  </w:abstractNum>
+  <w:abstractNum w:abstractNumId="37" w15:restartNumberingAfterBreak="0">
+    <w:nsid w:val="4A2F1FAF"/>
+    <w:multiLevelType w:val="multilevel"/>
+    <w:tmpl w:val="6038D350"/>
+    <w:lvl w:ilvl="0">
+      <w:start w:val="1"/>
+      <w:numFmt w:val="decimal"/>
+      <w:lvlText w:val="%1."/>
+      <w:lvlJc w:val="left"/>
+      <w:pPr>
+        <w:tabs>
+          <w:tab w:val="num" w:pos="720"/>
+        </w:tabs>
+        <w:ind w:left="720" w:hanging="360"/>
+      </w:pPr>
+    </w:lvl>
+    <w:lvl w:ilvl="1" w:tentative="1">
+      <w:start w:val="1"/>
+      <w:numFmt w:val="decimal"/>
+      <w:lvlText w:val="%2."/>
+      <w:lvlJc w:val="left"/>
+      <w:pPr>
+        <w:tabs>
+          <w:tab w:val="num" w:pos="1440"/>
+        </w:tabs>
+        <w:ind w:left="1440" w:hanging="360"/>
+      </w:pPr>
+    </w:lvl>
+    <w:lvl w:ilvl="2" w:tentative="1">
+      <w:start w:val="1"/>
+      <w:numFmt w:val="decimal"/>
+      <w:lvlText w:val="%3."/>
+      <w:lvlJc w:val="left"/>
+      <w:pPr>
+        <w:tabs>
+          <w:tab w:val="num" w:pos="2160"/>
+        </w:tabs>
+        <w:ind w:left="2160" w:hanging="360"/>
+      </w:pPr>
+    </w:lvl>
+    <w:lvl w:ilvl="3" w:tentative="1">
+      <w:start w:val="1"/>
+      <w:numFmt w:val="decimal"/>
+      <w:lvlText w:val="%4."/>
+      <w:lvlJc w:val="left"/>
+      <w:pPr>
+        <w:tabs>
+          <w:tab w:val="num" w:pos="2880"/>
+        </w:tabs>
+        <w:ind w:left="2880" w:hanging="360"/>
+      </w:pPr>
+    </w:lvl>
+    <w:lvl w:ilvl="4" w:tentative="1">
+      <w:start w:val="1"/>
+      <w:numFmt w:val="decimal"/>
+      <w:lvlText w:val="%5."/>
+      <w:lvlJc w:val="left"/>
+      <w:pPr>
+        <w:tabs>
+          <w:tab w:val="num" w:pos="3600"/>
+        </w:tabs>
+        <w:ind w:left="3600" w:hanging="360"/>
+      </w:pPr>
+    </w:lvl>
+    <w:lvl w:ilvl="5" w:tentative="1">
+      <w:start w:val="1"/>
+      <w:numFmt w:val="decimal"/>
+      <w:lvlText w:val="%6."/>
+      <w:lvlJc w:val="left"/>
+      <w:pPr>
+        <w:tabs>
+          <w:tab w:val="num" w:pos="4320"/>
+        </w:tabs>
+        <w:ind w:left="4320" w:hanging="360"/>
+      </w:pPr>
+    </w:lvl>
+    <w:lvl w:ilvl="6" w:tentative="1">
+      <w:start w:val="1"/>
+      <w:numFmt w:val="decimal"/>
+      <w:lvlText w:val="%7."/>
+      <w:lvlJc w:val="left"/>
+      <w:pPr>
+        <w:tabs>
+          <w:tab w:val="num" w:pos="5040"/>
+        </w:tabs>
+        <w:ind w:left="5040" w:hanging="360"/>
+      </w:pPr>
+    </w:lvl>
+    <w:lvl w:ilvl="7" w:tentative="1">
+      <w:start w:val="1"/>
+      <w:numFmt w:val="decimal"/>
+      <w:lvlText w:val="%8."/>
+      <w:lvlJc w:val="left"/>
+      <w:pPr>
+        <w:tabs>
+          <w:tab w:val="num" w:pos="5760"/>
+        </w:tabs>
+        <w:ind w:left="5760" w:hanging="360"/>
+      </w:pPr>
+    </w:lvl>
+    <w:lvl w:ilvl="8" w:tentative="1">
+      <w:start w:val="1"/>
+      <w:numFmt w:val="decimal"/>
+      <w:lvlText w:val="%9."/>
+      <w:lvlJc w:val="left"/>
+      <w:pPr>
+        <w:tabs>
+          <w:tab w:val="num" w:pos="6480"/>
+        </w:tabs>
+        <w:ind w:left="6480" w:hanging="360"/>
+      </w:pPr>
+    </w:lvl>
+  </w:abstractNum>
+  <w:abstractNum w:abstractNumId="38" w15:restartNumberingAfterBreak="0">
+    <w:nsid w:val="4D587D87"/>
+    <w:multiLevelType w:val="multilevel"/>
+    <w:tmpl w:val="E0D6279E"/>
+    <w:lvl w:ilvl="0">
+      <w:start w:val="1"/>
+      <w:numFmt w:val="bullet"/>
+      <w:lvlText w:val=""/>
+      <w:lvlJc w:val="left"/>
+      <w:pPr>
+        <w:tabs>
+          <w:tab w:val="num" w:pos="720"/>
+        </w:tabs>
+        <w:ind w:left="720" w:hanging="360"/>
+      </w:pPr>
+      <w:rPr>
+        <w:rFonts w:ascii="Symbol" w:hAnsi="Symbol" w:hint="default"/>
+        <w:sz w:val="20"/>
+      </w:rPr>
+    </w:lvl>
+    <w:lvl w:ilvl="1" w:tentative="1">
+      <w:start w:val="1"/>
+      <w:numFmt w:val="bullet"/>
+      <w:lvlText w:val="o"/>
+      <w:lvlJc w:val="left"/>
+      <w:pPr>
+        <w:tabs>
+          <w:tab w:val="num" w:pos="1440"/>
+        </w:tabs>
+        <w:ind w:left="1440" w:hanging="360"/>
+      </w:pPr>
+      <w:rPr>
+        <w:rFonts w:ascii="Courier New" w:hAnsi="Courier New" w:hint="default"/>
+        <w:sz w:val="20"/>
+      </w:rPr>
+    </w:lvl>
+    <w:lvl w:ilvl="2" w:tentative="1">
+      <w:start w:val="1"/>
+      <w:numFmt w:val="bullet"/>
+      <w:lvlText w:val=""/>
+      <w:lvlJc w:val="left"/>
+      <w:pPr>
+        <w:tabs>
+          <w:tab w:val="num" w:pos="2160"/>
+        </w:tabs>
+        <w:ind w:left="2160" w:hanging="360"/>
+      </w:pPr>
+      <w:rPr>
+        <w:rFonts w:ascii="Wingdings" w:hAnsi="Wingdings" w:hint="default"/>
+        <w:sz w:val="20"/>
+      </w:rPr>
+    </w:lvl>
+    <w:lvl w:ilvl="3" w:tentative="1">
+      <w:start w:val="1"/>
+      <w:numFmt w:val="bullet"/>
+      <w:lvlText w:val=""/>
+      <w:lvlJc w:val="left"/>
+      <w:pPr>
+        <w:tabs>
+          <w:tab w:val="num" w:pos="2880"/>
+        </w:tabs>
+        <w:ind w:left="2880" w:hanging="360"/>
+      </w:pPr>
+      <w:rPr>
+        <w:rFonts w:ascii="Wingdings" w:hAnsi="Wingdings" w:hint="default"/>
+        <w:sz w:val="20"/>
+      </w:rPr>
+    </w:lvl>
+    <w:lvl w:ilvl="4" w:tentative="1">
+      <w:start w:val="1"/>
+      <w:numFmt w:val="bullet"/>
+      <w:lvlText w:val=""/>
+      <w:lvlJc w:val="left"/>
+      <w:pPr>
+        <w:tabs>
+          <w:tab w:val="num" w:pos="3600"/>
+        </w:tabs>
+        <w:ind w:left="3600" w:hanging="360"/>
+      </w:pPr>
+      <w:rPr>
+        <w:rFonts w:ascii="Wingdings" w:hAnsi="Wingdings" w:hint="default"/>
+        <w:sz w:val="20"/>
+      </w:rPr>
+    </w:lvl>
+    <w:lvl w:ilvl="5" w:tentative="1">
+      <w:start w:val="1"/>
+      <w:numFmt w:val="bullet"/>
+      <w:lvlText w:val=""/>
+      <w:lvlJc w:val="left"/>
+      <w:pPr>
+        <w:tabs>
+          <w:tab w:val="num" w:pos="4320"/>
+        </w:tabs>
+        <w:ind w:left="4320" w:hanging="360"/>
+      </w:pPr>
+      <w:rPr>
+        <w:rFonts w:ascii="Wingdings" w:hAnsi="Wingdings" w:hint="default"/>
+        <w:sz w:val="20"/>
+      </w:rPr>
+    </w:lvl>
+    <w:lvl w:ilvl="6" w:tentative="1">
+      <w:start w:val="1"/>
+      <w:numFmt w:val="bullet"/>
+      <w:lvlText w:val=""/>
+      <w:lvlJc w:val="left"/>
+      <w:pPr>
+        <w:tabs>
+          <w:tab w:val="num" w:pos="5040"/>
+        </w:tabs>
+        <w:ind w:left="5040" w:hanging="360"/>
+      </w:pPr>
+      <w:rPr>
+        <w:rFonts w:ascii="Wingdings" w:hAnsi="Wingdings" w:hint="default"/>
+        <w:sz w:val="20"/>
+      </w:rPr>
+    </w:lvl>
+    <w:lvl w:ilvl="7" w:tentative="1">
+      <w:start w:val="1"/>
+      <w:numFmt w:val="bullet"/>
+      <w:lvlText w:val=""/>
+      <w:lvlJc w:val="left"/>
+      <w:pPr>
+        <w:tabs>
+          <w:tab w:val="num" w:pos="5760"/>
+        </w:tabs>
+        <w:ind w:left="5760" w:hanging="360"/>
+      </w:pPr>
+      <w:rPr>
+        <w:rFonts w:ascii="Wingdings" w:hAnsi="Wingdings" w:hint="default"/>
+        <w:sz w:val="20"/>
+      </w:rPr>
+    </w:lvl>
+    <w:lvl w:ilvl="8" w:tentative="1">
+      <w:start w:val="1"/>
+      <w:numFmt w:val="bullet"/>
+      <w:lvlText w:val=""/>
+      <w:lvlJc w:val="left"/>
+      <w:pPr>
+        <w:tabs>
+          <w:tab w:val="num" w:pos="6480"/>
+        </w:tabs>
+        <w:ind w:left="6480" w:hanging="360"/>
+      </w:pPr>
+      <w:rPr>
+        <w:rFonts w:ascii="Wingdings" w:hAnsi="Wingdings" w:hint="default"/>
+        <w:sz w:val="20"/>
+      </w:rPr>
+    </w:lvl>
+  </w:abstractNum>
+  <w:abstractNum w:abstractNumId="39" w15:restartNumberingAfterBreak="0">
     <w:nsid w:val="4E4208D9"/>
     <w:multiLevelType w:val="multilevel"/>
     <w:tmpl w:val="53CAFAFC"/>
@@ -9877,7 +12899,7 @@
       </w:rPr>
     </w:lvl>
   </w:abstractNum>
-  <w:abstractNum w:abstractNumId="19" w15:restartNumberingAfterBreak="0">
+  <w:abstractNum w:abstractNumId="40" w15:restartNumberingAfterBreak="0">
     <w:nsid w:val="4F9C60E0"/>
     <w:multiLevelType w:val="multilevel"/>
     <w:tmpl w:val="7728D452"/>
@@ -10026,7 +13048,7 @@
       </w:rPr>
     </w:lvl>
   </w:abstractNum>
-  <w:abstractNum w:abstractNumId="20" w15:restartNumberingAfterBreak="0">
+  <w:abstractNum w:abstractNumId="41" w15:restartNumberingAfterBreak="0">
     <w:nsid w:val="55DB004C"/>
     <w:multiLevelType w:val="multilevel"/>
     <w:tmpl w:val="1054BCD6"/>
@@ -10143,7 +13165,7 @@
       </w:pPr>
     </w:lvl>
   </w:abstractNum>
-  <w:abstractNum w:abstractNumId="21" w15:restartNumberingAfterBreak="0">
+  <w:abstractNum w:abstractNumId="42" w15:restartNumberingAfterBreak="0">
     <w:nsid w:val="59611729"/>
     <w:multiLevelType w:val="multilevel"/>
     <w:tmpl w:val="848C60F8"/>
@@ -10292,7 +13314,7 @@
       </w:rPr>
     </w:lvl>
   </w:abstractNum>
-  <w:abstractNum w:abstractNumId="22" w15:restartNumberingAfterBreak="0">
+  <w:abstractNum w:abstractNumId="43" w15:restartNumberingAfterBreak="0">
     <w:nsid w:val="5B680018"/>
     <w:multiLevelType w:val="multilevel"/>
     <w:tmpl w:val="80C0AC7E"/>
@@ -10441,7 +13463,156 @@
       </w:rPr>
     </w:lvl>
   </w:abstractNum>
-  <w:abstractNum w:abstractNumId="23" w15:restartNumberingAfterBreak="0">
+  <w:abstractNum w:abstractNumId="44" w15:restartNumberingAfterBreak="0">
+    <w:nsid w:val="5D81662E"/>
+    <w:multiLevelType w:val="multilevel"/>
+    <w:tmpl w:val="8F18390E"/>
+    <w:lvl w:ilvl="0">
+      <w:start w:val="1"/>
+      <w:numFmt w:val="bullet"/>
+      <w:lvlText w:val=""/>
+      <w:lvlJc w:val="left"/>
+      <w:pPr>
+        <w:tabs>
+          <w:tab w:val="num" w:pos="720"/>
+        </w:tabs>
+        <w:ind w:left="720" w:hanging="360"/>
+      </w:pPr>
+      <w:rPr>
+        <w:rFonts w:ascii="Symbol" w:hAnsi="Symbol" w:hint="default"/>
+        <w:sz w:val="20"/>
+      </w:rPr>
+    </w:lvl>
+    <w:lvl w:ilvl="1" w:tentative="1">
+      <w:start w:val="1"/>
+      <w:numFmt w:val="bullet"/>
+      <w:lvlText w:val="o"/>
+      <w:lvlJc w:val="left"/>
+      <w:pPr>
+        <w:tabs>
+          <w:tab w:val="num" w:pos="1440"/>
+        </w:tabs>
+        <w:ind w:left="1440" w:hanging="360"/>
+      </w:pPr>
+      <w:rPr>
+        <w:rFonts w:ascii="Courier New" w:hAnsi="Courier New" w:hint="default"/>
+        <w:sz w:val="20"/>
+      </w:rPr>
+    </w:lvl>
+    <w:lvl w:ilvl="2" w:tentative="1">
+      <w:start w:val="1"/>
+      <w:numFmt w:val="bullet"/>
+      <w:lvlText w:val=""/>
+      <w:lvlJc w:val="left"/>
+      <w:pPr>
+        <w:tabs>
+          <w:tab w:val="num" w:pos="2160"/>
+        </w:tabs>
+        <w:ind w:left="2160" w:hanging="360"/>
+      </w:pPr>
+      <w:rPr>
+        <w:rFonts w:ascii="Wingdings" w:hAnsi="Wingdings" w:hint="default"/>
+        <w:sz w:val="20"/>
+      </w:rPr>
+    </w:lvl>
+    <w:lvl w:ilvl="3" w:tentative="1">
+      <w:start w:val="1"/>
+      <w:numFmt w:val="bullet"/>
+      <w:lvlText w:val=""/>
+      <w:lvlJc w:val="left"/>
+      <w:pPr>
+        <w:tabs>
+          <w:tab w:val="num" w:pos="2880"/>
+        </w:tabs>
+        <w:ind w:left="2880" w:hanging="360"/>
+      </w:pPr>
+      <w:rPr>
+        <w:rFonts w:ascii="Wingdings" w:hAnsi="Wingdings" w:hint="default"/>
+        <w:sz w:val="20"/>
+      </w:rPr>
+    </w:lvl>
+    <w:lvl w:ilvl="4" w:tentative="1">
+      <w:start w:val="1"/>
+      <w:numFmt w:val="bullet"/>
+      <w:lvlText w:val=""/>
+      <w:lvlJc w:val="left"/>
+      <w:pPr>
+        <w:tabs>
+          <w:tab w:val="num" w:pos="3600"/>
+        </w:tabs>
+        <w:ind w:left="3600" w:hanging="360"/>
+      </w:pPr>
+      <w:rPr>
+        <w:rFonts w:ascii="Wingdings" w:hAnsi="Wingdings" w:hint="default"/>
+        <w:sz w:val="20"/>
+      </w:rPr>
+    </w:lvl>
+    <w:lvl w:ilvl="5" w:tentative="1">
+      <w:start w:val="1"/>
+      <w:numFmt w:val="bullet"/>
+      <w:lvlText w:val=""/>
+      <w:lvlJc w:val="left"/>
+      <w:pPr>
+        <w:tabs>
+          <w:tab w:val="num" w:pos="4320"/>
+        </w:tabs>
+        <w:ind w:left="4320" w:hanging="360"/>
+      </w:pPr>
+      <w:rPr>
+        <w:rFonts w:ascii="Wingdings" w:hAnsi="Wingdings" w:hint="default"/>
+        <w:sz w:val="20"/>
+      </w:rPr>
+    </w:lvl>
+    <w:lvl w:ilvl="6" w:tentative="1">
+      <w:start w:val="1"/>
+      <w:numFmt w:val="bullet"/>
+      <w:lvlText w:val=""/>
+      <w:lvlJc w:val="left"/>
+      <w:pPr>
+        <w:tabs>
+          <w:tab w:val="num" w:pos="5040"/>
+        </w:tabs>
+        <w:ind w:left="5040" w:hanging="360"/>
+      </w:pPr>
+      <w:rPr>
+        <w:rFonts w:ascii="Wingdings" w:hAnsi="Wingdings" w:hint="default"/>
+        <w:sz w:val="20"/>
+      </w:rPr>
+    </w:lvl>
+    <w:lvl w:ilvl="7" w:tentative="1">
+      <w:start w:val="1"/>
+      <w:numFmt w:val="bullet"/>
+      <w:lvlText w:val=""/>
+      <w:lvlJc w:val="left"/>
+      <w:pPr>
+        <w:tabs>
+          <w:tab w:val="num" w:pos="5760"/>
+        </w:tabs>
+        <w:ind w:left="5760" w:hanging="360"/>
+      </w:pPr>
+      <w:rPr>
+        <w:rFonts w:ascii="Wingdings" w:hAnsi="Wingdings" w:hint="default"/>
+        <w:sz w:val="20"/>
+      </w:rPr>
+    </w:lvl>
+    <w:lvl w:ilvl="8" w:tentative="1">
+      <w:start w:val="1"/>
+      <w:numFmt w:val="bullet"/>
+      <w:lvlText w:val=""/>
+      <w:lvlJc w:val="left"/>
+      <w:pPr>
+        <w:tabs>
+          <w:tab w:val="num" w:pos="6480"/>
+        </w:tabs>
+        <w:ind w:left="6480" w:hanging="360"/>
+      </w:pPr>
+      <w:rPr>
+        <w:rFonts w:ascii="Wingdings" w:hAnsi="Wingdings" w:hint="default"/>
+        <w:sz w:val="20"/>
+      </w:rPr>
+    </w:lvl>
+  </w:abstractNum>
+  <w:abstractNum w:abstractNumId="45" w15:restartNumberingAfterBreak="0">
     <w:nsid w:val="5E0A61A4"/>
     <w:multiLevelType w:val="multilevel"/>
     <w:tmpl w:val="277C09BE"/>
@@ -10590,7 +13761,454 @@
       </w:rPr>
     </w:lvl>
   </w:abstractNum>
-  <w:abstractNum w:abstractNumId="24" w15:restartNumberingAfterBreak="0">
+  <w:abstractNum w:abstractNumId="46" w15:restartNumberingAfterBreak="0">
+    <w:nsid w:val="5F9475F9"/>
+    <w:multiLevelType w:val="multilevel"/>
+    <w:tmpl w:val="3250ACC2"/>
+    <w:lvl w:ilvl="0">
+      <w:start w:val="1"/>
+      <w:numFmt w:val="bullet"/>
+      <w:lvlText w:val=""/>
+      <w:lvlJc w:val="left"/>
+      <w:pPr>
+        <w:tabs>
+          <w:tab w:val="num" w:pos="720"/>
+        </w:tabs>
+        <w:ind w:left="720" w:hanging="360"/>
+      </w:pPr>
+      <w:rPr>
+        <w:rFonts w:ascii="Symbol" w:hAnsi="Symbol" w:hint="default"/>
+        <w:sz w:val="20"/>
+      </w:rPr>
+    </w:lvl>
+    <w:lvl w:ilvl="1" w:tentative="1">
+      <w:start w:val="1"/>
+      <w:numFmt w:val="bullet"/>
+      <w:lvlText w:val="o"/>
+      <w:lvlJc w:val="left"/>
+      <w:pPr>
+        <w:tabs>
+          <w:tab w:val="num" w:pos="1440"/>
+        </w:tabs>
+        <w:ind w:left="1440" w:hanging="360"/>
+      </w:pPr>
+      <w:rPr>
+        <w:rFonts w:ascii="Courier New" w:hAnsi="Courier New" w:hint="default"/>
+        <w:sz w:val="20"/>
+      </w:rPr>
+    </w:lvl>
+    <w:lvl w:ilvl="2" w:tentative="1">
+      <w:start w:val="1"/>
+      <w:numFmt w:val="bullet"/>
+      <w:lvlText w:val=""/>
+      <w:lvlJc w:val="left"/>
+      <w:pPr>
+        <w:tabs>
+          <w:tab w:val="num" w:pos="2160"/>
+        </w:tabs>
+        <w:ind w:left="2160" w:hanging="360"/>
+      </w:pPr>
+      <w:rPr>
+        <w:rFonts w:ascii="Wingdings" w:hAnsi="Wingdings" w:hint="default"/>
+        <w:sz w:val="20"/>
+      </w:rPr>
+    </w:lvl>
+    <w:lvl w:ilvl="3" w:tentative="1">
+      <w:start w:val="1"/>
+      <w:numFmt w:val="bullet"/>
+      <w:lvlText w:val=""/>
+      <w:lvlJc w:val="left"/>
+      <w:pPr>
+        <w:tabs>
+          <w:tab w:val="num" w:pos="2880"/>
+        </w:tabs>
+        <w:ind w:left="2880" w:hanging="360"/>
+      </w:pPr>
+      <w:rPr>
+        <w:rFonts w:ascii="Wingdings" w:hAnsi="Wingdings" w:hint="default"/>
+        <w:sz w:val="20"/>
+      </w:rPr>
+    </w:lvl>
+    <w:lvl w:ilvl="4" w:tentative="1">
+      <w:start w:val="1"/>
+      <w:numFmt w:val="bullet"/>
+      <w:lvlText w:val=""/>
+      <w:lvlJc w:val="left"/>
+      <w:pPr>
+        <w:tabs>
+          <w:tab w:val="num" w:pos="3600"/>
+        </w:tabs>
+        <w:ind w:left="3600" w:hanging="360"/>
+      </w:pPr>
+      <w:rPr>
+        <w:rFonts w:ascii="Wingdings" w:hAnsi="Wingdings" w:hint="default"/>
+        <w:sz w:val="20"/>
+      </w:rPr>
+    </w:lvl>
+    <w:lvl w:ilvl="5" w:tentative="1">
+      <w:start w:val="1"/>
+      <w:numFmt w:val="bullet"/>
+      <w:lvlText w:val=""/>
+      <w:lvlJc w:val="left"/>
+      <w:pPr>
+        <w:tabs>
+          <w:tab w:val="num" w:pos="4320"/>
+        </w:tabs>
+        <w:ind w:left="4320" w:hanging="360"/>
+      </w:pPr>
+      <w:rPr>
+        <w:rFonts w:ascii="Wingdings" w:hAnsi="Wingdings" w:hint="default"/>
+        <w:sz w:val="20"/>
+      </w:rPr>
+    </w:lvl>
+    <w:lvl w:ilvl="6" w:tentative="1">
+      <w:start w:val="1"/>
+      <w:numFmt w:val="bullet"/>
+      <w:lvlText w:val=""/>
+      <w:lvlJc w:val="left"/>
+      <w:pPr>
+        <w:tabs>
+          <w:tab w:val="num" w:pos="5040"/>
+        </w:tabs>
+        <w:ind w:left="5040" w:hanging="360"/>
+      </w:pPr>
+      <w:rPr>
+        <w:rFonts w:ascii="Wingdings" w:hAnsi="Wingdings" w:hint="default"/>
+        <w:sz w:val="20"/>
+      </w:rPr>
+    </w:lvl>
+    <w:lvl w:ilvl="7" w:tentative="1">
+      <w:start w:val="1"/>
+      <w:numFmt w:val="bullet"/>
+      <w:lvlText w:val=""/>
+      <w:lvlJc w:val="left"/>
+      <w:pPr>
+        <w:tabs>
+          <w:tab w:val="num" w:pos="5760"/>
+        </w:tabs>
+        <w:ind w:left="5760" w:hanging="360"/>
+      </w:pPr>
+      <w:rPr>
+        <w:rFonts w:ascii="Wingdings" w:hAnsi="Wingdings" w:hint="default"/>
+        <w:sz w:val="20"/>
+      </w:rPr>
+    </w:lvl>
+    <w:lvl w:ilvl="8" w:tentative="1">
+      <w:start w:val="1"/>
+      <w:numFmt w:val="bullet"/>
+      <w:lvlText w:val=""/>
+      <w:lvlJc w:val="left"/>
+      <w:pPr>
+        <w:tabs>
+          <w:tab w:val="num" w:pos="6480"/>
+        </w:tabs>
+        <w:ind w:left="6480" w:hanging="360"/>
+      </w:pPr>
+      <w:rPr>
+        <w:rFonts w:ascii="Wingdings" w:hAnsi="Wingdings" w:hint="default"/>
+        <w:sz w:val="20"/>
+      </w:rPr>
+    </w:lvl>
+  </w:abstractNum>
+  <w:abstractNum w:abstractNumId="47" w15:restartNumberingAfterBreak="0">
+    <w:nsid w:val="5F993803"/>
+    <w:multiLevelType w:val="multilevel"/>
+    <w:tmpl w:val="078CC8BE"/>
+    <w:lvl w:ilvl="0">
+      <w:start w:val="1"/>
+      <w:numFmt w:val="bullet"/>
+      <w:lvlText w:val=""/>
+      <w:lvlJc w:val="left"/>
+      <w:pPr>
+        <w:tabs>
+          <w:tab w:val="num" w:pos="720"/>
+        </w:tabs>
+        <w:ind w:left="720" w:hanging="360"/>
+      </w:pPr>
+      <w:rPr>
+        <w:rFonts w:ascii="Symbol" w:hAnsi="Symbol" w:hint="default"/>
+        <w:sz w:val="20"/>
+      </w:rPr>
+    </w:lvl>
+    <w:lvl w:ilvl="1" w:tentative="1">
+      <w:start w:val="1"/>
+      <w:numFmt w:val="bullet"/>
+      <w:lvlText w:val="o"/>
+      <w:lvlJc w:val="left"/>
+      <w:pPr>
+        <w:tabs>
+          <w:tab w:val="num" w:pos="1440"/>
+        </w:tabs>
+        <w:ind w:left="1440" w:hanging="360"/>
+      </w:pPr>
+      <w:rPr>
+        <w:rFonts w:ascii="Courier New" w:hAnsi="Courier New" w:hint="default"/>
+        <w:sz w:val="20"/>
+      </w:rPr>
+    </w:lvl>
+    <w:lvl w:ilvl="2" w:tentative="1">
+      <w:start w:val="1"/>
+      <w:numFmt w:val="bullet"/>
+      <w:lvlText w:val=""/>
+      <w:lvlJc w:val="left"/>
+      <w:pPr>
+        <w:tabs>
+          <w:tab w:val="num" w:pos="2160"/>
+        </w:tabs>
+        <w:ind w:left="2160" w:hanging="360"/>
+      </w:pPr>
+      <w:rPr>
+        <w:rFonts w:ascii="Wingdings" w:hAnsi="Wingdings" w:hint="default"/>
+        <w:sz w:val="20"/>
+      </w:rPr>
+    </w:lvl>
+    <w:lvl w:ilvl="3" w:tentative="1">
+      <w:start w:val="1"/>
+      <w:numFmt w:val="bullet"/>
+      <w:lvlText w:val=""/>
+      <w:lvlJc w:val="left"/>
+      <w:pPr>
+        <w:tabs>
+          <w:tab w:val="num" w:pos="2880"/>
+        </w:tabs>
+        <w:ind w:left="2880" w:hanging="360"/>
+      </w:pPr>
+      <w:rPr>
+        <w:rFonts w:ascii="Wingdings" w:hAnsi="Wingdings" w:hint="default"/>
+        <w:sz w:val="20"/>
+      </w:rPr>
+    </w:lvl>
+    <w:lvl w:ilvl="4" w:tentative="1">
+      <w:start w:val="1"/>
+      <w:numFmt w:val="bullet"/>
+      <w:lvlText w:val=""/>
+      <w:lvlJc w:val="left"/>
+      <w:pPr>
+        <w:tabs>
+          <w:tab w:val="num" w:pos="3600"/>
+        </w:tabs>
+        <w:ind w:left="3600" w:hanging="360"/>
+      </w:pPr>
+      <w:rPr>
+        <w:rFonts w:ascii="Wingdings" w:hAnsi="Wingdings" w:hint="default"/>
+        <w:sz w:val="20"/>
+      </w:rPr>
+    </w:lvl>
+    <w:lvl w:ilvl="5" w:tentative="1">
+      <w:start w:val="1"/>
+      <w:numFmt w:val="bullet"/>
+      <w:lvlText w:val=""/>
+      <w:lvlJc w:val="left"/>
+      <w:pPr>
+        <w:tabs>
+          <w:tab w:val="num" w:pos="4320"/>
+        </w:tabs>
+        <w:ind w:left="4320" w:hanging="360"/>
+      </w:pPr>
+      <w:rPr>
+        <w:rFonts w:ascii="Wingdings" w:hAnsi="Wingdings" w:hint="default"/>
+        <w:sz w:val="20"/>
+      </w:rPr>
+    </w:lvl>
+    <w:lvl w:ilvl="6" w:tentative="1">
+      <w:start w:val="1"/>
+      <w:numFmt w:val="bullet"/>
+      <w:lvlText w:val=""/>
+      <w:lvlJc w:val="left"/>
+      <w:pPr>
+        <w:tabs>
+          <w:tab w:val="num" w:pos="5040"/>
+        </w:tabs>
+        <w:ind w:left="5040" w:hanging="360"/>
+      </w:pPr>
+      <w:rPr>
+        <w:rFonts w:ascii="Wingdings" w:hAnsi="Wingdings" w:hint="default"/>
+        <w:sz w:val="20"/>
+      </w:rPr>
+    </w:lvl>
+    <w:lvl w:ilvl="7" w:tentative="1">
+      <w:start w:val="1"/>
+      <w:numFmt w:val="bullet"/>
+      <w:lvlText w:val=""/>
+      <w:lvlJc w:val="left"/>
+      <w:pPr>
+        <w:tabs>
+          <w:tab w:val="num" w:pos="5760"/>
+        </w:tabs>
+        <w:ind w:left="5760" w:hanging="360"/>
+      </w:pPr>
+      <w:rPr>
+        <w:rFonts w:ascii="Wingdings" w:hAnsi="Wingdings" w:hint="default"/>
+        <w:sz w:val="20"/>
+      </w:rPr>
+    </w:lvl>
+    <w:lvl w:ilvl="8" w:tentative="1">
+      <w:start w:val="1"/>
+      <w:numFmt w:val="bullet"/>
+      <w:lvlText w:val=""/>
+      <w:lvlJc w:val="left"/>
+      <w:pPr>
+        <w:tabs>
+          <w:tab w:val="num" w:pos="6480"/>
+        </w:tabs>
+        <w:ind w:left="6480" w:hanging="360"/>
+      </w:pPr>
+      <w:rPr>
+        <w:rFonts w:ascii="Wingdings" w:hAnsi="Wingdings" w:hint="default"/>
+        <w:sz w:val="20"/>
+      </w:rPr>
+    </w:lvl>
+  </w:abstractNum>
+  <w:abstractNum w:abstractNumId="48" w15:restartNumberingAfterBreak="0">
+    <w:nsid w:val="61A67871"/>
+    <w:multiLevelType w:val="multilevel"/>
+    <w:tmpl w:val="D660AED8"/>
+    <w:lvl w:ilvl="0">
+      <w:start w:val="1"/>
+      <w:numFmt w:val="bullet"/>
+      <w:lvlText w:val=""/>
+      <w:lvlJc w:val="left"/>
+      <w:pPr>
+        <w:tabs>
+          <w:tab w:val="num" w:pos="720"/>
+        </w:tabs>
+        <w:ind w:left="720" w:hanging="360"/>
+      </w:pPr>
+      <w:rPr>
+        <w:rFonts w:ascii="Symbol" w:hAnsi="Symbol" w:hint="default"/>
+        <w:sz w:val="20"/>
+      </w:rPr>
+    </w:lvl>
+    <w:lvl w:ilvl="1" w:tentative="1">
+      <w:start w:val="1"/>
+      <w:numFmt w:val="bullet"/>
+      <w:lvlText w:val="o"/>
+      <w:lvlJc w:val="left"/>
+      <w:pPr>
+        <w:tabs>
+          <w:tab w:val="num" w:pos="1440"/>
+        </w:tabs>
+        <w:ind w:left="1440" w:hanging="360"/>
+      </w:pPr>
+      <w:rPr>
+        <w:rFonts w:ascii="Courier New" w:hAnsi="Courier New" w:hint="default"/>
+        <w:sz w:val="20"/>
+      </w:rPr>
+    </w:lvl>
+    <w:lvl w:ilvl="2" w:tentative="1">
+      <w:start w:val="1"/>
+      <w:numFmt w:val="bullet"/>
+      <w:lvlText w:val=""/>
+      <w:lvlJc w:val="left"/>
+      <w:pPr>
+        <w:tabs>
+          <w:tab w:val="num" w:pos="2160"/>
+        </w:tabs>
+        <w:ind w:left="2160" w:hanging="360"/>
+      </w:pPr>
+      <w:rPr>
+        <w:rFonts w:ascii="Wingdings" w:hAnsi="Wingdings" w:hint="default"/>
+        <w:sz w:val="20"/>
+      </w:rPr>
+    </w:lvl>
+    <w:lvl w:ilvl="3" w:tentative="1">
+      <w:start w:val="1"/>
+      <w:numFmt w:val="bullet"/>
+      <w:lvlText w:val=""/>
+      <w:lvlJc w:val="left"/>
+      <w:pPr>
+        <w:tabs>
+          <w:tab w:val="num" w:pos="2880"/>
+        </w:tabs>
+        <w:ind w:left="2880" w:hanging="360"/>
+      </w:pPr>
+      <w:rPr>
+        <w:rFonts w:ascii="Wingdings" w:hAnsi="Wingdings" w:hint="default"/>
+        <w:sz w:val="20"/>
+      </w:rPr>
+    </w:lvl>
+    <w:lvl w:ilvl="4" w:tentative="1">
+      <w:start w:val="1"/>
+      <w:numFmt w:val="bullet"/>
+      <w:lvlText w:val=""/>
+      <w:lvlJc w:val="left"/>
+      <w:pPr>
+        <w:tabs>
+          <w:tab w:val="num" w:pos="3600"/>
+        </w:tabs>
+        <w:ind w:left="3600" w:hanging="360"/>
+      </w:pPr>
+      <w:rPr>
+        <w:rFonts w:ascii="Wingdings" w:hAnsi="Wingdings" w:hint="default"/>
+        <w:sz w:val="20"/>
+      </w:rPr>
+    </w:lvl>
+    <w:lvl w:ilvl="5" w:tentative="1">
+      <w:start w:val="1"/>
+      <w:numFmt w:val="bullet"/>
+      <w:lvlText w:val=""/>
+      <w:lvlJc w:val="left"/>
+      <w:pPr>
+        <w:tabs>
+          <w:tab w:val="num" w:pos="4320"/>
+        </w:tabs>
+        <w:ind w:left="4320" w:hanging="360"/>
+      </w:pPr>
+      <w:rPr>
+        <w:rFonts w:ascii="Wingdings" w:hAnsi="Wingdings" w:hint="default"/>
+        <w:sz w:val="20"/>
+      </w:rPr>
+    </w:lvl>
+    <w:lvl w:ilvl="6" w:tentative="1">
+      <w:start w:val="1"/>
+      <w:numFmt w:val="bullet"/>
+      <w:lvlText w:val=""/>
+      <w:lvlJc w:val="left"/>
+      <w:pPr>
+        <w:tabs>
+          <w:tab w:val="num" w:pos="5040"/>
+        </w:tabs>
+        <w:ind w:left="5040" w:hanging="360"/>
+      </w:pPr>
+      <w:rPr>
+        <w:rFonts w:ascii="Wingdings" w:hAnsi="Wingdings" w:hint="default"/>
+        <w:sz w:val="20"/>
+      </w:rPr>
+    </w:lvl>
+    <w:lvl w:ilvl="7" w:tentative="1">
+      <w:start w:val="1"/>
+      <w:numFmt w:val="bullet"/>
+      <w:lvlText w:val=""/>
+      <w:lvlJc w:val="left"/>
+      <w:pPr>
+        <w:tabs>
+          <w:tab w:val="num" w:pos="5760"/>
+        </w:tabs>
+        <w:ind w:left="5760" w:hanging="360"/>
+      </w:pPr>
+      <w:rPr>
+        <w:rFonts w:ascii="Wingdings" w:hAnsi="Wingdings" w:hint="default"/>
+        <w:sz w:val="20"/>
+      </w:rPr>
+    </w:lvl>
+    <w:lvl w:ilvl="8" w:tentative="1">
+      <w:start w:val="1"/>
+      <w:numFmt w:val="bullet"/>
+      <w:lvlText w:val=""/>
+      <w:lvlJc w:val="left"/>
+      <w:pPr>
+        <w:tabs>
+          <w:tab w:val="num" w:pos="6480"/>
+        </w:tabs>
+        <w:ind w:left="6480" w:hanging="360"/>
+      </w:pPr>
+      <w:rPr>
+        <w:rFonts w:ascii="Wingdings" w:hAnsi="Wingdings" w:hint="default"/>
+        <w:sz w:val="20"/>
+      </w:rPr>
+    </w:lvl>
+  </w:abstractNum>
+  <w:abstractNum w:abstractNumId="49" w15:restartNumberingAfterBreak="0">
     <w:nsid w:val="66187A59"/>
     <w:multiLevelType w:val="multilevel"/>
     <w:tmpl w:val="0A86064E"/>
@@ -10739,7 +14357,7 @@
       </w:rPr>
     </w:lvl>
   </w:abstractNum>
-  <w:abstractNum w:abstractNumId="25" w15:restartNumberingAfterBreak="0">
+  <w:abstractNum w:abstractNumId="50" w15:restartNumberingAfterBreak="0">
     <w:nsid w:val="670454B4"/>
     <w:multiLevelType w:val="multilevel"/>
     <w:tmpl w:val="7C80B9FA"/>
@@ -10888,7 +14506,7 @@
       </w:rPr>
     </w:lvl>
   </w:abstractNum>
-  <w:abstractNum w:abstractNumId="26" w15:restartNumberingAfterBreak="0">
+  <w:abstractNum w:abstractNumId="51" w15:restartNumberingAfterBreak="0">
     <w:nsid w:val="67B6787E"/>
     <w:multiLevelType w:val="multilevel"/>
     <w:tmpl w:val="8460FC70"/>
@@ -11037,7 +14655,7 @@
       </w:rPr>
     </w:lvl>
   </w:abstractNum>
-  <w:abstractNum w:abstractNumId="27" w15:restartNumberingAfterBreak="0">
+  <w:abstractNum w:abstractNumId="52" w15:restartNumberingAfterBreak="0">
     <w:nsid w:val="69007B64"/>
     <w:multiLevelType w:val="multilevel"/>
     <w:tmpl w:val="FF249040"/>
@@ -11150,7 +14768,7 @@
       </w:pPr>
     </w:lvl>
   </w:abstractNum>
-  <w:abstractNum w:abstractNumId="28" w15:restartNumberingAfterBreak="0">
+  <w:abstractNum w:abstractNumId="53" w15:restartNumberingAfterBreak="0">
     <w:nsid w:val="699719C6"/>
     <w:multiLevelType w:val="multilevel"/>
     <w:tmpl w:val="14183936"/>
@@ -11299,7 +14917,7 @@
       </w:rPr>
     </w:lvl>
   </w:abstractNum>
-  <w:abstractNum w:abstractNumId="29" w15:restartNumberingAfterBreak="0">
+  <w:abstractNum w:abstractNumId="54" w15:restartNumberingAfterBreak="0">
     <w:nsid w:val="6AA61F7E"/>
     <w:multiLevelType w:val="multilevel"/>
     <w:tmpl w:val="AFD06276"/>
@@ -11448,7 +15066,7 @@
       </w:rPr>
     </w:lvl>
   </w:abstractNum>
-  <w:abstractNum w:abstractNumId="30" w15:restartNumberingAfterBreak="0">
+  <w:abstractNum w:abstractNumId="55" w15:restartNumberingAfterBreak="0">
     <w:nsid w:val="6AF04104"/>
     <w:multiLevelType w:val="multilevel"/>
     <w:tmpl w:val="129688C0"/>
@@ -11597,7 +15215,156 @@
       </w:rPr>
     </w:lvl>
   </w:abstractNum>
-  <w:abstractNum w:abstractNumId="31" w15:restartNumberingAfterBreak="0">
+  <w:abstractNum w:abstractNumId="56" w15:restartNumberingAfterBreak="0">
+    <w:nsid w:val="6D6B6D98"/>
+    <w:multiLevelType w:val="multilevel"/>
+    <w:tmpl w:val="516645BA"/>
+    <w:lvl w:ilvl="0">
+      <w:start w:val="1"/>
+      <w:numFmt w:val="bullet"/>
+      <w:lvlText w:val=""/>
+      <w:lvlJc w:val="left"/>
+      <w:pPr>
+        <w:tabs>
+          <w:tab w:val="num" w:pos="720"/>
+        </w:tabs>
+        <w:ind w:left="720" w:hanging="360"/>
+      </w:pPr>
+      <w:rPr>
+        <w:rFonts w:ascii="Symbol" w:hAnsi="Symbol" w:hint="default"/>
+        <w:sz w:val="20"/>
+      </w:rPr>
+    </w:lvl>
+    <w:lvl w:ilvl="1" w:tentative="1">
+      <w:start w:val="1"/>
+      <w:numFmt w:val="bullet"/>
+      <w:lvlText w:val="o"/>
+      <w:lvlJc w:val="left"/>
+      <w:pPr>
+        <w:tabs>
+          <w:tab w:val="num" w:pos="1440"/>
+        </w:tabs>
+        <w:ind w:left="1440" w:hanging="360"/>
+      </w:pPr>
+      <w:rPr>
+        <w:rFonts w:ascii="Courier New" w:hAnsi="Courier New" w:hint="default"/>
+        <w:sz w:val="20"/>
+      </w:rPr>
+    </w:lvl>
+    <w:lvl w:ilvl="2" w:tentative="1">
+      <w:start w:val="1"/>
+      <w:numFmt w:val="bullet"/>
+      <w:lvlText w:val=""/>
+      <w:lvlJc w:val="left"/>
+      <w:pPr>
+        <w:tabs>
+          <w:tab w:val="num" w:pos="2160"/>
+        </w:tabs>
+        <w:ind w:left="2160" w:hanging="360"/>
+      </w:pPr>
+      <w:rPr>
+        <w:rFonts w:ascii="Wingdings" w:hAnsi="Wingdings" w:hint="default"/>
+        <w:sz w:val="20"/>
+      </w:rPr>
+    </w:lvl>
+    <w:lvl w:ilvl="3" w:tentative="1">
+      <w:start w:val="1"/>
+      <w:numFmt w:val="bullet"/>
+      <w:lvlText w:val=""/>
+      <w:lvlJc w:val="left"/>
+      <w:pPr>
+        <w:tabs>
+          <w:tab w:val="num" w:pos="2880"/>
+        </w:tabs>
+        <w:ind w:left="2880" w:hanging="360"/>
+      </w:pPr>
+      <w:rPr>
+        <w:rFonts w:ascii="Wingdings" w:hAnsi="Wingdings" w:hint="default"/>
+        <w:sz w:val="20"/>
+      </w:rPr>
+    </w:lvl>
+    <w:lvl w:ilvl="4" w:tentative="1">
+      <w:start w:val="1"/>
+      <w:numFmt w:val="bullet"/>
+      <w:lvlText w:val=""/>
+      <w:lvlJc w:val="left"/>
+      <w:pPr>
+        <w:tabs>
+          <w:tab w:val="num" w:pos="3600"/>
+        </w:tabs>
+        <w:ind w:left="3600" w:hanging="360"/>
+      </w:pPr>
+      <w:rPr>
+        <w:rFonts w:ascii="Wingdings" w:hAnsi="Wingdings" w:hint="default"/>
+        <w:sz w:val="20"/>
+      </w:rPr>
+    </w:lvl>
+    <w:lvl w:ilvl="5" w:tentative="1">
+      <w:start w:val="1"/>
+      <w:numFmt w:val="bullet"/>
+      <w:lvlText w:val=""/>
+      <w:lvlJc w:val="left"/>
+      <w:pPr>
+        <w:tabs>
+          <w:tab w:val="num" w:pos="4320"/>
+        </w:tabs>
+        <w:ind w:left="4320" w:hanging="360"/>
+      </w:pPr>
+      <w:rPr>
+        <w:rFonts w:ascii="Wingdings" w:hAnsi="Wingdings" w:hint="default"/>
+        <w:sz w:val="20"/>
+      </w:rPr>
+    </w:lvl>
+    <w:lvl w:ilvl="6" w:tentative="1">
+      <w:start w:val="1"/>
+      <w:numFmt w:val="bullet"/>
+      <w:lvlText w:val=""/>
+      <w:lvlJc w:val="left"/>
+      <w:pPr>
+        <w:tabs>
+          <w:tab w:val="num" w:pos="5040"/>
+        </w:tabs>
+        <w:ind w:left="5040" w:hanging="360"/>
+      </w:pPr>
+      <w:rPr>
+        <w:rFonts w:ascii="Wingdings" w:hAnsi="Wingdings" w:hint="default"/>
+        <w:sz w:val="20"/>
+      </w:rPr>
+    </w:lvl>
+    <w:lvl w:ilvl="7" w:tentative="1">
+      <w:start w:val="1"/>
+      <w:numFmt w:val="bullet"/>
+      <w:lvlText w:val=""/>
+      <w:lvlJc w:val="left"/>
+      <w:pPr>
+        <w:tabs>
+          <w:tab w:val="num" w:pos="5760"/>
+        </w:tabs>
+        <w:ind w:left="5760" w:hanging="360"/>
+      </w:pPr>
+      <w:rPr>
+        <w:rFonts w:ascii="Wingdings" w:hAnsi="Wingdings" w:hint="default"/>
+        <w:sz w:val="20"/>
+      </w:rPr>
+    </w:lvl>
+    <w:lvl w:ilvl="8" w:tentative="1">
+      <w:start w:val="1"/>
+      <w:numFmt w:val="bullet"/>
+      <w:lvlText w:val=""/>
+      <w:lvlJc w:val="left"/>
+      <w:pPr>
+        <w:tabs>
+          <w:tab w:val="num" w:pos="6480"/>
+        </w:tabs>
+        <w:ind w:left="6480" w:hanging="360"/>
+      </w:pPr>
+      <w:rPr>
+        <w:rFonts w:ascii="Wingdings" w:hAnsi="Wingdings" w:hint="default"/>
+        <w:sz w:val="20"/>
+      </w:rPr>
+    </w:lvl>
+  </w:abstractNum>
+  <w:abstractNum w:abstractNumId="57" w15:restartNumberingAfterBreak="0">
     <w:nsid w:val="6F597DEF"/>
     <w:multiLevelType w:val="multilevel"/>
     <w:tmpl w:val="1766FB50"/>
@@ -11710,7 +15477,7 @@
       </w:pPr>
     </w:lvl>
   </w:abstractNum>
-  <w:abstractNum w:abstractNumId="32" w15:restartNumberingAfterBreak="0">
+  <w:abstractNum w:abstractNumId="58" w15:restartNumberingAfterBreak="0">
     <w:nsid w:val="706B0F8E"/>
     <w:multiLevelType w:val="multilevel"/>
     <w:tmpl w:val="C47A1C02"/>
@@ -11859,7 +15626,7 @@
       </w:rPr>
     </w:lvl>
   </w:abstractNum>
-  <w:abstractNum w:abstractNumId="33" w15:restartNumberingAfterBreak="0">
+  <w:abstractNum w:abstractNumId="59" w15:restartNumberingAfterBreak="0">
     <w:nsid w:val="73C21B0C"/>
     <w:multiLevelType w:val="multilevel"/>
     <w:tmpl w:val="B14662FC"/>
@@ -12008,7 +15775,7 @@
       </w:rPr>
     </w:lvl>
   </w:abstractNum>
-  <w:abstractNum w:abstractNumId="34" w15:restartNumberingAfterBreak="0">
+  <w:abstractNum w:abstractNumId="60" w15:restartNumberingAfterBreak="0">
     <w:nsid w:val="76DE7707"/>
     <w:multiLevelType w:val="multilevel"/>
     <w:tmpl w:val="2E827D50"/>
@@ -12157,7 +15924,7 @@
       </w:rPr>
     </w:lvl>
   </w:abstractNum>
-  <w:abstractNum w:abstractNumId="35" w15:restartNumberingAfterBreak="0">
+  <w:abstractNum w:abstractNumId="61" w15:restartNumberingAfterBreak="0">
     <w:nsid w:val="78F93530"/>
     <w:multiLevelType w:val="multilevel"/>
     <w:tmpl w:val="5F9675AA"/>
@@ -12306,7 +16073,7 @@
       </w:rPr>
     </w:lvl>
   </w:abstractNum>
-  <w:abstractNum w:abstractNumId="36" w15:restartNumberingAfterBreak="0">
+  <w:abstractNum w:abstractNumId="62" w15:restartNumberingAfterBreak="0">
     <w:nsid w:val="7AA84E09"/>
     <w:multiLevelType w:val="multilevel"/>
     <w:tmpl w:val="F1EA5C72"/>
@@ -12419,7 +16186,7 @@
       </w:pPr>
     </w:lvl>
   </w:abstractNum>
-  <w:abstractNum w:abstractNumId="37" w15:restartNumberingAfterBreak="0">
+  <w:abstractNum w:abstractNumId="63" w15:restartNumberingAfterBreak="0">
     <w:nsid w:val="7CA21352"/>
     <w:multiLevelType w:val="multilevel"/>
     <w:tmpl w:val="D90AFAA6"/>
@@ -12568,7 +16335,7 @@
       </w:rPr>
     </w:lvl>
   </w:abstractNum>
-  <w:abstractNum w:abstractNumId="38" w15:restartNumberingAfterBreak="0">
+  <w:abstractNum w:abstractNumId="64" w15:restartNumberingAfterBreak="0">
     <w:nsid w:val="7D381E78"/>
     <w:multiLevelType w:val="multilevel"/>
     <w:tmpl w:val="0C323C50"/>
@@ -12717,7 +16484,7 @@
       </w:rPr>
     </w:lvl>
   </w:abstractNum>
-  <w:abstractNum w:abstractNumId="39" w15:restartNumberingAfterBreak="0">
+  <w:abstractNum w:abstractNumId="65" w15:restartNumberingAfterBreak="0">
     <w:nsid w:val="7D422C65"/>
     <w:multiLevelType w:val="multilevel"/>
     <w:tmpl w:val="C5D61D2A"/>
@@ -12867,124 +16634,202 @@
     </w:lvl>
   </w:abstractNum>
   <w:num w:numId="1" w16cid:durableId="773785809">
-    <w:abstractNumId w:val="38"/>
+    <w:abstractNumId w:val="64"/>
   </w:num>
   <w:num w:numId="2" w16cid:durableId="1030958338">
-    <w:abstractNumId w:val="27"/>
+    <w:abstractNumId w:val="52"/>
   </w:num>
   <w:num w:numId="3" w16cid:durableId="1829905230">
-    <w:abstractNumId w:val="20"/>
+    <w:abstractNumId w:val="41"/>
   </w:num>
   <w:num w:numId="4" w16cid:durableId="1008561381">
+    <w:abstractNumId w:val="16"/>
+  </w:num>
+  <w:num w:numId="5" w16cid:durableId="1281373291">
+    <w:abstractNumId w:val="55"/>
+  </w:num>
+  <w:num w:numId="6" w16cid:durableId="633026227">
+    <w:abstractNumId w:val="15"/>
+  </w:num>
+  <w:num w:numId="7" w16cid:durableId="2021855042">
+    <w:abstractNumId w:val="12"/>
+  </w:num>
+  <w:num w:numId="8" w16cid:durableId="1036656213">
+    <w:abstractNumId w:val="63"/>
+  </w:num>
+  <w:num w:numId="9" w16cid:durableId="1901986067">
+    <w:abstractNumId w:val="58"/>
+  </w:num>
+  <w:num w:numId="10" w16cid:durableId="255094923">
+    <w:abstractNumId w:val="45"/>
+  </w:num>
+  <w:num w:numId="11" w16cid:durableId="656154126">
+    <w:abstractNumId w:val="49"/>
+  </w:num>
+  <w:num w:numId="12" w16cid:durableId="1409185625">
+    <w:abstractNumId w:val="18"/>
+  </w:num>
+  <w:num w:numId="13" w16cid:durableId="1658725633">
+    <w:abstractNumId w:val="40"/>
+  </w:num>
+  <w:num w:numId="14" w16cid:durableId="610281699">
+    <w:abstractNumId w:val="39"/>
+  </w:num>
+  <w:num w:numId="15" w16cid:durableId="863325729">
+    <w:abstractNumId w:val="17"/>
+  </w:num>
+  <w:num w:numId="16" w16cid:durableId="511846935">
     <w:abstractNumId w:val="10"/>
   </w:num>
-  <w:num w:numId="5" w16cid:durableId="1281373291">
-    <w:abstractNumId w:val="30"/>
+  <w:num w:numId="17" w16cid:durableId="1867328057">
+    <w:abstractNumId w:val="59"/>
   </w:num>
-  <w:num w:numId="6" w16cid:durableId="633026227">
-    <w:abstractNumId w:val="9"/>
-  </w:num>
-  <w:num w:numId="7" w16cid:durableId="2021855042">
+  <w:num w:numId="18" w16cid:durableId="1202014612">
     <w:abstractNumId w:val="7"/>
   </w:num>
-  <w:num w:numId="8" w16cid:durableId="1036656213">
-    <w:abstractNumId w:val="37"/>
+  <w:num w:numId="19" w16cid:durableId="1788968884">
+    <w:abstractNumId w:val="62"/>
   </w:num>
-  <w:num w:numId="9" w16cid:durableId="1901986067">
-    <w:abstractNumId w:val="32"/>
+  <w:num w:numId="20" w16cid:durableId="318120108">
+    <w:abstractNumId w:val="65"/>
   </w:num>
-  <w:num w:numId="10" w16cid:durableId="255094923">
+  <w:num w:numId="21" w16cid:durableId="1398282750">
+    <w:abstractNumId w:val="11"/>
+  </w:num>
+  <w:num w:numId="22" w16cid:durableId="747457482">
+    <w:abstractNumId w:val="50"/>
+  </w:num>
+  <w:num w:numId="23" w16cid:durableId="640616188">
+    <w:abstractNumId w:val="33"/>
+  </w:num>
+  <w:num w:numId="24" w16cid:durableId="1386951280">
+    <w:abstractNumId w:val="14"/>
+  </w:num>
+  <w:num w:numId="25" w16cid:durableId="1288123182">
+    <w:abstractNumId w:val="4"/>
+  </w:num>
+  <w:num w:numId="26" w16cid:durableId="864289386">
     <w:abstractNumId w:val="23"/>
   </w:num>
-  <w:num w:numId="11" w16cid:durableId="656154126">
-    <w:abstractNumId w:val="24"/>
+  <w:num w:numId="27" w16cid:durableId="1447890840">
+    <w:abstractNumId w:val="31"/>
   </w:num>
-  <w:num w:numId="12" w16cid:durableId="1409185625">
-    <w:abstractNumId w:val="12"/>
+  <w:num w:numId="28" w16cid:durableId="2098744963">
+    <w:abstractNumId w:val="60"/>
   </w:num>
-  <w:num w:numId="13" w16cid:durableId="1658725633">
-    <w:abstractNumId w:val="19"/>
+  <w:num w:numId="29" w16cid:durableId="1011957617">
+    <w:abstractNumId w:val="61"/>
   </w:num>
-  <w:num w:numId="14" w16cid:durableId="610281699">
-    <w:abstractNumId w:val="18"/>
+  <w:num w:numId="30" w16cid:durableId="1968243058">
+    <w:abstractNumId w:val="2"/>
   </w:num>
-  <w:num w:numId="15" w16cid:durableId="863325729">
-    <w:abstractNumId w:val="11"/>
-  </w:num>
-  <w:num w:numId="16" w16cid:durableId="511846935">
+  <w:num w:numId="31" w16cid:durableId="483475249">
     <w:abstractNumId w:val="5"/>
   </w:num>
-  <w:num w:numId="17" w16cid:durableId="1867328057">
-    <w:abstractNumId w:val="33"/>
-  </w:num>
-  <w:num w:numId="18" w16cid:durableId="1202014612">
-    <w:abstractNumId w:val="4"/>
-  </w:num>
-  <w:num w:numId="19" w16cid:durableId="1788968884">
-    <w:abstractNumId w:val="36"/>
-  </w:num>
-  <w:num w:numId="20" w16cid:durableId="318120108">
-    <w:abstractNumId w:val="39"/>
-  </w:num>
-  <w:num w:numId="21" w16cid:durableId="1398282750">
-    <w:abstractNumId w:val="6"/>
-  </w:num>
-  <w:num w:numId="22" w16cid:durableId="747457482">
-    <w:abstractNumId w:val="25"/>
-  </w:num>
-  <w:num w:numId="23" w16cid:durableId="640616188">
-    <w:abstractNumId w:val="17"/>
-  </w:num>
-  <w:num w:numId="24" w16cid:durableId="1386951280">
-    <w:abstractNumId w:val="8"/>
-  </w:num>
-  <w:num w:numId="25" w16cid:durableId="1288123182">
-    <w:abstractNumId w:val="2"/>
-  </w:num>
-  <w:num w:numId="26" w16cid:durableId="864289386">
-    <w:abstractNumId w:val="13"/>
-  </w:num>
-  <w:num w:numId="27" w16cid:durableId="1447890840">
-    <w:abstractNumId w:val="16"/>
-  </w:num>
-  <w:num w:numId="28" w16cid:durableId="2098744963">
-    <w:abstractNumId w:val="34"/>
-  </w:num>
-  <w:num w:numId="29" w16cid:durableId="1011957617">
-    <w:abstractNumId w:val="35"/>
-  </w:num>
-  <w:num w:numId="30" w16cid:durableId="1968243058">
-    <w:abstractNumId w:val="1"/>
-  </w:num>
-  <w:num w:numId="31" w16cid:durableId="483475249">
-    <w:abstractNumId w:val="3"/>
-  </w:num>
   <w:num w:numId="32" w16cid:durableId="1632514492">
-    <w:abstractNumId w:val="29"/>
+    <w:abstractNumId w:val="54"/>
   </w:num>
   <w:num w:numId="33" w16cid:durableId="1952662375">
-    <w:abstractNumId w:val="22"/>
+    <w:abstractNumId w:val="43"/>
   </w:num>
   <w:num w:numId="34" w16cid:durableId="480656932">
-    <w:abstractNumId w:val="28"/>
+    <w:abstractNumId w:val="53"/>
   </w:num>
   <w:num w:numId="35" w16cid:durableId="983856955">
-    <w:abstractNumId w:val="21"/>
+    <w:abstractNumId w:val="42"/>
   </w:num>
   <w:num w:numId="36" w16cid:durableId="2127430449">
-    <w:abstractNumId w:val="26"/>
+    <w:abstractNumId w:val="51"/>
   </w:num>
   <w:num w:numId="37" w16cid:durableId="1481799829">
-    <w:abstractNumId w:val="31"/>
+    <w:abstractNumId w:val="57"/>
   </w:num>
   <w:num w:numId="38" w16cid:durableId="1007903787">
-    <w:abstractNumId w:val="14"/>
+    <w:abstractNumId w:val="26"/>
   </w:num>
   <w:num w:numId="39" w16cid:durableId="1914075505">
     <w:abstractNumId w:val="0"/>
   </w:num>
   <w:num w:numId="40" w16cid:durableId="156044446">
-    <w:abstractNumId w:val="15"/>
+    <w:abstractNumId w:val="27"/>
+  </w:num>
+  <w:num w:numId="41" w16cid:durableId="2049797716">
+    <w:abstractNumId w:val="35"/>
+  </w:num>
+  <w:num w:numId="42" w16cid:durableId="445931290">
+    <w:abstractNumId w:val="48"/>
+  </w:num>
+  <w:num w:numId="43" w16cid:durableId="1792825785">
+    <w:abstractNumId w:val="34"/>
+  </w:num>
+  <w:num w:numId="44" w16cid:durableId="535316700">
+    <w:abstractNumId w:val="37"/>
+  </w:num>
+  <w:num w:numId="45" w16cid:durableId="271255344">
+    <w:abstractNumId w:val="46"/>
+  </w:num>
+  <w:num w:numId="46" w16cid:durableId="1715543086">
+    <w:abstractNumId w:val="9"/>
+  </w:num>
+  <w:num w:numId="47" w16cid:durableId="2142570804">
+    <w:abstractNumId w:val="36"/>
+  </w:num>
+  <w:num w:numId="48" w16cid:durableId="2115050438">
+    <w:abstractNumId w:val="30"/>
+  </w:num>
+  <w:num w:numId="49" w16cid:durableId="1866942498">
+    <w:abstractNumId w:val="24"/>
+  </w:num>
+  <w:num w:numId="50" w16cid:durableId="1664240309">
+    <w:abstractNumId w:val="20"/>
+  </w:num>
+  <w:num w:numId="51" w16cid:durableId="1800341197">
+    <w:abstractNumId w:val="25"/>
+  </w:num>
+  <w:num w:numId="52" w16cid:durableId="1166441401">
+    <w:abstractNumId w:val="3"/>
+  </w:num>
+  <w:num w:numId="53" w16cid:durableId="1181238498">
+    <w:abstractNumId w:val="21"/>
+  </w:num>
+  <w:num w:numId="54" w16cid:durableId="1073426760">
+    <w:abstractNumId w:val="19"/>
+  </w:num>
+  <w:num w:numId="55" w16cid:durableId="826868110">
+    <w:abstractNumId w:val="38"/>
+  </w:num>
+  <w:num w:numId="56" w16cid:durableId="1245534953">
+    <w:abstractNumId w:val="47"/>
+  </w:num>
+  <w:num w:numId="57" w16cid:durableId="499857976">
+    <w:abstractNumId w:val="56"/>
+  </w:num>
+  <w:num w:numId="58" w16cid:durableId="604458701">
+    <w:abstractNumId w:val="13"/>
+  </w:num>
+  <w:num w:numId="59" w16cid:durableId="538251406">
+    <w:abstractNumId w:val="44"/>
+  </w:num>
+  <w:num w:numId="60" w16cid:durableId="528181470">
+    <w:abstractNumId w:val="28"/>
+  </w:num>
+  <w:num w:numId="61" w16cid:durableId="993026906">
+    <w:abstractNumId w:val="6"/>
+  </w:num>
+  <w:num w:numId="62" w16cid:durableId="1114907443">
+    <w:abstractNumId w:val="22"/>
+  </w:num>
+  <w:num w:numId="63" w16cid:durableId="555822203">
+    <w:abstractNumId w:val="1"/>
+  </w:num>
+  <w:num w:numId="64" w16cid:durableId="677927503">
+    <w:abstractNumId w:val="8"/>
+  </w:num>
+  <w:num w:numId="65" w16cid:durableId="1817989076">
+    <w:abstractNumId w:val="32"/>
+  </w:num>
+  <w:num w:numId="66" w16cid:durableId="798766018">
+    <w:abstractNumId w:val="29"/>
   </w:num>
 </w:numbering>
 </file>
